--- a/10_Fakhira Zahrany_Data Warehouse_2025/JOBSHEET3/Report Document/🍱Jobsheet 3.docx
+++ b/10_Fakhira Zahrany_Data Warehouse_2025/JOBSHEET3/Report Document/🍱Jobsheet 3.docx
@@ -3680,6 +3680,7 @@
         <w:t xml:space="preserve"> x 5 </w:t>
       </w:r>
       <w:proofErr w:type="spellStart"/>
+      <w:proofErr w:type="gramStart"/>
       <w:r>
         <w:rPr>
           <w:sz w:val="24"/>
@@ -3693,7 +3694,15 @@
           <w:sz w:val="24"/>
           <w:szCs w:val="24"/>
         </w:rPr>
-        <w:t xml:space="preserve"> ). </w:t>
+        <w:t xml:space="preserve"> )</w:t>
+      </w:r>
+      <w:proofErr w:type="gramEnd"/>
+      <w:r>
+        <w:rPr>
+          <w:sz w:val="24"/>
+          <w:szCs w:val="24"/>
+        </w:rPr>
+        <w:t xml:space="preserve">. </w:t>
       </w:r>
     </w:p>
     <w:p>
@@ -8676,6 +8685,7 @@
       </w:pPr>
       <w:r>
         <w:rPr>
+          <w:noProof/>
           <w:sz w:val="24"/>
           <w:szCs w:val="24"/>
         </w:rPr>
@@ -8830,6 +8840,7 @@
       </w:pPr>
       <w:r>
         <w:rPr>
+          <w:noProof/>
           <w:sz w:val="24"/>
           <w:szCs w:val="24"/>
         </w:rPr>
@@ -9062,6 +9073,7 @@
       </w:pPr>
       <w:r>
         <w:rPr>
+          <w:noProof/>
           <w:sz w:val="24"/>
           <w:szCs w:val="24"/>
         </w:rPr>
@@ -9162,6 +9174,7 @@
       </w:pPr>
       <w:r>
         <w:rPr>
+          <w:noProof/>
           <w:sz w:val="24"/>
           <w:szCs w:val="24"/>
         </w:rPr>
@@ -9528,6 +9541,7 @@
       </w:pPr>
       <w:r>
         <w:rPr>
+          <w:noProof/>
           <w:sz w:val="24"/>
           <w:szCs w:val="24"/>
         </w:rPr>
@@ -9606,6 +9620,7 @@
       </w:pPr>
       <w:r>
         <w:rPr>
+          <w:noProof/>
           <w:sz w:val="24"/>
           <w:szCs w:val="24"/>
         </w:rPr>
@@ -9837,6 +9852,7 @@
       </w:pPr>
       <w:r>
         <w:rPr>
+          <w:noProof/>
           <w:sz w:val="24"/>
           <w:szCs w:val="24"/>
         </w:rPr>
@@ -10370,6 +10386,7 @@
             </w:pPr>
             <w:r>
               <w:rPr>
+                <w:noProof/>
                 <w:sz w:val="24"/>
                 <w:szCs w:val="24"/>
               </w:rPr>
@@ -10426,6 +10443,7 @@
             </w:pPr>
             <w:r>
               <w:rPr>
+                <w:noProof/>
                 <w:sz w:val="24"/>
                 <w:szCs w:val="24"/>
               </w:rPr>
@@ -10820,6 +10838,7 @@
             </w:pPr>
             <w:r>
               <w:rPr>
+                <w:noProof/>
                 <w:sz w:val="24"/>
                 <w:szCs w:val="24"/>
               </w:rPr>
@@ -10876,6 +10895,7 @@
             </w:pPr>
             <w:r>
               <w:rPr>
+                <w:noProof/>
                 <w:sz w:val="24"/>
                 <w:szCs w:val="24"/>
               </w:rPr>
@@ -11060,6 +11080,7 @@
             </w:pPr>
             <w:r>
               <w:rPr>
+                <w:noProof/>
                 <w:sz w:val="24"/>
                 <w:szCs w:val="24"/>
               </w:rPr>
@@ -11116,6 +11137,7 @@
             </w:pPr>
             <w:r>
               <w:rPr>
+                <w:noProof/>
                 <w:sz w:val="24"/>
                 <w:szCs w:val="24"/>
               </w:rPr>
@@ -11448,6 +11470,7 @@
             </w:pPr>
             <w:r>
               <w:rPr>
+                <w:noProof/>
                 <w:sz w:val="24"/>
                 <w:szCs w:val="24"/>
               </w:rPr>
@@ -11514,6 +11537,7 @@
             </w:pPr>
             <w:r>
               <w:rPr>
+                <w:noProof/>
                 <w:sz w:val="24"/>
                 <w:szCs w:val="24"/>
               </w:rPr>
@@ -11769,6 +11793,7 @@
             </w:pPr>
             <w:r>
               <w:rPr>
+                <w:noProof/>
                 <w:sz w:val="24"/>
                 <w:szCs w:val="24"/>
               </w:rPr>
@@ -11820,6 +11845,7 @@
             </w:pPr>
             <w:r>
               <w:rPr>
+                <w:noProof/>
                 <w:sz w:val="24"/>
                 <w:szCs w:val="24"/>
               </w:rPr>
@@ -11871,6 +11897,7 @@
             </w:pPr>
             <w:r>
               <w:rPr>
+                <w:noProof/>
                 <w:sz w:val="24"/>
                 <w:szCs w:val="24"/>
               </w:rPr>
@@ -11927,6 +11954,7 @@
             </w:pPr>
             <w:r>
               <w:rPr>
+                <w:noProof/>
                 <w:sz w:val="24"/>
                 <w:szCs w:val="24"/>
               </w:rPr>
@@ -12201,6 +12229,7 @@
             </w:pPr>
             <w:r>
               <w:rPr>
+                <w:noProof/>
                 <w:sz w:val="24"/>
                 <w:szCs w:val="24"/>
               </w:rPr>
@@ -12264,6 +12293,7 @@
             </w:pPr>
             <w:r>
               <w:rPr>
+                <w:noProof/>
                 <w:sz w:val="24"/>
                 <w:szCs w:val="24"/>
               </w:rPr>
@@ -12529,6 +12559,7 @@
             </w:pPr>
             <w:r>
               <w:rPr>
+                <w:noProof/>
                 <w:sz w:val="24"/>
                 <w:szCs w:val="24"/>
               </w:rPr>
@@ -12580,6 +12611,7 @@
             </w:pPr>
             <w:r>
               <w:rPr>
+                <w:noProof/>
                 <w:sz w:val="24"/>
                 <w:szCs w:val="24"/>
               </w:rPr>
@@ -12636,6 +12668,7 @@
             </w:pPr>
             <w:r>
               <w:rPr>
+                <w:noProof/>
                 <w:sz w:val="24"/>
                 <w:szCs w:val="24"/>
               </w:rPr>
@@ -13399,6 +13432,7 @@
           <w:rFonts w:ascii="Segoe UI Emoji" w:hAnsi="Segoe UI Emoji" w:cs="Segoe UI Emoji"/>
           <w:b/>
           <w:bCs/>
+          <w:noProof/>
           <w:sz w:val="32"/>
           <w:szCs w:val="32"/>
         </w:rPr>
@@ -13456,6 +13490,7 @@
           <w:rFonts w:ascii="Segoe UI Emoji" w:hAnsi="Segoe UI Emoji" w:cs="Segoe UI Emoji"/>
           <w:b/>
           <w:bCs/>
+          <w:noProof/>
           <w:sz w:val="32"/>
           <w:szCs w:val="32"/>
         </w:rPr>
@@ -13709,10 +13744,10 @@
           <w:szCs w:val="24"/>
         </w:rPr>
         <w:drawing>
-          <wp:inline distT="0" distB="0" distL="0" distR="0" wp14:anchorId="1209CD30" wp14:editId="5066589F">
-            <wp:extent cx="5233141" cy="3935002"/>
-            <wp:effectExtent l="0" t="0" r="5715" b="8890"/>
-            <wp:docPr id="1192570719" name="Picture 1"/>
+          <wp:inline distT="0" distB="0" distL="0" distR="0" wp14:anchorId="29815426" wp14:editId="3F330106">
+            <wp:extent cx="5064760" cy="2973989"/>
+            <wp:effectExtent l="19050" t="19050" r="21590" b="17145"/>
+            <wp:docPr id="1268130258" name="Picture 1"/>
             <wp:cNvGraphicFramePr>
               <a:graphicFrameLocks xmlns:a="http://schemas.openxmlformats.org/drawingml/2006/main" noChangeAspect="1"/>
             </wp:cNvGraphicFramePr>
@@ -13720,7 +13755,7 @@
               <a:graphicData uri="http://schemas.openxmlformats.org/drawingml/2006/picture">
                 <pic:pic xmlns:pic="http://schemas.openxmlformats.org/drawingml/2006/picture">
                   <pic:nvPicPr>
-                    <pic:cNvPr id="1192570719" name=""/>
+                    <pic:cNvPr id="1268130258" name=""/>
                     <pic:cNvPicPr/>
                   </pic:nvPicPr>
                   <pic:blipFill>
@@ -13732,11 +13767,16 @@
                   <pic:spPr>
                     <a:xfrm>
                       <a:off x="0" y="0"/>
-                      <a:ext cx="5241336" cy="3941164"/>
+                      <a:ext cx="5074805" cy="2979888"/>
                     </a:xfrm>
                     <a:prstGeom prst="rect">
                       <a:avLst/>
                     </a:prstGeom>
+                    <a:ln>
+                      <a:solidFill>
+                        <a:schemeClr val="tx1"/>
+                      </a:solidFill>
+                    </a:ln>
                   </pic:spPr>
                 </pic:pic>
               </a:graphicData>
@@ -14437,6 +14477,7 @@
       </w:pPr>
       <w:r>
         <w:rPr>
+          <w:noProof/>
           <w:sz w:val="24"/>
           <w:szCs w:val="24"/>
         </w:rPr>
@@ -14505,7 +14546,6 @@
           <w:sz w:val="24"/>
           <w:szCs w:val="24"/>
         </w:rPr>
-        <w:lastRenderedPageBreak/>
         <w:t>Konfigurasi</w:t>
       </w:r>
       <w:proofErr w:type="spellEnd"/>
@@ -14800,16 +14840,27 @@
           <w:szCs w:val="24"/>
         </w:rPr>
       </w:pPr>
-      <w:r>
-        <w:rPr>
-          <w:sz w:val="24"/>
-          <w:szCs w:val="24"/>
-        </w:rPr>
+    </w:p>
+    <w:p>
+      <w:pPr>
+        <w:pStyle w:val="ListParagraph"/>
+        <w:ind w:left="426"/>
+        <w:rPr>
+          <w:sz w:val="24"/>
+          <w:szCs w:val="24"/>
+        </w:rPr>
+      </w:pPr>
+      <w:r>
+        <w:rPr>
+          <w:sz w:val="24"/>
+          <w:szCs w:val="24"/>
+        </w:rPr>
+        <w:lastRenderedPageBreak/>
         <w:drawing>
-          <wp:inline distT="0" distB="0" distL="0" distR="0" wp14:anchorId="0FFB0F6C" wp14:editId="57A043CE">
-            <wp:extent cx="5423417" cy="3494637"/>
-            <wp:effectExtent l="0" t="0" r="6350" b="0"/>
-            <wp:docPr id="433190072" name="Picture 1"/>
+          <wp:inline distT="0" distB="0" distL="0" distR="0" wp14:anchorId="5D9ADCC8" wp14:editId="27503EB4">
+            <wp:extent cx="3750945" cy="1244600"/>
+            <wp:effectExtent l="0" t="0" r="1905" b="0"/>
+            <wp:docPr id="634981935" name="Picture 1"/>
             <wp:cNvGraphicFramePr>
               <a:graphicFrameLocks xmlns:a="http://schemas.openxmlformats.org/drawingml/2006/main" noChangeAspect="1"/>
             </wp:cNvGraphicFramePr>
@@ -14817,11 +14868,131 @@
               <a:graphicData uri="http://schemas.openxmlformats.org/drawingml/2006/picture">
                 <pic:pic xmlns:pic="http://schemas.openxmlformats.org/drawingml/2006/picture">
                   <pic:nvPicPr>
-                    <pic:cNvPr id="433190072" name=""/>
+                    <pic:cNvPr id="634981935" name=""/>
+                    <pic:cNvPicPr/>
+                  </pic:nvPicPr>
+                  <pic:blipFill rotWithShape="1">
+                    <a:blip r:embed="rId60"/>
+                    <a:srcRect b="63157"/>
+                    <a:stretch/>
+                  </pic:blipFill>
+                  <pic:spPr bwMode="auto">
+                    <a:xfrm>
+                      <a:off x="0" y="0"/>
+                      <a:ext cx="3767569" cy="1250116"/>
+                    </a:xfrm>
+                    <a:prstGeom prst="rect">
+                      <a:avLst/>
+                    </a:prstGeom>
+                    <a:ln>
+                      <a:noFill/>
+                    </a:ln>
+                    <a:extLst>
+                      <a:ext uri="{53640926-AAD7-44D8-BBD7-CCE9431645EC}">
+                        <a14:shadowObscured xmlns:a14="http://schemas.microsoft.com/office/drawing/2010/main"/>
+                      </a:ext>
+                    </a:extLst>
+                  </pic:spPr>
+                </pic:pic>
+              </a:graphicData>
+            </a:graphic>
+          </wp:inline>
+        </w:drawing>
+      </w:r>
+    </w:p>
+    <w:p>
+      <w:pPr>
+        <w:pStyle w:val="ListParagraph"/>
+        <w:numPr>
+          <w:ilvl w:val="0"/>
+          <w:numId w:val="14"/>
+        </w:numPr>
+        <w:ind w:left="426"/>
+        <w:rPr>
+          <w:sz w:val="24"/>
+          <w:szCs w:val="24"/>
+        </w:rPr>
+      </w:pPr>
+      <w:proofErr w:type="spellStart"/>
+      <w:r>
+        <w:rPr>
+          <w:sz w:val="24"/>
+          <w:szCs w:val="24"/>
+        </w:rPr>
+        <w:t>Hubungkan</w:t>
+      </w:r>
+      <w:proofErr w:type="spellEnd"/>
+      <w:r>
+        <w:rPr>
+          <w:sz w:val="24"/>
+          <w:szCs w:val="24"/>
+        </w:rPr>
+        <w:t xml:space="preserve"> output</w:t>
+      </w:r>
+      <w:r>
+        <w:rPr>
+          <w:b/>
+          <w:bCs/>
+          <w:sz w:val="24"/>
+          <w:szCs w:val="24"/>
+        </w:rPr>
+        <w:t xml:space="preserve"> table input</w:t>
+      </w:r>
+      <w:r>
+        <w:rPr>
+          <w:sz w:val="24"/>
+          <w:szCs w:val="24"/>
+        </w:rPr>
+        <w:t xml:space="preserve"> pada </w:t>
+      </w:r>
+      <w:r>
+        <w:rPr>
+          <w:b/>
+          <w:bCs/>
+          <w:sz w:val="24"/>
+          <w:szCs w:val="24"/>
+        </w:rPr>
+        <w:t>select values</w:t>
+      </w:r>
+      <w:r>
+        <w:rPr>
+          <w:sz w:val="24"/>
+          <w:szCs w:val="24"/>
+        </w:rPr>
+        <w:t>.</w:t>
+      </w:r>
+    </w:p>
+    <w:p>
+      <w:pPr>
+        <w:pStyle w:val="ListParagraph"/>
+        <w:ind w:left="426"/>
+        <w:rPr>
+          <w:sz w:val="24"/>
+          <w:szCs w:val="24"/>
+        </w:rPr>
+      </w:pPr>
+      <w:r>
+        <w:rPr>
+          <w:sz w:val="24"/>
+          <w:szCs w:val="24"/>
+        </w:rPr>
+        <w:drawing>
+          <wp:inline distT="0" distB="0" distL="0" distR="0" wp14:anchorId="030654B8" wp14:editId="7EE70CE3">
+            <wp:extent cx="1924319" cy="838317"/>
+            <wp:effectExtent l="19050" t="19050" r="19050" b="19050"/>
+            <wp:docPr id="611802397" name="Picture 1"/>
+            <wp:cNvGraphicFramePr>
+              <a:graphicFrameLocks xmlns:a="http://schemas.openxmlformats.org/drawingml/2006/main" noChangeAspect="1"/>
+            </wp:cNvGraphicFramePr>
+            <a:graphic xmlns:a="http://schemas.openxmlformats.org/drawingml/2006/main">
+              <a:graphicData uri="http://schemas.openxmlformats.org/drawingml/2006/picture">
+                <pic:pic xmlns:pic="http://schemas.openxmlformats.org/drawingml/2006/picture">
+                  <pic:nvPicPr>
+                    <pic:cNvPr id="611802397" name=""/>
                     <pic:cNvPicPr/>
                   </pic:nvPicPr>
                   <pic:blipFill>
-                    <a:blip r:embed="rId60"/>
+                    <a:blip r:embed="rId61"/>
                     <a:stretch>
                       <a:fillRect/>
                     </a:stretch>
@@ -14829,7 +15000,312 @@
                   <pic:spPr>
                     <a:xfrm>
                       <a:off x="0" y="0"/>
-                      <a:ext cx="5428575" cy="3497961"/>
+                      <a:ext cx="1924319" cy="838317"/>
+                    </a:xfrm>
+                    <a:prstGeom prst="rect">
+                      <a:avLst/>
+                    </a:prstGeom>
+                    <a:ln>
+                      <a:solidFill>
+                        <a:schemeClr val="tx1"/>
+                      </a:solidFill>
+                    </a:ln>
+                  </pic:spPr>
+                </pic:pic>
+              </a:graphicData>
+            </a:graphic>
+          </wp:inline>
+        </w:drawing>
+      </w:r>
+    </w:p>
+    <w:p>
+      <w:pPr>
+        <w:pStyle w:val="ListParagraph"/>
+        <w:numPr>
+          <w:ilvl w:val="0"/>
+          <w:numId w:val="14"/>
+        </w:numPr>
+        <w:ind w:left="426"/>
+        <w:rPr>
+          <w:sz w:val="24"/>
+          <w:szCs w:val="24"/>
+        </w:rPr>
+      </w:pPr>
+      <w:proofErr w:type="spellStart"/>
+      <w:r>
+        <w:rPr>
+          <w:sz w:val="24"/>
+          <w:szCs w:val="24"/>
+        </w:rPr>
+        <w:t>Konfigurasi</w:t>
+      </w:r>
+      <w:proofErr w:type="spellEnd"/>
+      <w:r>
+        <w:rPr>
+          <w:sz w:val="24"/>
+          <w:szCs w:val="24"/>
+        </w:rPr>
+        <w:t xml:space="preserve"> pada </w:t>
+      </w:r>
+      <w:r>
+        <w:rPr>
+          <w:b/>
+          <w:bCs/>
+          <w:sz w:val="24"/>
+          <w:szCs w:val="24"/>
+        </w:rPr>
+        <w:t>Select values</w:t>
+      </w:r>
+      <w:r>
+        <w:rPr>
+          <w:sz w:val="24"/>
+          <w:szCs w:val="24"/>
+        </w:rPr>
+        <w:t xml:space="preserve"> </w:t>
+      </w:r>
+      <w:proofErr w:type="spellStart"/>
+      <w:r>
+        <w:rPr>
+          <w:sz w:val="24"/>
+          <w:szCs w:val="24"/>
+        </w:rPr>
+        <w:t>yaitu</w:t>
+      </w:r>
+      <w:proofErr w:type="spellEnd"/>
+      <w:r>
+        <w:rPr>
+          <w:sz w:val="24"/>
+          <w:szCs w:val="24"/>
+        </w:rPr>
+        <w:t xml:space="preserve"> </w:t>
+      </w:r>
+      <w:proofErr w:type="spellStart"/>
+      <w:r>
+        <w:rPr>
+          <w:sz w:val="24"/>
+          <w:szCs w:val="24"/>
+        </w:rPr>
+        <w:t>mengambil</w:t>
+      </w:r>
+      <w:proofErr w:type="spellEnd"/>
+      <w:r>
+        <w:rPr>
+          <w:sz w:val="24"/>
+          <w:szCs w:val="24"/>
+        </w:rPr>
+        <w:t xml:space="preserve"> data </w:t>
+      </w:r>
+      <w:proofErr w:type="spellStart"/>
+      <w:r>
+        <w:rPr>
+          <w:sz w:val="24"/>
+          <w:szCs w:val="24"/>
+        </w:rPr>
+        <w:t>dari</w:t>
+      </w:r>
+      <w:proofErr w:type="spellEnd"/>
+      <w:r>
+        <w:rPr>
+          <w:sz w:val="24"/>
+          <w:szCs w:val="24"/>
+        </w:rPr>
+        <w:t xml:space="preserve"> field </w:t>
+      </w:r>
+      <w:proofErr w:type="spellStart"/>
+      <w:r>
+        <w:rPr>
+          <w:b/>
+          <w:bCs/>
+          <w:sz w:val="24"/>
+          <w:szCs w:val="24"/>
+        </w:rPr>
+        <w:t>employeenumber</w:t>
+      </w:r>
+      <w:proofErr w:type="spellEnd"/>
+      <w:r>
+        <w:rPr>
+          <w:b/>
+          <w:bCs/>
+          <w:sz w:val="24"/>
+          <w:szCs w:val="24"/>
+        </w:rPr>
+        <w:t xml:space="preserve">, </w:t>
+      </w:r>
+      <w:proofErr w:type="spellStart"/>
+      <w:r>
+        <w:rPr>
+          <w:b/>
+          <w:bCs/>
+          <w:sz w:val="24"/>
+          <w:szCs w:val="24"/>
+        </w:rPr>
+        <w:t>lastname</w:t>
+      </w:r>
+      <w:proofErr w:type="spellEnd"/>
+      <w:r>
+        <w:rPr>
+          <w:b/>
+          <w:bCs/>
+          <w:sz w:val="24"/>
+          <w:szCs w:val="24"/>
+        </w:rPr>
+        <w:t xml:space="preserve">, </w:t>
+      </w:r>
+      <w:proofErr w:type="spellStart"/>
+      <w:r>
+        <w:rPr>
+          <w:b/>
+          <w:bCs/>
+          <w:sz w:val="24"/>
+          <w:szCs w:val="24"/>
+        </w:rPr>
+        <w:t>firstname</w:t>
+      </w:r>
+      <w:proofErr w:type="spellEnd"/>
+      <w:r>
+        <w:rPr>
+          <w:b/>
+          <w:bCs/>
+          <w:sz w:val="24"/>
+          <w:szCs w:val="24"/>
+        </w:rPr>
+        <w:t xml:space="preserve">, </w:t>
+      </w:r>
+      <w:proofErr w:type="spellStart"/>
+      <w:proofErr w:type="gramStart"/>
+      <w:r>
+        <w:rPr>
+          <w:b/>
+          <w:bCs/>
+          <w:sz w:val="24"/>
+          <w:szCs w:val="24"/>
+        </w:rPr>
+        <w:t>jobtitle</w:t>
+      </w:r>
+      <w:proofErr w:type="spellEnd"/>
+      <w:r>
+        <w:rPr>
+          <w:b/>
+          <w:bCs/>
+          <w:sz w:val="24"/>
+          <w:szCs w:val="24"/>
+        </w:rPr>
+        <w:t xml:space="preserve"> ,</w:t>
+      </w:r>
+      <w:proofErr w:type="gramEnd"/>
+      <w:r>
+        <w:rPr>
+          <w:b/>
+          <w:bCs/>
+          <w:sz w:val="24"/>
+          <w:szCs w:val="24"/>
+        </w:rPr>
+        <w:t xml:space="preserve"> lastname_1 dan firstname_1 </w:t>
+      </w:r>
+      <w:proofErr w:type="spellStart"/>
+      <w:r>
+        <w:rPr>
+          <w:sz w:val="24"/>
+          <w:szCs w:val="24"/>
+        </w:rPr>
+        <w:t>sebagai</w:t>
+      </w:r>
+      <w:proofErr w:type="spellEnd"/>
+      <w:r>
+        <w:rPr>
+          <w:sz w:val="24"/>
+          <w:szCs w:val="24"/>
+        </w:rPr>
+        <w:t xml:space="preserve"> </w:t>
+      </w:r>
+      <w:r>
+        <w:rPr>
+          <w:b/>
+          <w:bCs/>
+          <w:sz w:val="24"/>
+          <w:szCs w:val="24"/>
+        </w:rPr>
+        <w:t>data stream</w:t>
+      </w:r>
+      <w:r>
+        <w:rPr>
+          <w:sz w:val="24"/>
+          <w:szCs w:val="24"/>
+        </w:rPr>
+        <w:t xml:space="preserve"> yang </w:t>
+      </w:r>
+      <w:proofErr w:type="spellStart"/>
+      <w:r>
+        <w:rPr>
+          <w:sz w:val="24"/>
+          <w:szCs w:val="24"/>
+        </w:rPr>
+        <w:t>digunakan</w:t>
+      </w:r>
+      <w:proofErr w:type="spellEnd"/>
+      <w:r>
+        <w:rPr>
+          <w:sz w:val="24"/>
+          <w:szCs w:val="24"/>
+        </w:rPr>
+        <w:t xml:space="preserve"> pada proses ETL pada tab </w:t>
+      </w:r>
+      <w:r>
+        <w:rPr>
+          <w:b/>
+          <w:bCs/>
+          <w:sz w:val="24"/>
+          <w:szCs w:val="24"/>
+        </w:rPr>
+        <w:t>select &amp; alter</w:t>
+      </w:r>
+      <w:r>
+        <w:rPr>
+          <w:sz w:val="24"/>
+          <w:szCs w:val="24"/>
+        </w:rPr>
+        <w:t>.</w:t>
+      </w:r>
+    </w:p>
+    <w:p>
+      <w:pPr>
+        <w:pStyle w:val="ListParagraph"/>
+        <w:ind w:left="426"/>
+        <w:rPr>
+          <w:sz w:val="24"/>
+          <w:szCs w:val="24"/>
+        </w:rPr>
+      </w:pPr>
+      <w:r>
+        <w:rPr>
+          <w:sz w:val="24"/>
+          <w:szCs w:val="24"/>
+        </w:rPr>
+        <w:drawing>
+          <wp:inline distT="0" distB="0" distL="0" distR="0" wp14:anchorId="21130428" wp14:editId="27520A72">
+            <wp:extent cx="3432285" cy="3225800"/>
+            <wp:effectExtent l="0" t="0" r="0" b="0"/>
+            <wp:docPr id="834624718" name="Picture 1"/>
+            <wp:cNvGraphicFramePr>
+              <a:graphicFrameLocks xmlns:a="http://schemas.openxmlformats.org/drawingml/2006/main" noChangeAspect="1"/>
+            </wp:cNvGraphicFramePr>
+            <a:graphic xmlns:a="http://schemas.openxmlformats.org/drawingml/2006/main">
+              <a:graphicData uri="http://schemas.openxmlformats.org/drawingml/2006/picture">
+                <pic:pic xmlns:pic="http://schemas.openxmlformats.org/drawingml/2006/picture">
+                  <pic:nvPicPr>
+                    <pic:cNvPr id="834624718" name=""/>
+                    <pic:cNvPicPr/>
+                  </pic:nvPicPr>
+                  <pic:blipFill>
+                    <a:blip r:embed="rId62"/>
+                    <a:stretch>
+                      <a:fillRect/>
+                    </a:stretch>
+                  </pic:blipFill>
+                  <pic:spPr>
+                    <a:xfrm>
+                      <a:off x="0" y="0"/>
+                      <a:ext cx="3439669" cy="3232740"/>
                     </a:xfrm>
                     <a:prstGeom prst="rect">
                       <a:avLst/>
@@ -14845,6 +15321,152 @@
     <w:p>
       <w:pPr>
         <w:pStyle w:val="ListParagraph"/>
+        <w:numPr>
+          <w:ilvl w:val="0"/>
+          <w:numId w:val="14"/>
+        </w:numPr>
+        <w:ind w:left="426"/>
+        <w:rPr>
+          <w:sz w:val="24"/>
+          <w:szCs w:val="24"/>
+        </w:rPr>
+      </w:pPr>
+      <w:proofErr w:type="spellStart"/>
+      <w:r>
+        <w:rPr>
+          <w:sz w:val="24"/>
+          <w:szCs w:val="24"/>
+        </w:rPr>
+        <w:t>Hilangkan</w:t>
+      </w:r>
+      <w:proofErr w:type="spellEnd"/>
+      <w:r>
+        <w:rPr>
+          <w:sz w:val="24"/>
+          <w:szCs w:val="24"/>
+        </w:rPr>
+        <w:t xml:space="preserve"> field lain yang </w:t>
+      </w:r>
+      <w:proofErr w:type="spellStart"/>
+      <w:r>
+        <w:rPr>
+          <w:sz w:val="24"/>
+          <w:szCs w:val="24"/>
+        </w:rPr>
+        <w:t>tidak</w:t>
+      </w:r>
+      <w:proofErr w:type="spellEnd"/>
+      <w:r>
+        <w:rPr>
+          <w:sz w:val="24"/>
+          <w:szCs w:val="24"/>
+        </w:rPr>
+        <w:t xml:space="preserve"> </w:t>
+      </w:r>
+      <w:proofErr w:type="spellStart"/>
+      <w:r>
+        <w:rPr>
+          <w:sz w:val="24"/>
+          <w:szCs w:val="24"/>
+        </w:rPr>
+        <w:t>digunakan</w:t>
+      </w:r>
+      <w:proofErr w:type="spellEnd"/>
+      <w:r>
+        <w:rPr>
+          <w:sz w:val="24"/>
+          <w:szCs w:val="24"/>
+        </w:rPr>
+        <w:t xml:space="preserve"> pada tab</w:t>
+      </w:r>
+      <w:r>
+        <w:rPr>
+          <w:b/>
+          <w:bCs/>
+          <w:sz w:val="24"/>
+          <w:szCs w:val="24"/>
+        </w:rPr>
+        <w:t xml:space="preserve"> remove</w:t>
+      </w:r>
+      <w:r>
+        <w:rPr>
+          <w:sz w:val="24"/>
+          <w:szCs w:val="24"/>
+        </w:rPr>
+        <w:t>.</w:t>
+      </w:r>
+    </w:p>
+    <w:p>
+      <w:pPr>
+        <w:pStyle w:val="ListParagraph"/>
+        <w:ind w:left="426"/>
+        <w:rPr>
+          <w:sz w:val="24"/>
+          <w:szCs w:val="24"/>
+        </w:rPr>
+      </w:pPr>
+      <w:r>
+        <w:rPr>
+          <w:sz w:val="24"/>
+          <w:szCs w:val="24"/>
+        </w:rPr>
+        <w:drawing>
+          <wp:inline distT="0" distB="0" distL="0" distR="0" wp14:anchorId="2BB51CC6" wp14:editId="7C01DE8A">
+            <wp:extent cx="3548784" cy="2023533"/>
+            <wp:effectExtent l="0" t="0" r="0" b="0"/>
+            <wp:docPr id="222914423" name="Picture 1"/>
+            <wp:cNvGraphicFramePr>
+              <a:graphicFrameLocks xmlns:a="http://schemas.openxmlformats.org/drawingml/2006/main" noChangeAspect="1"/>
+            </wp:cNvGraphicFramePr>
+            <a:graphic xmlns:a="http://schemas.openxmlformats.org/drawingml/2006/main">
+              <a:graphicData uri="http://schemas.openxmlformats.org/drawingml/2006/picture">
+                <pic:pic xmlns:pic="http://schemas.openxmlformats.org/drawingml/2006/picture">
+                  <pic:nvPicPr>
+                    <pic:cNvPr id="222914423" name=""/>
+                    <pic:cNvPicPr/>
+                  </pic:nvPicPr>
+                  <pic:blipFill rotWithShape="1">
+                    <a:blip r:embed="rId63"/>
+                    <a:srcRect b="38408"/>
+                    <a:stretch/>
+                  </pic:blipFill>
+                  <pic:spPr bwMode="auto">
+                    <a:xfrm>
+                      <a:off x="0" y="0"/>
+                      <a:ext cx="3556800" cy="2028104"/>
+                    </a:xfrm>
+                    <a:prstGeom prst="rect">
+                      <a:avLst/>
+                    </a:prstGeom>
+                    <a:ln>
+                      <a:noFill/>
+                    </a:ln>
+                    <a:extLst>
+                      <a:ext uri="{53640926-AAD7-44D8-BBD7-CCE9431645EC}">
+                        <a14:shadowObscured xmlns:a14="http://schemas.microsoft.com/office/drawing/2010/main"/>
+                      </a:ext>
+                    </a:extLst>
+                  </pic:spPr>
+                </pic:pic>
+              </a:graphicData>
+            </a:graphic>
+          </wp:inline>
+        </w:drawing>
+      </w:r>
+    </w:p>
+    <w:p>
+      <w:pPr>
+        <w:pStyle w:val="ListParagraph"/>
+        <w:ind w:left="426"/>
+        <w:rPr>
+          <w:sz w:val="24"/>
+          <w:szCs w:val="24"/>
+        </w:rPr>
+      </w:pPr>
+    </w:p>
+    <w:p>
+      <w:pPr>
+        <w:pStyle w:val="ListParagraph"/>
         <w:ind w:left="426"/>
         <w:rPr>
           <w:sz w:val="24"/>
@@ -14871,6 +15493,7 @@
           <w:sz w:val="24"/>
           <w:szCs w:val="24"/>
         </w:rPr>
+        <w:lastRenderedPageBreak/>
         <w:t>Hubungkan</w:t>
       </w:r>
       <w:proofErr w:type="spellEnd"/>
@@ -14879,7 +15502,7 @@
           <w:sz w:val="24"/>
           <w:szCs w:val="24"/>
         </w:rPr>
-        <w:t xml:space="preserve"> output</w:t>
+        <w:t xml:space="preserve"> output </w:t>
       </w:r>
       <w:r>
         <w:rPr>
@@ -14888,7 +15511,7 @@
           <w:sz w:val="24"/>
           <w:szCs w:val="24"/>
         </w:rPr>
-        <w:t xml:space="preserve"> table input</w:t>
+        <w:t>select values</w:t>
       </w:r>
       <w:r>
         <w:rPr>
@@ -14904,14 +15527,58 @@
           <w:sz w:val="24"/>
           <w:szCs w:val="24"/>
         </w:rPr>
-        <w:t>select values</w:t>
-      </w:r>
-      <w:r>
-        <w:rPr>
-          <w:sz w:val="24"/>
-          <w:szCs w:val="24"/>
-        </w:rPr>
-        <w:t>.</w:t>
+        <w:t>database lookup</w:t>
+      </w:r>
+    </w:p>
+    <w:p>
+      <w:pPr>
+        <w:pStyle w:val="ListParagraph"/>
+        <w:ind w:left="426"/>
+        <w:rPr>
+          <w:sz w:val="24"/>
+          <w:szCs w:val="24"/>
+        </w:rPr>
+      </w:pPr>
+      <w:r>
+        <w:rPr>
+          <w:sz w:val="24"/>
+          <w:szCs w:val="24"/>
+        </w:rPr>
+        <w:drawing>
+          <wp:inline distT="0" distB="0" distL="0" distR="0" wp14:anchorId="5B5BAF04" wp14:editId="74B8EB2D">
+            <wp:extent cx="2152950" cy="714475"/>
+            <wp:effectExtent l="0" t="0" r="0" b="9525"/>
+            <wp:docPr id="2114879838" name="Picture 1"/>
+            <wp:cNvGraphicFramePr>
+              <a:graphicFrameLocks xmlns:a="http://schemas.openxmlformats.org/drawingml/2006/main" noChangeAspect="1"/>
+            </wp:cNvGraphicFramePr>
+            <a:graphic xmlns:a="http://schemas.openxmlformats.org/drawingml/2006/main">
+              <a:graphicData uri="http://schemas.openxmlformats.org/drawingml/2006/picture">
+                <pic:pic xmlns:pic="http://schemas.openxmlformats.org/drawingml/2006/picture">
+                  <pic:nvPicPr>
+                    <pic:cNvPr id="2114879838" name=""/>
+                    <pic:cNvPicPr/>
+                  </pic:nvPicPr>
+                  <pic:blipFill>
+                    <a:blip r:embed="rId64"/>
+                    <a:stretch>
+                      <a:fillRect/>
+                    </a:stretch>
+                  </pic:blipFill>
+                  <pic:spPr>
+                    <a:xfrm>
+                      <a:off x="0" y="0"/>
+                      <a:ext cx="2152950" cy="714475"/>
+                    </a:xfrm>
+                    <a:prstGeom prst="rect">
+                      <a:avLst/>
+                    </a:prstGeom>
+                  </pic:spPr>
+                </pic:pic>
+              </a:graphicData>
+            </a:graphic>
+          </wp:inline>
+        </w:drawing>
       </w:r>
     </w:p>
     <w:p>
@@ -14941,7 +15608,71 @@
           <w:sz w:val="24"/>
           <w:szCs w:val="24"/>
         </w:rPr>
-        <w:t xml:space="preserve"> pada </w:t>
+        <w:t xml:space="preserve"> pada database lookup </w:t>
+      </w:r>
+      <w:proofErr w:type="spellStart"/>
+      <w:r>
+        <w:rPr>
+          <w:sz w:val="24"/>
+          <w:szCs w:val="24"/>
+        </w:rPr>
+        <w:t>adalah</w:t>
+      </w:r>
+      <w:proofErr w:type="spellEnd"/>
+      <w:r>
+        <w:rPr>
+          <w:sz w:val="24"/>
+          <w:szCs w:val="24"/>
+        </w:rPr>
+        <w:t xml:space="preserve"> </w:t>
+      </w:r>
+      <w:proofErr w:type="spellStart"/>
+      <w:r>
+        <w:rPr>
+          <w:sz w:val="24"/>
+          <w:szCs w:val="24"/>
+        </w:rPr>
+        <w:t>dengan</w:t>
+      </w:r>
+      <w:proofErr w:type="spellEnd"/>
+      <w:r>
+        <w:rPr>
+          <w:sz w:val="24"/>
+          <w:szCs w:val="24"/>
+        </w:rPr>
+        <w:t xml:space="preserve"> </w:t>
+      </w:r>
+      <w:proofErr w:type="spellStart"/>
+      <w:r>
+        <w:rPr>
+          <w:sz w:val="24"/>
+          <w:szCs w:val="24"/>
+        </w:rPr>
+        <w:t>menghubungkan</w:t>
+      </w:r>
+      <w:proofErr w:type="spellEnd"/>
+      <w:r>
+        <w:rPr>
+          <w:sz w:val="24"/>
+          <w:szCs w:val="24"/>
+        </w:rPr>
+        <w:t xml:space="preserve"> </w:t>
+      </w:r>
+      <w:proofErr w:type="spellStart"/>
+      <w:r>
+        <w:rPr>
+          <w:sz w:val="24"/>
+          <w:szCs w:val="24"/>
+        </w:rPr>
+        <w:t>koneksi</w:t>
+      </w:r>
+      <w:proofErr w:type="spellEnd"/>
+      <w:r>
+        <w:rPr>
+          <w:sz w:val="24"/>
+          <w:szCs w:val="24"/>
+        </w:rPr>
+        <w:t xml:space="preserve"> pada</w:t>
       </w:r>
       <w:r>
         <w:rPr>
@@ -14950,62 +15681,7 @@
           <w:sz w:val="24"/>
           <w:szCs w:val="24"/>
         </w:rPr>
-        <w:t>Select values</w:t>
-      </w:r>
-      <w:r>
-        <w:rPr>
-          <w:sz w:val="24"/>
-          <w:szCs w:val="24"/>
-        </w:rPr>
-        <w:t xml:space="preserve"> </w:t>
-      </w:r>
-      <w:proofErr w:type="spellStart"/>
-      <w:r>
-        <w:rPr>
-          <w:sz w:val="24"/>
-          <w:szCs w:val="24"/>
-        </w:rPr>
-        <w:t>yaitu</w:t>
-      </w:r>
-      <w:proofErr w:type="spellEnd"/>
-      <w:r>
-        <w:rPr>
-          <w:sz w:val="24"/>
-          <w:szCs w:val="24"/>
-        </w:rPr>
-        <w:t xml:space="preserve"> </w:t>
-      </w:r>
-      <w:proofErr w:type="spellStart"/>
-      <w:r>
-        <w:rPr>
-          <w:sz w:val="24"/>
-          <w:szCs w:val="24"/>
-        </w:rPr>
-        <w:t>mengambil</w:t>
-      </w:r>
-      <w:proofErr w:type="spellEnd"/>
-      <w:r>
-        <w:rPr>
-          <w:sz w:val="24"/>
-          <w:szCs w:val="24"/>
-        </w:rPr>
-        <w:t xml:space="preserve"> data </w:t>
-      </w:r>
-      <w:proofErr w:type="spellStart"/>
-      <w:r>
-        <w:rPr>
-          <w:sz w:val="24"/>
-          <w:szCs w:val="24"/>
-        </w:rPr>
-        <w:t>dari</w:t>
-      </w:r>
-      <w:proofErr w:type="spellEnd"/>
-      <w:r>
-        <w:rPr>
-          <w:sz w:val="24"/>
-          <w:szCs w:val="24"/>
-        </w:rPr>
-        <w:t xml:space="preserve"> field </w:t>
+        <w:t xml:space="preserve"> </w:t>
       </w:r>
       <w:proofErr w:type="spellStart"/>
       <w:r>
@@ -15015,9 +15691,33 @@
           <w:sz w:val="24"/>
           <w:szCs w:val="24"/>
         </w:rPr>
-        <w:t>employeenumber</w:t>
-      </w:r>
-      <w:proofErr w:type="spellEnd"/>
+        <w:t>conn_dw_destination</w:t>
+      </w:r>
+      <w:proofErr w:type="spellEnd"/>
+      <w:r>
+        <w:rPr>
+          <w:sz w:val="24"/>
+          <w:szCs w:val="24"/>
+        </w:rPr>
+        <w:t xml:space="preserve"> </w:t>
+      </w:r>
+      <w:proofErr w:type="spellStart"/>
+      <w:r>
+        <w:rPr>
+          <w:sz w:val="24"/>
+          <w:szCs w:val="24"/>
+        </w:rPr>
+        <w:t>dengan</w:t>
+      </w:r>
+      <w:proofErr w:type="spellEnd"/>
+      <w:r>
+        <w:rPr>
+          <w:sz w:val="24"/>
+          <w:szCs w:val="24"/>
+        </w:rPr>
+        <w:t xml:space="preserve"> table lookup </w:t>
+      </w:r>
+      <w:proofErr w:type="spellStart"/>
       <w:r>
         <w:rPr>
           <w:b/>
@@ -15025,104 +15725,9 @@
           <w:sz w:val="24"/>
           <w:szCs w:val="24"/>
         </w:rPr>
-        <w:t xml:space="preserve">, </w:t>
-      </w:r>
-      <w:proofErr w:type="spellStart"/>
-      <w:r>
-        <w:rPr>
-          <w:b/>
-          <w:bCs/>
-          <w:sz w:val="24"/>
-          <w:szCs w:val="24"/>
-        </w:rPr>
-        <w:t>lastname</w:t>
-      </w:r>
-      <w:proofErr w:type="spellEnd"/>
-      <w:r>
-        <w:rPr>
-          <w:b/>
-          <w:bCs/>
-          <w:sz w:val="24"/>
-          <w:szCs w:val="24"/>
-        </w:rPr>
-        <w:t xml:space="preserve">, </w:t>
-      </w:r>
-      <w:proofErr w:type="spellStart"/>
-      <w:r>
-        <w:rPr>
-          <w:b/>
-          <w:bCs/>
-          <w:sz w:val="24"/>
-          <w:szCs w:val="24"/>
-        </w:rPr>
-        <w:t>firstname</w:t>
-      </w:r>
-      <w:proofErr w:type="spellEnd"/>
-      <w:r>
-        <w:rPr>
-          <w:b/>
-          <w:bCs/>
-          <w:sz w:val="24"/>
-          <w:szCs w:val="24"/>
-        </w:rPr>
-        <w:t xml:space="preserve">, </w:t>
-      </w:r>
-      <w:proofErr w:type="spellStart"/>
-      <w:proofErr w:type="gramStart"/>
-      <w:r>
-        <w:rPr>
-          <w:b/>
-          <w:bCs/>
-          <w:sz w:val="24"/>
-          <w:szCs w:val="24"/>
-        </w:rPr>
-        <w:t>jobtitle</w:t>
-      </w:r>
-      <w:proofErr w:type="spellEnd"/>
-      <w:r>
-        <w:rPr>
-          <w:b/>
-          <w:bCs/>
-          <w:sz w:val="24"/>
-          <w:szCs w:val="24"/>
-        </w:rPr>
-        <w:t xml:space="preserve"> ,</w:t>
-      </w:r>
-      <w:proofErr w:type="gramEnd"/>
-      <w:r>
-        <w:rPr>
-          <w:b/>
-          <w:bCs/>
-          <w:sz w:val="24"/>
-          <w:szCs w:val="24"/>
-        </w:rPr>
-        <w:t xml:space="preserve"> lastname_1 dan firstname_1 </w:t>
-      </w:r>
-      <w:proofErr w:type="spellStart"/>
-      <w:r>
-        <w:rPr>
-          <w:sz w:val="24"/>
-          <w:szCs w:val="24"/>
-        </w:rPr>
-        <w:t>sebagai</w:t>
-      </w:r>
-      <w:proofErr w:type="spellEnd"/>
-      <w:r>
-        <w:rPr>
-          <w:sz w:val="24"/>
-          <w:szCs w:val="24"/>
-        </w:rPr>
-        <w:t xml:space="preserve"> </w:t>
-      </w:r>
-      <w:r>
-        <w:rPr>
-          <w:b/>
-          <w:bCs/>
-          <w:sz w:val="24"/>
-          <w:szCs w:val="24"/>
-        </w:rPr>
-        <w:t>data stream</w:t>
-      </w:r>
+        <w:t>dimEmployees</w:t>
+      </w:r>
+      <w:proofErr w:type="spellEnd"/>
       <w:r>
         <w:rPr>
           <w:sz w:val="24"/>
@@ -15136,25 +15741,57 @@
           <w:sz w:val="24"/>
           <w:szCs w:val="24"/>
         </w:rPr>
-        <w:t>digunakan</w:t>
-      </w:r>
-      <w:proofErr w:type="spellEnd"/>
-      <w:r>
-        <w:rPr>
-          <w:sz w:val="24"/>
-          <w:szCs w:val="24"/>
-        </w:rPr>
-        <w:t xml:space="preserve"> pada proses ETL pada tab </w:t>
-      </w:r>
-      <w:r>
-        <w:rPr>
-          <w:b/>
-          <w:bCs/>
-          <w:sz w:val="24"/>
-          <w:szCs w:val="24"/>
-        </w:rPr>
-        <w:t>select &amp; alter</w:t>
-      </w:r>
+        <w:t>telah</w:t>
+      </w:r>
+      <w:proofErr w:type="spellEnd"/>
+      <w:r>
+        <w:rPr>
+          <w:sz w:val="24"/>
+          <w:szCs w:val="24"/>
+        </w:rPr>
+        <w:t xml:space="preserve"> </w:t>
+      </w:r>
+      <w:proofErr w:type="spellStart"/>
+      <w:r>
+        <w:rPr>
+          <w:sz w:val="24"/>
+          <w:szCs w:val="24"/>
+        </w:rPr>
+        <w:t>dibuat</w:t>
+      </w:r>
+      <w:proofErr w:type="spellEnd"/>
+      <w:r>
+        <w:rPr>
+          <w:sz w:val="24"/>
+          <w:szCs w:val="24"/>
+        </w:rPr>
+        <w:t xml:space="preserve"> pada </w:t>
+      </w:r>
+      <w:proofErr w:type="spellStart"/>
+      <w:r>
+        <w:rPr>
+          <w:sz w:val="24"/>
+          <w:szCs w:val="24"/>
+        </w:rPr>
+        <w:t>tahap</w:t>
+      </w:r>
+      <w:proofErr w:type="spellEnd"/>
+      <w:r>
+        <w:rPr>
+          <w:sz w:val="24"/>
+          <w:szCs w:val="24"/>
+        </w:rPr>
+        <w:t xml:space="preserve"> </w:t>
+      </w:r>
+      <w:proofErr w:type="spellStart"/>
+      <w:r>
+        <w:rPr>
+          <w:sz w:val="24"/>
+          <w:szCs w:val="24"/>
+        </w:rPr>
+        <w:t>pertama</w:t>
+      </w:r>
+      <w:proofErr w:type="spellEnd"/>
       <w:r>
         <w:rPr>
           <w:sz w:val="24"/>
@@ -15176,54 +15813,46 @@
           <w:szCs w:val="24"/>
         </w:rPr>
       </w:pPr>
-      <w:proofErr w:type="spellStart"/>
-      <w:r>
-        <w:rPr>
-          <w:sz w:val="24"/>
-          <w:szCs w:val="24"/>
-        </w:rPr>
-        <w:t>Hilangkan</w:t>
-      </w:r>
-      <w:proofErr w:type="spellEnd"/>
-      <w:r>
-        <w:rPr>
-          <w:sz w:val="24"/>
-          <w:szCs w:val="24"/>
-        </w:rPr>
-        <w:t xml:space="preserve"> field lain yang </w:t>
-      </w:r>
-      <w:proofErr w:type="spellStart"/>
-      <w:r>
-        <w:rPr>
-          <w:sz w:val="24"/>
-          <w:szCs w:val="24"/>
-        </w:rPr>
-        <w:t>tidak</w:t>
-      </w:r>
-      <w:proofErr w:type="spellEnd"/>
-      <w:r>
-        <w:rPr>
-          <w:sz w:val="24"/>
-          <w:szCs w:val="24"/>
-        </w:rPr>
-        <w:t xml:space="preserve"> </w:t>
-      </w:r>
-      <w:proofErr w:type="spellStart"/>
-      <w:r>
-        <w:rPr>
-          <w:sz w:val="24"/>
-          <w:szCs w:val="24"/>
-        </w:rPr>
-        <w:t>digunakan</w:t>
-      </w:r>
-      <w:proofErr w:type="spellEnd"/>
-      <w:r>
-        <w:rPr>
-          <w:sz w:val="24"/>
-          <w:szCs w:val="24"/>
-        </w:rPr>
-        <w:t xml:space="preserve"> pada tab</w:t>
-      </w:r>
+      <w:r>
+        <w:rPr>
+          <w:sz w:val="24"/>
+          <w:szCs w:val="24"/>
+        </w:rPr>
+        <w:t xml:space="preserve">Field yang di lookup </w:t>
+      </w:r>
+      <w:proofErr w:type="spellStart"/>
+      <w:r>
+        <w:rPr>
+          <w:sz w:val="24"/>
+          <w:szCs w:val="24"/>
+        </w:rPr>
+        <w:t>adalah</w:t>
+      </w:r>
+      <w:proofErr w:type="spellEnd"/>
+      <w:r>
+        <w:rPr>
+          <w:sz w:val="24"/>
+          <w:szCs w:val="24"/>
+        </w:rPr>
+        <w:t xml:space="preserve"> field pada </w:t>
+      </w:r>
+      <w:proofErr w:type="spellStart"/>
+      <w:r>
+        <w:rPr>
+          <w:sz w:val="24"/>
+          <w:szCs w:val="24"/>
+        </w:rPr>
+        <w:t>tabel</w:t>
+      </w:r>
+      <w:proofErr w:type="spellEnd"/>
+      <w:r>
+        <w:rPr>
+          <w:sz w:val="24"/>
+          <w:szCs w:val="24"/>
+        </w:rPr>
+        <w:t xml:space="preserve"> </w:t>
+      </w:r>
+      <w:proofErr w:type="spellStart"/>
       <w:r>
         <w:rPr>
           <w:b/>
@@ -15231,14 +15860,322 @@
           <w:sz w:val="24"/>
           <w:szCs w:val="24"/>
         </w:rPr>
-        <w:t xml:space="preserve"> remove</w:t>
-      </w:r>
-      <w:r>
-        <w:rPr>
-          <w:sz w:val="24"/>
-          <w:szCs w:val="24"/>
-        </w:rPr>
-        <w:t>.</w:t>
+        <w:t>dimEmployees</w:t>
+      </w:r>
+      <w:proofErr w:type="spellEnd"/>
+      <w:r>
+        <w:rPr>
+          <w:sz w:val="24"/>
+          <w:szCs w:val="24"/>
+        </w:rPr>
+        <w:t xml:space="preserve"> </w:t>
+      </w:r>
+      <w:proofErr w:type="spellStart"/>
+      <w:r>
+        <w:rPr>
+          <w:sz w:val="24"/>
+          <w:szCs w:val="24"/>
+        </w:rPr>
+        <w:t>dengan</w:t>
+      </w:r>
+      <w:proofErr w:type="spellEnd"/>
+      <w:r>
+        <w:rPr>
+          <w:sz w:val="24"/>
+          <w:szCs w:val="24"/>
+        </w:rPr>
+        <w:t xml:space="preserve"> </w:t>
+      </w:r>
+      <w:r>
+        <w:rPr>
+          <w:b/>
+          <w:bCs/>
+          <w:sz w:val="24"/>
+          <w:szCs w:val="24"/>
+        </w:rPr>
+        <w:t>field stream input</w:t>
+      </w:r>
+      <w:r>
+        <w:rPr>
+          <w:sz w:val="24"/>
+          <w:szCs w:val="24"/>
+        </w:rPr>
+        <w:t xml:space="preserve"> </w:t>
+      </w:r>
+      <w:proofErr w:type="spellStart"/>
+      <w:r>
+        <w:rPr>
+          <w:sz w:val="24"/>
+          <w:szCs w:val="24"/>
+        </w:rPr>
+        <w:t>dari</w:t>
+      </w:r>
+      <w:proofErr w:type="spellEnd"/>
+      <w:r>
+        <w:rPr>
+          <w:sz w:val="24"/>
+          <w:szCs w:val="24"/>
+        </w:rPr>
+        <w:t xml:space="preserve"> OLTP. </w:t>
+      </w:r>
+      <w:proofErr w:type="spellStart"/>
+      <w:r>
+        <w:rPr>
+          <w:sz w:val="24"/>
+          <w:szCs w:val="24"/>
+        </w:rPr>
+        <w:t>sedangkan</w:t>
+      </w:r>
+      <w:proofErr w:type="spellEnd"/>
+      <w:r>
+        <w:rPr>
+          <w:sz w:val="24"/>
+          <w:szCs w:val="24"/>
+        </w:rPr>
+        <w:t xml:space="preserve"> field yang di </w:t>
+      </w:r>
+      <w:r>
+        <w:rPr>
+          <w:b/>
+          <w:bCs/>
+          <w:sz w:val="24"/>
+          <w:szCs w:val="24"/>
+        </w:rPr>
+        <w:t xml:space="preserve">retrieve </w:t>
+      </w:r>
+      <w:proofErr w:type="spellStart"/>
+      <w:r>
+        <w:rPr>
+          <w:sz w:val="24"/>
+          <w:szCs w:val="24"/>
+        </w:rPr>
+        <w:t>adalah</w:t>
+      </w:r>
+      <w:proofErr w:type="spellEnd"/>
+      <w:r>
+        <w:rPr>
+          <w:sz w:val="24"/>
+          <w:szCs w:val="24"/>
+        </w:rPr>
+        <w:t xml:space="preserve"> field </w:t>
+      </w:r>
+      <w:proofErr w:type="spellStart"/>
+      <w:r>
+        <w:rPr>
+          <w:sz w:val="24"/>
+          <w:szCs w:val="24"/>
+        </w:rPr>
+        <w:t>dari</w:t>
+      </w:r>
+      <w:proofErr w:type="spellEnd"/>
+      <w:r>
+        <w:rPr>
+          <w:sz w:val="24"/>
+          <w:szCs w:val="24"/>
+        </w:rPr>
+        <w:t xml:space="preserve"> </w:t>
+      </w:r>
+      <w:proofErr w:type="spellStart"/>
+      <w:r>
+        <w:rPr>
+          <w:b/>
+          <w:bCs/>
+          <w:sz w:val="24"/>
+          <w:szCs w:val="24"/>
+        </w:rPr>
+        <w:t>dimEmployees</w:t>
+      </w:r>
+      <w:proofErr w:type="spellEnd"/>
+      <w:r>
+        <w:rPr>
+          <w:sz w:val="24"/>
+          <w:szCs w:val="24"/>
+        </w:rPr>
+        <w:t xml:space="preserve"> </w:t>
+      </w:r>
+      <w:proofErr w:type="spellStart"/>
+      <w:r>
+        <w:rPr>
+          <w:sz w:val="24"/>
+          <w:szCs w:val="24"/>
+        </w:rPr>
+        <w:t>itu</w:t>
+      </w:r>
+      <w:proofErr w:type="spellEnd"/>
+      <w:r>
+        <w:rPr>
+          <w:sz w:val="24"/>
+          <w:szCs w:val="24"/>
+        </w:rPr>
+        <w:t xml:space="preserve"> </w:t>
+      </w:r>
+      <w:proofErr w:type="spellStart"/>
+      <w:r>
+        <w:rPr>
+          <w:sz w:val="24"/>
+          <w:szCs w:val="24"/>
+        </w:rPr>
+        <w:t>sendiri</w:t>
+      </w:r>
+      <w:proofErr w:type="spellEnd"/>
+      <w:r>
+        <w:rPr>
+          <w:sz w:val="24"/>
+          <w:szCs w:val="24"/>
+        </w:rPr>
+        <w:t xml:space="preserve">. Jika </w:t>
+      </w:r>
+      <w:proofErr w:type="spellStart"/>
+      <w:r>
+        <w:rPr>
+          <w:sz w:val="24"/>
+          <w:szCs w:val="24"/>
+        </w:rPr>
+        <w:t>tidak</w:t>
+      </w:r>
+      <w:proofErr w:type="spellEnd"/>
+      <w:r>
+        <w:rPr>
+          <w:sz w:val="24"/>
+          <w:szCs w:val="24"/>
+        </w:rPr>
+        <w:t xml:space="preserve"> </w:t>
+      </w:r>
+      <w:proofErr w:type="spellStart"/>
+      <w:r>
+        <w:rPr>
+          <w:sz w:val="24"/>
+          <w:szCs w:val="24"/>
+        </w:rPr>
+        <w:t>ada</w:t>
+      </w:r>
+      <w:proofErr w:type="spellEnd"/>
+      <w:r>
+        <w:rPr>
+          <w:sz w:val="24"/>
+          <w:szCs w:val="24"/>
+        </w:rPr>
+        <w:t xml:space="preserve"> data yang </w:t>
+      </w:r>
+      <w:proofErr w:type="spellStart"/>
+      <w:r>
+        <w:rPr>
+          <w:sz w:val="24"/>
+          <w:szCs w:val="24"/>
+        </w:rPr>
+        <w:t>sama</w:t>
+      </w:r>
+      <w:proofErr w:type="spellEnd"/>
+      <w:r>
+        <w:rPr>
+          <w:sz w:val="24"/>
+          <w:szCs w:val="24"/>
+        </w:rPr>
+        <w:t xml:space="preserve"> </w:t>
+      </w:r>
+      <w:proofErr w:type="spellStart"/>
+      <w:r>
+        <w:rPr>
+          <w:sz w:val="24"/>
+          <w:szCs w:val="24"/>
+        </w:rPr>
+        <w:t>maka</w:t>
+      </w:r>
+      <w:proofErr w:type="spellEnd"/>
+      <w:r>
+        <w:rPr>
+          <w:sz w:val="24"/>
+          <w:szCs w:val="24"/>
+        </w:rPr>
+        <w:t xml:space="preserve"> </w:t>
+      </w:r>
+      <w:proofErr w:type="spellStart"/>
+      <w:r>
+        <w:rPr>
+          <w:sz w:val="24"/>
+          <w:szCs w:val="24"/>
+        </w:rPr>
+        <w:t>akan</w:t>
+      </w:r>
+      <w:proofErr w:type="spellEnd"/>
+      <w:r>
+        <w:rPr>
+          <w:sz w:val="24"/>
+          <w:szCs w:val="24"/>
+        </w:rPr>
+        <w:t xml:space="preserve"> </w:t>
+      </w:r>
+      <w:proofErr w:type="spellStart"/>
+      <w:r>
+        <w:rPr>
+          <w:sz w:val="24"/>
+          <w:szCs w:val="24"/>
+        </w:rPr>
+        <w:t>muncul</w:t>
+      </w:r>
+      <w:proofErr w:type="spellEnd"/>
+      <w:r>
+        <w:rPr>
+          <w:sz w:val="24"/>
+          <w:szCs w:val="24"/>
+        </w:rPr>
+        <w:t xml:space="preserve"> null.</w:t>
+      </w:r>
+    </w:p>
+    <w:p>
+      <w:pPr>
+        <w:pStyle w:val="ListParagraph"/>
+        <w:ind w:left="426"/>
+        <w:rPr>
+          <w:sz w:val="24"/>
+          <w:szCs w:val="24"/>
+        </w:rPr>
+      </w:pPr>
+      <w:r>
+        <w:rPr>
+          <w:sz w:val="24"/>
+          <w:szCs w:val="24"/>
+        </w:rPr>
+        <w:drawing>
+          <wp:inline distT="0" distB="0" distL="0" distR="0" wp14:anchorId="4DC99C7D" wp14:editId="4112BA7E">
+            <wp:extent cx="5731510" cy="5575300"/>
+            <wp:effectExtent l="19050" t="19050" r="21590" b="25400"/>
+            <wp:docPr id="2092409578" name="Picture 1"/>
+            <wp:cNvGraphicFramePr>
+              <a:graphicFrameLocks xmlns:a="http://schemas.openxmlformats.org/drawingml/2006/main" noChangeAspect="1"/>
+            </wp:cNvGraphicFramePr>
+            <a:graphic xmlns:a="http://schemas.openxmlformats.org/drawingml/2006/main">
+              <a:graphicData uri="http://schemas.openxmlformats.org/drawingml/2006/picture">
+                <pic:pic xmlns:pic="http://schemas.openxmlformats.org/drawingml/2006/picture">
+                  <pic:nvPicPr>
+                    <pic:cNvPr id="2092409578" name=""/>
+                    <pic:cNvPicPr/>
+                  </pic:nvPicPr>
+                  <pic:blipFill>
+                    <a:blip r:embed="rId65"/>
+                    <a:stretch>
+                      <a:fillRect/>
+                    </a:stretch>
+                  </pic:blipFill>
+                  <pic:spPr>
+                    <a:xfrm>
+                      <a:off x="0" y="0"/>
+                      <a:ext cx="5731510" cy="5575300"/>
+                    </a:xfrm>
+                    <a:prstGeom prst="rect">
+                      <a:avLst/>
+                    </a:prstGeom>
+                    <a:ln>
+                      <a:solidFill>
+                        <a:schemeClr val="tx1"/>
+                      </a:solidFill>
+                    </a:ln>
+                  </pic:spPr>
+                </pic:pic>
+              </a:graphicData>
+            </a:graphic>
+          </wp:inline>
+        </w:drawing>
       </w:r>
     </w:p>
     <w:p>
@@ -15268,7 +16205,7 @@
           <w:sz w:val="24"/>
           <w:szCs w:val="24"/>
         </w:rPr>
-        <w:t xml:space="preserve"> output </w:t>
+        <w:t xml:space="preserve"> </w:t>
       </w:r>
       <w:r>
         <w:rPr>
@@ -15277,15 +16214,9 @@
           <w:sz w:val="24"/>
           <w:szCs w:val="24"/>
         </w:rPr>
-        <w:t>select values</w:t>
-      </w:r>
-      <w:r>
-        <w:rPr>
-          <w:sz w:val="24"/>
-          <w:szCs w:val="24"/>
-        </w:rPr>
-        <w:t xml:space="preserve"> pada </w:t>
-      </w:r>
+        <w:t xml:space="preserve">output </w:t>
+      </w:r>
+      <w:proofErr w:type="spellStart"/>
       <w:r>
         <w:rPr>
           <w:b/>
@@ -15293,7 +16224,96 @@
           <w:sz w:val="24"/>
           <w:szCs w:val="24"/>
         </w:rPr>
-        <w:t>database lookup</w:t>
+        <w:t>databse</w:t>
+      </w:r>
+      <w:proofErr w:type="spellEnd"/>
+      <w:r>
+        <w:rPr>
+          <w:sz w:val="24"/>
+          <w:szCs w:val="24"/>
+        </w:rPr>
+        <w:t xml:space="preserve"> lookup </w:t>
+      </w:r>
+      <w:proofErr w:type="spellStart"/>
+      <w:r>
+        <w:rPr>
+          <w:sz w:val="24"/>
+          <w:szCs w:val="24"/>
+        </w:rPr>
+        <w:t>dengan</w:t>
+      </w:r>
+      <w:proofErr w:type="spellEnd"/>
+      <w:r>
+        <w:rPr>
+          <w:sz w:val="24"/>
+          <w:szCs w:val="24"/>
+        </w:rPr>
+        <w:t xml:space="preserve"> </w:t>
+      </w:r>
+      <w:r>
+        <w:rPr>
+          <w:b/>
+          <w:bCs/>
+          <w:sz w:val="24"/>
+          <w:szCs w:val="24"/>
+        </w:rPr>
+        <w:t>filter rows</w:t>
+      </w:r>
+    </w:p>
+    <w:p>
+      <w:pPr>
+        <w:pStyle w:val="ListParagraph"/>
+        <w:ind w:left="426"/>
+        <w:rPr>
+          <w:sz w:val="24"/>
+          <w:szCs w:val="24"/>
+        </w:rPr>
+      </w:pPr>
+      <w:r>
+        <w:rPr>
+          <w:sz w:val="24"/>
+          <w:szCs w:val="24"/>
+        </w:rPr>
+        <w:drawing>
+          <wp:inline distT="0" distB="0" distL="0" distR="0" wp14:anchorId="0853953A" wp14:editId="767DCAD1">
+            <wp:extent cx="2038635" cy="847843"/>
+            <wp:effectExtent l="19050" t="19050" r="19050" b="9525"/>
+            <wp:docPr id="1836400574" name="Picture 1"/>
+            <wp:cNvGraphicFramePr>
+              <a:graphicFrameLocks xmlns:a="http://schemas.openxmlformats.org/drawingml/2006/main" noChangeAspect="1"/>
+            </wp:cNvGraphicFramePr>
+            <a:graphic xmlns:a="http://schemas.openxmlformats.org/drawingml/2006/main">
+              <a:graphicData uri="http://schemas.openxmlformats.org/drawingml/2006/picture">
+                <pic:pic xmlns:pic="http://schemas.openxmlformats.org/drawingml/2006/picture">
+                  <pic:nvPicPr>
+                    <pic:cNvPr id="1836400574" name=""/>
+                    <pic:cNvPicPr/>
+                  </pic:nvPicPr>
+                  <pic:blipFill>
+                    <a:blip r:embed="rId66"/>
+                    <a:stretch>
+                      <a:fillRect/>
+                    </a:stretch>
+                  </pic:blipFill>
+                  <pic:spPr>
+                    <a:xfrm>
+                      <a:off x="0" y="0"/>
+                      <a:ext cx="2038635" cy="847843"/>
+                    </a:xfrm>
+                    <a:prstGeom prst="rect">
+                      <a:avLst/>
+                    </a:prstGeom>
+                    <a:ln>
+                      <a:solidFill>
+                        <a:schemeClr val="tx1"/>
+                      </a:solidFill>
+                    </a:ln>
+                  </pic:spPr>
+                </pic:pic>
+              </a:graphicData>
+            </a:graphic>
+          </wp:inline>
+        </w:drawing>
       </w:r>
     </w:p>
     <w:p>
@@ -15309,85 +16329,13 @@
           <w:szCs w:val="24"/>
         </w:rPr>
       </w:pPr>
-      <w:proofErr w:type="spellStart"/>
-      <w:r>
-        <w:rPr>
-          <w:sz w:val="24"/>
-          <w:szCs w:val="24"/>
-        </w:rPr>
-        <w:t>Konfigurasi</w:t>
-      </w:r>
-      <w:proofErr w:type="spellEnd"/>
-      <w:r>
-        <w:rPr>
-          <w:sz w:val="24"/>
-          <w:szCs w:val="24"/>
-        </w:rPr>
-        <w:t xml:space="preserve"> pada database lookup </w:t>
-      </w:r>
-      <w:proofErr w:type="spellStart"/>
-      <w:r>
-        <w:rPr>
-          <w:sz w:val="24"/>
-          <w:szCs w:val="24"/>
-        </w:rPr>
-        <w:t>adalah</w:t>
-      </w:r>
-      <w:proofErr w:type="spellEnd"/>
-      <w:r>
-        <w:rPr>
-          <w:sz w:val="24"/>
-          <w:szCs w:val="24"/>
-        </w:rPr>
-        <w:t xml:space="preserve"> </w:t>
-      </w:r>
-      <w:proofErr w:type="spellStart"/>
-      <w:r>
-        <w:rPr>
-          <w:sz w:val="24"/>
-          <w:szCs w:val="24"/>
-        </w:rPr>
-        <w:t>dengan</w:t>
-      </w:r>
-      <w:proofErr w:type="spellEnd"/>
-      <w:r>
-        <w:rPr>
-          <w:sz w:val="24"/>
-          <w:szCs w:val="24"/>
-        </w:rPr>
-        <w:t xml:space="preserve"> </w:t>
-      </w:r>
-      <w:proofErr w:type="spellStart"/>
-      <w:r>
-        <w:rPr>
-          <w:sz w:val="24"/>
-          <w:szCs w:val="24"/>
-        </w:rPr>
-        <w:t>menghubungkan</w:t>
-      </w:r>
-      <w:proofErr w:type="spellEnd"/>
-      <w:r>
-        <w:rPr>
-          <w:sz w:val="24"/>
-          <w:szCs w:val="24"/>
-        </w:rPr>
-        <w:t xml:space="preserve"> </w:t>
-      </w:r>
-      <w:proofErr w:type="spellStart"/>
-      <w:r>
-        <w:rPr>
-          <w:sz w:val="24"/>
-          <w:szCs w:val="24"/>
-        </w:rPr>
-        <w:t>koneksi</w:t>
-      </w:r>
-      <w:proofErr w:type="spellEnd"/>
-      <w:r>
-        <w:rPr>
-          <w:sz w:val="24"/>
-          <w:szCs w:val="24"/>
-        </w:rPr>
-        <w:t xml:space="preserve"> pada</w:t>
+      <w:r>
+        <w:rPr>
+          <w:sz w:val="24"/>
+          <w:szCs w:val="24"/>
+        </w:rPr>
+        <w:lastRenderedPageBreak/>
+        <w:t>Pada</w:t>
       </w:r>
       <w:r>
         <w:rPr>
@@ -15396,9 +16344,47 @@
           <w:sz w:val="24"/>
           <w:szCs w:val="24"/>
         </w:rPr>
-        <w:t xml:space="preserve"> </w:t>
-      </w:r>
-      <w:proofErr w:type="spellStart"/>
+        <w:t xml:space="preserve"> filter rows</w:t>
+      </w:r>
+      <w:r>
+        <w:rPr>
+          <w:sz w:val="24"/>
+          <w:szCs w:val="24"/>
+        </w:rPr>
+        <w:t xml:space="preserve"> </w:t>
+      </w:r>
+      <w:proofErr w:type="spellStart"/>
+      <w:r>
+        <w:rPr>
+          <w:sz w:val="24"/>
+          <w:szCs w:val="24"/>
+        </w:rPr>
+        <w:t>berikan</w:t>
+      </w:r>
+      <w:proofErr w:type="spellEnd"/>
+      <w:r>
+        <w:rPr>
+          <w:sz w:val="24"/>
+          <w:szCs w:val="24"/>
+        </w:rPr>
+        <w:t xml:space="preserve"> </w:t>
+      </w:r>
+      <w:proofErr w:type="spellStart"/>
+      <w:r>
+        <w:rPr>
+          <w:sz w:val="24"/>
+          <w:szCs w:val="24"/>
+        </w:rPr>
+        <w:t>kondisi</w:t>
+      </w:r>
+      <w:proofErr w:type="spellEnd"/>
+      <w:r>
+        <w:rPr>
+          <w:sz w:val="24"/>
+          <w:szCs w:val="24"/>
+        </w:rPr>
+        <w:t xml:space="preserve"> field yang</w:t>
+      </w:r>
       <w:r>
         <w:rPr>
           <w:b/>
@@ -15406,33 +16392,15 @@
           <w:sz w:val="24"/>
           <w:szCs w:val="24"/>
         </w:rPr>
-        <w:t>conn_dw_destination</w:t>
-      </w:r>
-      <w:proofErr w:type="spellEnd"/>
-      <w:r>
-        <w:rPr>
-          <w:sz w:val="24"/>
-          <w:szCs w:val="24"/>
-        </w:rPr>
-        <w:t xml:space="preserve"> </w:t>
-      </w:r>
-      <w:proofErr w:type="spellStart"/>
-      <w:r>
-        <w:rPr>
-          <w:sz w:val="24"/>
-          <w:szCs w:val="24"/>
-        </w:rPr>
-        <w:t>dengan</w:t>
-      </w:r>
-      <w:proofErr w:type="spellEnd"/>
-      <w:r>
-        <w:rPr>
-          <w:sz w:val="24"/>
-          <w:szCs w:val="24"/>
-        </w:rPr>
-        <w:t xml:space="preserve"> table lookup </w:t>
-      </w:r>
-      <w:proofErr w:type="spellStart"/>
+        <w:t xml:space="preserve"> null </w:t>
+      </w:r>
+      <w:r>
+        <w:rPr>
+          <w:sz w:val="24"/>
+          <w:szCs w:val="24"/>
+        </w:rPr>
+        <w:t xml:space="preserve">pada </w:t>
+      </w:r>
       <w:r>
         <w:rPr>
           <w:b/>
@@ -15440,71 +16408,188 @@
           <w:sz w:val="24"/>
           <w:szCs w:val="24"/>
         </w:rPr>
-        <w:t>dimEmployees</w:t>
-      </w:r>
-      <w:proofErr w:type="spellEnd"/>
-      <w:r>
-        <w:rPr>
-          <w:sz w:val="24"/>
-          <w:szCs w:val="24"/>
-        </w:rPr>
-        <w:t xml:space="preserve"> yang </w:t>
-      </w:r>
-      <w:proofErr w:type="spellStart"/>
-      <w:r>
-        <w:rPr>
-          <w:sz w:val="24"/>
-          <w:szCs w:val="24"/>
-        </w:rPr>
-        <w:t>telah</w:t>
-      </w:r>
-      <w:proofErr w:type="spellEnd"/>
-      <w:r>
-        <w:rPr>
-          <w:sz w:val="24"/>
-          <w:szCs w:val="24"/>
-        </w:rPr>
-        <w:t xml:space="preserve"> </w:t>
-      </w:r>
-      <w:proofErr w:type="spellStart"/>
-      <w:r>
-        <w:rPr>
-          <w:sz w:val="24"/>
-          <w:szCs w:val="24"/>
-        </w:rPr>
-        <w:t>dibuat</w:t>
-      </w:r>
-      <w:proofErr w:type="spellEnd"/>
-      <w:r>
-        <w:rPr>
-          <w:sz w:val="24"/>
-          <w:szCs w:val="24"/>
-        </w:rPr>
-        <w:t xml:space="preserve"> pada </w:t>
-      </w:r>
-      <w:proofErr w:type="spellStart"/>
-      <w:r>
-        <w:rPr>
-          <w:sz w:val="24"/>
-          <w:szCs w:val="24"/>
-        </w:rPr>
-        <w:t>tahap</w:t>
-      </w:r>
-      <w:proofErr w:type="spellEnd"/>
-      <w:r>
-        <w:rPr>
-          <w:sz w:val="24"/>
-          <w:szCs w:val="24"/>
-        </w:rPr>
-        <w:t xml:space="preserve"> </w:t>
-      </w:r>
-      <w:proofErr w:type="spellStart"/>
-      <w:r>
-        <w:rPr>
-          <w:sz w:val="24"/>
-          <w:szCs w:val="24"/>
-        </w:rPr>
-        <w:t>pertama</w:t>
+        <w:t xml:space="preserve">field </w:t>
+      </w:r>
+      <w:proofErr w:type="spellStart"/>
+      <w:r>
+        <w:rPr>
+          <w:b/>
+          <w:bCs/>
+          <w:sz w:val="24"/>
+          <w:szCs w:val="24"/>
+        </w:rPr>
+        <w:t>dimemployees</w:t>
+      </w:r>
+      <w:proofErr w:type="spellEnd"/>
+      <w:r>
+        <w:rPr>
+          <w:sz w:val="24"/>
+          <w:szCs w:val="24"/>
+        </w:rPr>
+        <w:t xml:space="preserve"> </w:t>
+      </w:r>
+      <w:proofErr w:type="spellStart"/>
+      <w:r>
+        <w:rPr>
+          <w:sz w:val="24"/>
+          <w:szCs w:val="24"/>
+        </w:rPr>
+        <w:t>untuk</w:t>
+      </w:r>
+      <w:proofErr w:type="spellEnd"/>
+      <w:r>
+        <w:rPr>
+          <w:sz w:val="24"/>
+          <w:szCs w:val="24"/>
+        </w:rPr>
+        <w:t xml:space="preserve"> </w:t>
+      </w:r>
+      <w:proofErr w:type="spellStart"/>
+      <w:r>
+        <w:rPr>
+          <w:sz w:val="24"/>
+          <w:szCs w:val="24"/>
+        </w:rPr>
+        <w:t>dimasukkan</w:t>
+      </w:r>
+      <w:proofErr w:type="spellEnd"/>
+      <w:r>
+        <w:rPr>
+          <w:sz w:val="24"/>
+          <w:szCs w:val="24"/>
+        </w:rPr>
+        <w:t xml:space="preserve"> pada proses </w:t>
+      </w:r>
+      <w:proofErr w:type="spellStart"/>
+      <w:r>
+        <w:rPr>
+          <w:sz w:val="24"/>
+          <w:szCs w:val="24"/>
+        </w:rPr>
+        <w:t>selanjutnya</w:t>
+      </w:r>
+      <w:proofErr w:type="spellEnd"/>
+      <w:r>
+        <w:rPr>
+          <w:sz w:val="24"/>
+          <w:szCs w:val="24"/>
+        </w:rPr>
+        <w:t xml:space="preserve">. Hal </w:t>
+      </w:r>
+      <w:proofErr w:type="spellStart"/>
+      <w:r>
+        <w:rPr>
+          <w:sz w:val="24"/>
+          <w:szCs w:val="24"/>
+        </w:rPr>
+        <w:t>itu</w:t>
+      </w:r>
+      <w:proofErr w:type="spellEnd"/>
+      <w:r>
+        <w:rPr>
+          <w:sz w:val="24"/>
+          <w:szCs w:val="24"/>
+        </w:rPr>
+        <w:t xml:space="preserve"> </w:t>
+      </w:r>
+      <w:proofErr w:type="spellStart"/>
+      <w:r>
+        <w:rPr>
+          <w:sz w:val="24"/>
+          <w:szCs w:val="24"/>
+        </w:rPr>
+        <w:t>menandakan</w:t>
+      </w:r>
+      <w:proofErr w:type="spellEnd"/>
+      <w:r>
+        <w:rPr>
+          <w:sz w:val="24"/>
+          <w:szCs w:val="24"/>
+        </w:rPr>
+        <w:t xml:space="preserve"> </w:t>
+      </w:r>
+      <w:proofErr w:type="spellStart"/>
+      <w:r>
+        <w:rPr>
+          <w:sz w:val="24"/>
+          <w:szCs w:val="24"/>
+        </w:rPr>
+        <w:t>bahwa</w:t>
+      </w:r>
+      <w:proofErr w:type="spellEnd"/>
+      <w:r>
+        <w:rPr>
+          <w:sz w:val="24"/>
+          <w:szCs w:val="24"/>
+        </w:rPr>
+        <w:t xml:space="preserve"> </w:t>
+      </w:r>
+      <w:r>
+        <w:rPr>
+          <w:b/>
+          <w:bCs/>
+          <w:sz w:val="24"/>
+          <w:szCs w:val="24"/>
+        </w:rPr>
+        <w:t xml:space="preserve">data stream </w:t>
+      </w:r>
+      <w:proofErr w:type="spellStart"/>
+      <w:r>
+        <w:rPr>
+          <w:sz w:val="24"/>
+          <w:szCs w:val="24"/>
+        </w:rPr>
+        <w:t>belum</w:t>
+      </w:r>
+      <w:proofErr w:type="spellEnd"/>
+      <w:r>
+        <w:rPr>
+          <w:sz w:val="24"/>
+          <w:szCs w:val="24"/>
+        </w:rPr>
+        <w:t xml:space="preserve"> </w:t>
+      </w:r>
+      <w:proofErr w:type="spellStart"/>
+      <w:r>
+        <w:rPr>
+          <w:sz w:val="24"/>
+          <w:szCs w:val="24"/>
+        </w:rPr>
+        <w:t>memiliki</w:t>
+      </w:r>
+      <w:proofErr w:type="spellEnd"/>
+      <w:r>
+        <w:rPr>
+          <w:sz w:val="24"/>
+          <w:szCs w:val="24"/>
+        </w:rPr>
+        <w:t xml:space="preserve"> </w:t>
+      </w:r>
+      <w:proofErr w:type="spellStart"/>
+      <w:r>
+        <w:rPr>
+          <w:sz w:val="24"/>
+          <w:szCs w:val="24"/>
+        </w:rPr>
+        <w:t>kesamaan</w:t>
+      </w:r>
+      <w:proofErr w:type="spellEnd"/>
+      <w:r>
+        <w:rPr>
+          <w:sz w:val="24"/>
+          <w:szCs w:val="24"/>
+        </w:rPr>
+        <w:t xml:space="preserve"> pada data di </w:t>
+      </w:r>
+      <w:proofErr w:type="spellStart"/>
+      <w:r>
+        <w:rPr>
+          <w:b/>
+          <w:bCs/>
+          <w:sz w:val="24"/>
+          <w:szCs w:val="24"/>
+        </w:rPr>
+        <w:t>dimemployees</w:t>
       </w:r>
       <w:proofErr w:type="spellEnd"/>
       <w:r>
@@ -15513,6 +16598,62 @@
           <w:szCs w:val="24"/>
         </w:rPr>
         <w:t>.</w:t>
+      </w:r>
+    </w:p>
+    <w:p>
+      <w:pPr>
+        <w:pStyle w:val="ListParagraph"/>
+        <w:ind w:left="426"/>
+        <w:rPr>
+          <w:sz w:val="24"/>
+          <w:szCs w:val="24"/>
+        </w:rPr>
+      </w:pPr>
+      <w:r>
+        <w:rPr>
+          <w:sz w:val="24"/>
+          <w:szCs w:val="24"/>
+        </w:rPr>
+        <w:drawing>
+          <wp:inline distT="0" distB="0" distL="0" distR="0" wp14:anchorId="2ABE0CBE" wp14:editId="347260D2">
+            <wp:extent cx="4531360" cy="2416290"/>
+            <wp:effectExtent l="19050" t="19050" r="21590" b="22225"/>
+            <wp:docPr id="617510390" name="Picture 1"/>
+            <wp:cNvGraphicFramePr>
+              <a:graphicFrameLocks xmlns:a="http://schemas.openxmlformats.org/drawingml/2006/main" noChangeAspect="1"/>
+            </wp:cNvGraphicFramePr>
+            <a:graphic xmlns:a="http://schemas.openxmlformats.org/drawingml/2006/main">
+              <a:graphicData uri="http://schemas.openxmlformats.org/drawingml/2006/picture">
+                <pic:pic xmlns:pic="http://schemas.openxmlformats.org/drawingml/2006/picture">
+                  <pic:nvPicPr>
+                    <pic:cNvPr id="617510390" name=""/>
+                    <pic:cNvPicPr/>
+                  </pic:nvPicPr>
+                  <pic:blipFill>
+                    <a:blip r:embed="rId67"/>
+                    <a:stretch>
+                      <a:fillRect/>
+                    </a:stretch>
+                  </pic:blipFill>
+                  <pic:spPr>
+                    <a:xfrm>
+                      <a:off x="0" y="0"/>
+                      <a:ext cx="4550336" cy="2426408"/>
+                    </a:xfrm>
+                    <a:prstGeom prst="rect">
+                      <a:avLst/>
+                    </a:prstGeom>
+                    <a:ln>
+                      <a:solidFill>
+                        <a:schemeClr val="tx1"/>
+                      </a:solidFill>
+                    </a:ln>
+                  </pic:spPr>
+                </pic:pic>
+              </a:graphicData>
+            </a:graphic>
+          </wp:inline>
+        </w:drawing>
       </w:r>
     </w:p>
     <w:p>
@@ -15528,46 +16669,31 @@
           <w:szCs w:val="24"/>
         </w:rPr>
       </w:pPr>
-      <w:r>
-        <w:rPr>
-          <w:sz w:val="24"/>
-          <w:szCs w:val="24"/>
-        </w:rPr>
-        <w:t xml:space="preserve">Field yang di lookup </w:t>
-      </w:r>
-      <w:proofErr w:type="spellStart"/>
-      <w:r>
-        <w:rPr>
-          <w:sz w:val="24"/>
-          <w:szCs w:val="24"/>
-        </w:rPr>
-        <w:t>adalah</w:t>
-      </w:r>
-      <w:proofErr w:type="spellEnd"/>
-      <w:r>
-        <w:rPr>
-          <w:sz w:val="24"/>
-          <w:szCs w:val="24"/>
-        </w:rPr>
-        <w:t xml:space="preserve"> field pada </w:t>
-      </w:r>
-      <w:proofErr w:type="spellStart"/>
-      <w:r>
-        <w:rPr>
-          <w:sz w:val="24"/>
-          <w:szCs w:val="24"/>
-        </w:rPr>
-        <w:t>tabel</w:t>
-      </w:r>
-      <w:proofErr w:type="spellEnd"/>
-      <w:r>
-        <w:rPr>
-          <w:sz w:val="24"/>
-          <w:szCs w:val="24"/>
-        </w:rPr>
-        <w:t xml:space="preserve"> </w:t>
-      </w:r>
-      <w:proofErr w:type="spellStart"/>
+      <w:proofErr w:type="spellStart"/>
+      <w:r>
+        <w:rPr>
+          <w:sz w:val="24"/>
+          <w:szCs w:val="24"/>
+        </w:rPr>
+        <w:t>Hubungkan</w:t>
+      </w:r>
+      <w:proofErr w:type="spellEnd"/>
+      <w:r>
+        <w:rPr>
+          <w:sz w:val="24"/>
+          <w:szCs w:val="24"/>
+        </w:rPr>
+        <w:t xml:space="preserve"> output </w:t>
+      </w:r>
+      <w:proofErr w:type="spellStart"/>
+      <w:r>
+        <w:rPr>
+          <w:sz w:val="24"/>
+          <w:szCs w:val="24"/>
+        </w:rPr>
+        <w:t>dari</w:t>
+      </w:r>
+      <w:proofErr w:type="spellEnd"/>
       <w:r>
         <w:rPr>
           <w:b/>
@@ -15575,9 +16701,8 @@
           <w:sz w:val="24"/>
           <w:szCs w:val="24"/>
         </w:rPr>
-        <w:t>dimEmployees</w:t>
-      </w:r>
-      <w:proofErr w:type="spellEnd"/>
+        <w:t xml:space="preserve"> filter rows</w:t>
+      </w:r>
       <w:r>
         <w:rPr>
           <w:sz w:val="24"/>
@@ -15594,13 +16719,6 @@
         <w:t>dengan</w:t>
       </w:r>
       <w:proofErr w:type="spellEnd"/>
-      <w:r>
-        <w:rPr>
-          <w:sz w:val="24"/>
-          <w:szCs w:val="24"/>
-        </w:rPr>
-        <w:t xml:space="preserve"> </w:t>
-      </w:r>
       <w:r>
         <w:rPr>
           <w:b/>
@@ -15608,233 +16726,7 @@
           <w:sz w:val="24"/>
           <w:szCs w:val="24"/>
         </w:rPr>
-        <w:t>field stream input</w:t>
-      </w:r>
-      <w:r>
-        <w:rPr>
-          <w:sz w:val="24"/>
-          <w:szCs w:val="24"/>
-        </w:rPr>
-        <w:t xml:space="preserve"> </w:t>
-      </w:r>
-      <w:proofErr w:type="spellStart"/>
-      <w:r>
-        <w:rPr>
-          <w:sz w:val="24"/>
-          <w:szCs w:val="24"/>
-        </w:rPr>
-        <w:t>dari</w:t>
-      </w:r>
-      <w:proofErr w:type="spellEnd"/>
-      <w:r>
-        <w:rPr>
-          <w:sz w:val="24"/>
-          <w:szCs w:val="24"/>
-        </w:rPr>
-        <w:t xml:space="preserve"> OLTP. </w:t>
-      </w:r>
-      <w:proofErr w:type="spellStart"/>
-      <w:r>
-        <w:rPr>
-          <w:sz w:val="24"/>
-          <w:szCs w:val="24"/>
-        </w:rPr>
-        <w:t>sedangkan</w:t>
-      </w:r>
-      <w:proofErr w:type="spellEnd"/>
-      <w:r>
-        <w:rPr>
-          <w:sz w:val="24"/>
-          <w:szCs w:val="24"/>
-        </w:rPr>
-        <w:t xml:space="preserve"> field yang di </w:t>
-      </w:r>
-      <w:r>
-        <w:rPr>
-          <w:b/>
-          <w:bCs/>
-          <w:sz w:val="24"/>
-          <w:szCs w:val="24"/>
-        </w:rPr>
-        <w:t xml:space="preserve">retrieve </w:t>
-      </w:r>
-      <w:proofErr w:type="spellStart"/>
-      <w:r>
-        <w:rPr>
-          <w:sz w:val="24"/>
-          <w:szCs w:val="24"/>
-        </w:rPr>
-        <w:t>adalah</w:t>
-      </w:r>
-      <w:proofErr w:type="spellEnd"/>
-      <w:r>
-        <w:rPr>
-          <w:sz w:val="24"/>
-          <w:szCs w:val="24"/>
-        </w:rPr>
-        <w:t xml:space="preserve"> field </w:t>
-      </w:r>
-      <w:proofErr w:type="spellStart"/>
-      <w:r>
-        <w:rPr>
-          <w:sz w:val="24"/>
-          <w:szCs w:val="24"/>
-        </w:rPr>
-        <w:t>dari</w:t>
-      </w:r>
-      <w:proofErr w:type="spellEnd"/>
-      <w:r>
-        <w:rPr>
-          <w:sz w:val="24"/>
-          <w:szCs w:val="24"/>
-        </w:rPr>
-        <w:t xml:space="preserve"> </w:t>
-      </w:r>
-      <w:proofErr w:type="spellStart"/>
-      <w:r>
-        <w:rPr>
-          <w:b/>
-          <w:bCs/>
-          <w:sz w:val="24"/>
-          <w:szCs w:val="24"/>
-        </w:rPr>
-        <w:t>dimEmployees</w:t>
-      </w:r>
-      <w:proofErr w:type="spellEnd"/>
-      <w:r>
-        <w:rPr>
-          <w:sz w:val="24"/>
-          <w:szCs w:val="24"/>
-        </w:rPr>
-        <w:t xml:space="preserve"> </w:t>
-      </w:r>
-      <w:proofErr w:type="spellStart"/>
-      <w:r>
-        <w:rPr>
-          <w:sz w:val="24"/>
-          <w:szCs w:val="24"/>
-        </w:rPr>
-        <w:t>itu</w:t>
-      </w:r>
-      <w:proofErr w:type="spellEnd"/>
-      <w:r>
-        <w:rPr>
-          <w:sz w:val="24"/>
-          <w:szCs w:val="24"/>
-        </w:rPr>
-        <w:t xml:space="preserve"> </w:t>
-      </w:r>
-      <w:proofErr w:type="spellStart"/>
-      <w:r>
-        <w:rPr>
-          <w:sz w:val="24"/>
-          <w:szCs w:val="24"/>
-        </w:rPr>
-        <w:t>sendiri</w:t>
-      </w:r>
-      <w:proofErr w:type="spellEnd"/>
-      <w:r>
-        <w:rPr>
-          <w:sz w:val="24"/>
-          <w:szCs w:val="24"/>
-        </w:rPr>
-        <w:t xml:space="preserve">. Jika </w:t>
-      </w:r>
-      <w:proofErr w:type="spellStart"/>
-      <w:r>
-        <w:rPr>
-          <w:sz w:val="24"/>
-          <w:szCs w:val="24"/>
-        </w:rPr>
-        <w:t>tidak</w:t>
-      </w:r>
-      <w:proofErr w:type="spellEnd"/>
-      <w:r>
-        <w:rPr>
-          <w:sz w:val="24"/>
-          <w:szCs w:val="24"/>
-        </w:rPr>
-        <w:t xml:space="preserve"> </w:t>
-      </w:r>
-      <w:proofErr w:type="spellStart"/>
-      <w:r>
-        <w:rPr>
-          <w:sz w:val="24"/>
-          <w:szCs w:val="24"/>
-        </w:rPr>
-        <w:t>ada</w:t>
-      </w:r>
-      <w:proofErr w:type="spellEnd"/>
-      <w:r>
-        <w:rPr>
-          <w:sz w:val="24"/>
-          <w:szCs w:val="24"/>
-        </w:rPr>
-        <w:t xml:space="preserve"> data yang </w:t>
-      </w:r>
-      <w:proofErr w:type="spellStart"/>
-      <w:r>
-        <w:rPr>
-          <w:sz w:val="24"/>
-          <w:szCs w:val="24"/>
-        </w:rPr>
-        <w:t>sama</w:t>
-      </w:r>
-      <w:proofErr w:type="spellEnd"/>
-      <w:r>
-        <w:rPr>
-          <w:sz w:val="24"/>
-          <w:szCs w:val="24"/>
-        </w:rPr>
-        <w:t xml:space="preserve"> </w:t>
-      </w:r>
-      <w:proofErr w:type="spellStart"/>
-      <w:r>
-        <w:rPr>
-          <w:sz w:val="24"/>
-          <w:szCs w:val="24"/>
-        </w:rPr>
-        <w:t>maka</w:t>
-      </w:r>
-      <w:proofErr w:type="spellEnd"/>
-      <w:r>
-        <w:rPr>
-          <w:sz w:val="24"/>
-          <w:szCs w:val="24"/>
-        </w:rPr>
-        <w:t xml:space="preserve"> </w:t>
-      </w:r>
-      <w:proofErr w:type="spellStart"/>
-      <w:r>
-        <w:rPr>
-          <w:sz w:val="24"/>
-          <w:szCs w:val="24"/>
-        </w:rPr>
-        <w:t>akan</w:t>
-      </w:r>
-      <w:proofErr w:type="spellEnd"/>
-      <w:r>
-        <w:rPr>
-          <w:sz w:val="24"/>
-          <w:szCs w:val="24"/>
-        </w:rPr>
-        <w:t xml:space="preserve"> </w:t>
-      </w:r>
-      <w:proofErr w:type="spellStart"/>
-      <w:r>
-        <w:rPr>
-          <w:sz w:val="24"/>
-          <w:szCs w:val="24"/>
-        </w:rPr>
-        <w:t>muncul</w:t>
-      </w:r>
-      <w:proofErr w:type="spellEnd"/>
-      <w:r>
-        <w:rPr>
-          <w:sz w:val="24"/>
-          <w:szCs w:val="24"/>
-        </w:rPr>
-        <w:t xml:space="preserve"> null.</w:t>
+        <w:t xml:space="preserve"> table output.</w:t>
       </w:r>
     </w:p>
     <w:p>
@@ -15850,21 +16742,12 @@
           <w:szCs w:val="24"/>
         </w:rPr>
       </w:pPr>
-      <w:proofErr w:type="spellStart"/>
-      <w:r>
-        <w:rPr>
-          <w:sz w:val="24"/>
-          <w:szCs w:val="24"/>
-        </w:rPr>
-        <w:t>Hubungkan</w:t>
-      </w:r>
-      <w:proofErr w:type="spellEnd"/>
-      <w:r>
-        <w:rPr>
-          <w:sz w:val="24"/>
-          <w:szCs w:val="24"/>
-        </w:rPr>
-        <w:t xml:space="preserve"> </w:t>
+      <w:r>
+        <w:rPr>
+          <w:sz w:val="24"/>
+          <w:szCs w:val="24"/>
+        </w:rPr>
+        <w:t xml:space="preserve">Pada </w:t>
       </w:r>
       <w:r>
         <w:rPr>
@@ -15873,9 +16756,24 @@
           <w:sz w:val="24"/>
           <w:szCs w:val="24"/>
         </w:rPr>
-        <w:t xml:space="preserve">output </w:t>
-      </w:r>
-      <w:proofErr w:type="spellStart"/>
+        <w:t>table output</w:t>
+      </w:r>
+      <w:r>
+        <w:rPr>
+          <w:sz w:val="24"/>
+          <w:szCs w:val="24"/>
+        </w:rPr>
+        <w:t xml:space="preserve">, </w:t>
+      </w:r>
+      <w:proofErr w:type="spellStart"/>
+      <w:r>
+        <w:rPr>
+          <w:sz w:val="24"/>
+          <w:szCs w:val="24"/>
+        </w:rPr>
+        <w:t>gunakan</w:t>
+      </w:r>
+      <w:proofErr w:type="spellEnd"/>
       <w:r>
         <w:rPr>
           <w:b/>
@@ -15883,32 +16781,9 @@
           <w:sz w:val="24"/>
           <w:szCs w:val="24"/>
         </w:rPr>
-        <w:t>databse</w:t>
-      </w:r>
-      <w:proofErr w:type="spellEnd"/>
-      <w:r>
-        <w:rPr>
-          <w:sz w:val="24"/>
-          <w:szCs w:val="24"/>
-        </w:rPr>
-        <w:t xml:space="preserve"> lookup </w:t>
-      </w:r>
-      <w:proofErr w:type="spellStart"/>
-      <w:r>
-        <w:rPr>
-          <w:sz w:val="24"/>
-          <w:szCs w:val="24"/>
-        </w:rPr>
-        <w:t>dengan</w:t>
-      </w:r>
-      <w:proofErr w:type="spellEnd"/>
-      <w:r>
-        <w:rPr>
-          <w:sz w:val="24"/>
-          <w:szCs w:val="24"/>
-        </w:rPr>
-        <w:t xml:space="preserve"> </w:t>
-      </w:r>
+        <w:t xml:space="preserve"> connection </w:t>
+      </w:r>
+      <w:proofErr w:type="spellStart"/>
       <w:r>
         <w:rPr>
           <w:b/>
@@ -15916,7 +16791,139 @@
           <w:sz w:val="24"/>
           <w:szCs w:val="24"/>
         </w:rPr>
-        <w:t>filter rows</w:t>
+        <w:t>conn_dw_destination</w:t>
+      </w:r>
+      <w:proofErr w:type="spellEnd"/>
+      <w:r>
+        <w:rPr>
+          <w:sz w:val="24"/>
+          <w:szCs w:val="24"/>
+        </w:rPr>
+        <w:t xml:space="preserve"> </w:t>
+      </w:r>
+      <w:proofErr w:type="spellStart"/>
+      <w:r>
+        <w:rPr>
+          <w:sz w:val="24"/>
+          <w:szCs w:val="24"/>
+        </w:rPr>
+        <w:t>untuk</w:t>
+      </w:r>
+      <w:proofErr w:type="spellEnd"/>
+      <w:r>
+        <w:rPr>
+          <w:sz w:val="24"/>
+          <w:szCs w:val="24"/>
+        </w:rPr>
+        <w:t xml:space="preserve"> </w:t>
+      </w:r>
+      <w:proofErr w:type="spellStart"/>
+      <w:r>
+        <w:rPr>
+          <w:sz w:val="24"/>
+          <w:szCs w:val="24"/>
+        </w:rPr>
+        <w:t>memasukkan</w:t>
+      </w:r>
+      <w:proofErr w:type="spellEnd"/>
+      <w:r>
+        <w:rPr>
+          <w:sz w:val="24"/>
+          <w:szCs w:val="24"/>
+        </w:rPr>
+        <w:t xml:space="preserve"> data pada </w:t>
+      </w:r>
+      <w:proofErr w:type="spellStart"/>
+      <w:r>
+        <w:rPr>
+          <w:sz w:val="24"/>
+          <w:szCs w:val="24"/>
+        </w:rPr>
+        <w:t>tabel</w:t>
+      </w:r>
+      <w:proofErr w:type="spellEnd"/>
+      <w:r>
+        <w:rPr>
+          <w:sz w:val="24"/>
+          <w:szCs w:val="24"/>
+        </w:rPr>
+        <w:t xml:space="preserve"> </w:t>
+      </w:r>
+      <w:proofErr w:type="spellStart"/>
+      <w:r>
+        <w:rPr>
+          <w:b/>
+          <w:bCs/>
+          <w:sz w:val="24"/>
+          <w:szCs w:val="24"/>
+        </w:rPr>
+        <w:t>dimemployees</w:t>
+      </w:r>
+      <w:proofErr w:type="spellEnd"/>
+      <w:r>
+        <w:rPr>
+          <w:b/>
+          <w:bCs/>
+          <w:sz w:val="24"/>
+          <w:szCs w:val="24"/>
+        </w:rPr>
+        <w:t>.</w:t>
+      </w:r>
+    </w:p>
+    <w:p>
+      <w:pPr>
+        <w:pStyle w:val="ListParagraph"/>
+        <w:ind w:left="426"/>
+        <w:rPr>
+          <w:sz w:val="24"/>
+          <w:szCs w:val="24"/>
+        </w:rPr>
+      </w:pPr>
+      <w:r>
+        <w:rPr>
+          <w:sz w:val="24"/>
+          <w:szCs w:val="24"/>
+        </w:rPr>
+        <w:drawing>
+          <wp:inline distT="0" distB="0" distL="0" distR="0" wp14:anchorId="0BEBE621" wp14:editId="09B38017">
+            <wp:extent cx="1790950" cy="857370"/>
+            <wp:effectExtent l="19050" t="19050" r="19050" b="19050"/>
+            <wp:docPr id="1919631427" name="Picture 1"/>
+            <wp:cNvGraphicFramePr>
+              <a:graphicFrameLocks xmlns:a="http://schemas.openxmlformats.org/drawingml/2006/main" noChangeAspect="1"/>
+            </wp:cNvGraphicFramePr>
+            <a:graphic xmlns:a="http://schemas.openxmlformats.org/drawingml/2006/main">
+              <a:graphicData uri="http://schemas.openxmlformats.org/drawingml/2006/picture">
+                <pic:pic xmlns:pic="http://schemas.openxmlformats.org/drawingml/2006/picture">
+                  <pic:nvPicPr>
+                    <pic:cNvPr id="1919631427" name=""/>
+                    <pic:cNvPicPr/>
+                  </pic:nvPicPr>
+                  <pic:blipFill>
+                    <a:blip r:embed="rId68"/>
+                    <a:stretch>
+                      <a:fillRect/>
+                    </a:stretch>
+                  </pic:blipFill>
+                  <pic:spPr>
+                    <a:xfrm>
+                      <a:off x="0" y="0"/>
+                      <a:ext cx="1790950" cy="857370"/>
+                    </a:xfrm>
+                    <a:prstGeom prst="rect">
+                      <a:avLst/>
+                    </a:prstGeom>
+                    <a:ln>
+                      <a:solidFill>
+                        <a:schemeClr val="tx1"/>
+                      </a:solidFill>
+                    </a:ln>
+                  </pic:spPr>
+                </pic:pic>
+              </a:graphicData>
+            </a:graphic>
+          </wp:inline>
+        </w:drawing>
       </w:r>
     </w:p>
     <w:p>
@@ -15932,13 +16939,15 @@
           <w:szCs w:val="24"/>
         </w:rPr>
       </w:pPr>
-      <w:r>
-        <w:rPr>
-          <w:sz w:val="24"/>
-          <w:szCs w:val="24"/>
-        </w:rPr>
-        <w:t>Pada</w:t>
-      </w:r>
+      <w:proofErr w:type="spellStart"/>
+      <w:r>
+        <w:rPr>
+          <w:sz w:val="24"/>
+          <w:szCs w:val="24"/>
+        </w:rPr>
+        <w:t>Aktifkan</w:t>
+      </w:r>
+      <w:proofErr w:type="spellEnd"/>
       <w:r>
         <w:rPr>
           <w:b/>
@@ -15946,47 +16955,9 @@
           <w:sz w:val="24"/>
           <w:szCs w:val="24"/>
         </w:rPr>
-        <w:t xml:space="preserve"> filter rows</w:t>
-      </w:r>
-      <w:r>
-        <w:rPr>
-          <w:sz w:val="24"/>
-          <w:szCs w:val="24"/>
-        </w:rPr>
-        <w:t xml:space="preserve"> </w:t>
-      </w:r>
-      <w:proofErr w:type="spellStart"/>
-      <w:r>
-        <w:rPr>
-          <w:sz w:val="24"/>
-          <w:szCs w:val="24"/>
-        </w:rPr>
-        <w:t>berikan</w:t>
-      </w:r>
-      <w:proofErr w:type="spellEnd"/>
-      <w:r>
-        <w:rPr>
-          <w:sz w:val="24"/>
-          <w:szCs w:val="24"/>
-        </w:rPr>
-        <w:t xml:space="preserve"> </w:t>
-      </w:r>
-      <w:proofErr w:type="spellStart"/>
-      <w:r>
-        <w:rPr>
-          <w:sz w:val="24"/>
-          <w:szCs w:val="24"/>
-        </w:rPr>
-        <w:t>kondisi</w:t>
-      </w:r>
-      <w:proofErr w:type="spellEnd"/>
-      <w:r>
-        <w:rPr>
-          <w:sz w:val="24"/>
-          <w:szCs w:val="24"/>
-        </w:rPr>
-        <w:t xml:space="preserve"> field yang</w:t>
-      </w:r>
+        <w:t xml:space="preserve"> specify </w:t>
+      </w:r>
+      <w:proofErr w:type="spellStart"/>
       <w:r>
         <w:rPr>
           <w:b/>
@@ -15994,15 +16965,9 @@
           <w:sz w:val="24"/>
           <w:szCs w:val="24"/>
         </w:rPr>
-        <w:t xml:space="preserve"> null </w:t>
-      </w:r>
-      <w:r>
-        <w:rPr>
-          <w:sz w:val="24"/>
-          <w:szCs w:val="24"/>
-        </w:rPr>
-        <w:t xml:space="preserve">pada </w:t>
-      </w:r>
+        <w:t>databse</w:t>
+      </w:r>
+      <w:proofErr w:type="spellEnd"/>
       <w:r>
         <w:rPr>
           <w:b/>
@@ -16010,9 +16975,15 @@
           <w:sz w:val="24"/>
           <w:szCs w:val="24"/>
         </w:rPr>
-        <w:t xml:space="preserve">field </w:t>
-      </w:r>
-      <w:proofErr w:type="spellStart"/>
+        <w:t xml:space="preserve"> fields</w:t>
+      </w:r>
+      <w:r>
+        <w:rPr>
+          <w:sz w:val="24"/>
+          <w:szCs w:val="24"/>
+        </w:rPr>
+        <w:t xml:space="preserve">, dan mapping </w:t>
+      </w:r>
       <w:r>
         <w:rPr>
           <w:b/>
@@ -16020,112 +16991,80 @@
           <w:sz w:val="24"/>
           <w:szCs w:val="24"/>
         </w:rPr>
-        <w:t>dimemployees</w:t>
-      </w:r>
-      <w:proofErr w:type="spellEnd"/>
-      <w:r>
-        <w:rPr>
-          <w:sz w:val="24"/>
-          <w:szCs w:val="24"/>
-        </w:rPr>
-        <w:t xml:space="preserve"> </w:t>
-      </w:r>
-      <w:proofErr w:type="spellStart"/>
-      <w:r>
-        <w:rPr>
-          <w:sz w:val="24"/>
-          <w:szCs w:val="24"/>
-        </w:rPr>
-        <w:t>untuk</w:t>
-      </w:r>
-      <w:proofErr w:type="spellEnd"/>
-      <w:r>
-        <w:rPr>
-          <w:sz w:val="24"/>
-          <w:szCs w:val="24"/>
-        </w:rPr>
-        <w:t xml:space="preserve"> </w:t>
-      </w:r>
-      <w:proofErr w:type="spellStart"/>
-      <w:r>
-        <w:rPr>
-          <w:sz w:val="24"/>
-          <w:szCs w:val="24"/>
-        </w:rPr>
-        <w:t>dimasukkan</w:t>
-      </w:r>
-      <w:proofErr w:type="spellEnd"/>
-      <w:r>
-        <w:rPr>
-          <w:sz w:val="24"/>
-          <w:szCs w:val="24"/>
-        </w:rPr>
-        <w:t xml:space="preserve"> pada proses </w:t>
-      </w:r>
-      <w:proofErr w:type="spellStart"/>
-      <w:r>
-        <w:rPr>
-          <w:sz w:val="24"/>
-          <w:szCs w:val="24"/>
-        </w:rPr>
-        <w:t>selanjutnya</w:t>
-      </w:r>
-      <w:proofErr w:type="spellEnd"/>
-      <w:r>
-        <w:rPr>
-          <w:sz w:val="24"/>
-          <w:szCs w:val="24"/>
-        </w:rPr>
-        <w:t xml:space="preserve">. Hal </w:t>
-      </w:r>
-      <w:proofErr w:type="spellStart"/>
-      <w:r>
-        <w:rPr>
-          <w:sz w:val="24"/>
-          <w:szCs w:val="24"/>
-        </w:rPr>
-        <w:t>itu</w:t>
-      </w:r>
-      <w:proofErr w:type="spellEnd"/>
-      <w:r>
-        <w:rPr>
-          <w:sz w:val="24"/>
-          <w:szCs w:val="24"/>
-        </w:rPr>
-        <w:t xml:space="preserve"> </w:t>
-      </w:r>
-      <w:proofErr w:type="spellStart"/>
-      <w:r>
-        <w:rPr>
-          <w:sz w:val="24"/>
-          <w:szCs w:val="24"/>
-        </w:rPr>
-        <w:t>menandakan</w:t>
-      </w:r>
-      <w:proofErr w:type="spellEnd"/>
-      <w:r>
-        <w:rPr>
-          <w:sz w:val="24"/>
-          <w:szCs w:val="24"/>
-        </w:rPr>
-        <w:t xml:space="preserve"> </w:t>
-      </w:r>
-      <w:proofErr w:type="spellStart"/>
-      <w:r>
-        <w:rPr>
-          <w:sz w:val="24"/>
-          <w:szCs w:val="24"/>
-        </w:rPr>
-        <w:t>bahwa</w:t>
-      </w:r>
-      <w:proofErr w:type="spellEnd"/>
-      <w:r>
-        <w:rPr>
-          <w:sz w:val="24"/>
-          <w:szCs w:val="24"/>
-        </w:rPr>
-        <w:t xml:space="preserve"> </w:t>
-      </w:r>
+        <w:t>data stream input</w:t>
+      </w:r>
+      <w:r>
+        <w:rPr>
+          <w:sz w:val="24"/>
+          <w:szCs w:val="24"/>
+        </w:rPr>
+        <w:t xml:space="preserve"> </w:t>
+      </w:r>
+      <w:proofErr w:type="spellStart"/>
+      <w:r>
+        <w:rPr>
+          <w:sz w:val="24"/>
+          <w:szCs w:val="24"/>
+        </w:rPr>
+        <w:t>dari</w:t>
+      </w:r>
+      <w:proofErr w:type="spellEnd"/>
+      <w:r>
+        <w:rPr>
+          <w:sz w:val="24"/>
+          <w:szCs w:val="24"/>
+        </w:rPr>
+        <w:t xml:space="preserve"> </w:t>
+      </w:r>
+      <w:proofErr w:type="spellStart"/>
+      <w:r>
+        <w:rPr>
+          <w:sz w:val="24"/>
+          <w:szCs w:val="24"/>
+        </w:rPr>
+        <w:t>oltp</w:t>
+      </w:r>
+      <w:proofErr w:type="spellEnd"/>
+      <w:r>
+        <w:rPr>
+          <w:sz w:val="24"/>
+          <w:szCs w:val="24"/>
+        </w:rPr>
+        <w:t xml:space="preserve"> </w:t>
+      </w:r>
+      <w:proofErr w:type="spellStart"/>
+      <w:r>
+        <w:rPr>
+          <w:sz w:val="24"/>
+          <w:szCs w:val="24"/>
+        </w:rPr>
+        <w:t>terhadap</w:t>
+      </w:r>
+      <w:proofErr w:type="spellEnd"/>
+      <w:r>
+        <w:rPr>
+          <w:sz w:val="24"/>
+          <w:szCs w:val="24"/>
+        </w:rPr>
+        <w:t xml:space="preserve"> field yang </w:t>
+      </w:r>
+      <w:proofErr w:type="spellStart"/>
+      <w:r>
+        <w:rPr>
+          <w:sz w:val="24"/>
+          <w:szCs w:val="24"/>
+        </w:rPr>
+        <w:t>ada</w:t>
+      </w:r>
+      <w:proofErr w:type="spellEnd"/>
+      <w:r>
+        <w:rPr>
+          <w:sz w:val="24"/>
+          <w:szCs w:val="24"/>
+        </w:rPr>
+        <w:t xml:space="preserve"> pada </w:t>
+      </w:r>
+      <w:proofErr w:type="spellStart"/>
       <w:r>
         <w:rPr>
           <w:b/>
@@ -16133,64 +17072,6 @@
           <w:sz w:val="24"/>
           <w:szCs w:val="24"/>
         </w:rPr>
-        <w:t xml:space="preserve">data stream </w:t>
-      </w:r>
-      <w:proofErr w:type="spellStart"/>
-      <w:r>
-        <w:rPr>
-          <w:sz w:val="24"/>
-          <w:szCs w:val="24"/>
-        </w:rPr>
-        <w:t>belum</w:t>
-      </w:r>
-      <w:proofErr w:type="spellEnd"/>
-      <w:r>
-        <w:rPr>
-          <w:sz w:val="24"/>
-          <w:szCs w:val="24"/>
-        </w:rPr>
-        <w:t xml:space="preserve"> </w:t>
-      </w:r>
-      <w:proofErr w:type="spellStart"/>
-      <w:r>
-        <w:rPr>
-          <w:sz w:val="24"/>
-          <w:szCs w:val="24"/>
-        </w:rPr>
-        <w:t>memiliki</w:t>
-      </w:r>
-      <w:proofErr w:type="spellEnd"/>
-      <w:r>
-        <w:rPr>
-          <w:sz w:val="24"/>
-          <w:szCs w:val="24"/>
-        </w:rPr>
-        <w:t xml:space="preserve"> </w:t>
-      </w:r>
-      <w:proofErr w:type="spellStart"/>
-      <w:r>
-        <w:rPr>
-          <w:sz w:val="24"/>
-          <w:szCs w:val="24"/>
-        </w:rPr>
-        <w:t>kesamaan</w:t>
-      </w:r>
-      <w:proofErr w:type="spellEnd"/>
-      <w:r>
-        <w:rPr>
-          <w:sz w:val="24"/>
-          <w:szCs w:val="24"/>
-        </w:rPr>
-        <w:t xml:space="preserve"> pada data di </w:t>
-      </w:r>
-      <w:proofErr w:type="spellStart"/>
-      <w:r>
-        <w:rPr>
-          <w:b/>
-          <w:bCs/>
-          <w:sz w:val="24"/>
-          <w:szCs w:val="24"/>
-        </w:rPr>
         <w:t>dimemployees</w:t>
       </w:r>
       <w:proofErr w:type="spellEnd"/>
@@ -16200,6 +17081,62 @@
           <w:szCs w:val="24"/>
         </w:rPr>
         <w:t>.</w:t>
+      </w:r>
+    </w:p>
+    <w:p>
+      <w:pPr>
+        <w:pStyle w:val="ListParagraph"/>
+        <w:ind w:left="426"/>
+        <w:rPr>
+          <w:sz w:val="24"/>
+          <w:szCs w:val="24"/>
+        </w:rPr>
+      </w:pPr>
+      <w:r>
+        <w:rPr>
+          <w:sz w:val="24"/>
+          <w:szCs w:val="24"/>
+        </w:rPr>
+        <w:drawing>
+          <wp:inline distT="0" distB="0" distL="0" distR="0" wp14:anchorId="4263A780" wp14:editId="714AE9E7">
+            <wp:extent cx="5254410" cy="3175000"/>
+            <wp:effectExtent l="19050" t="19050" r="22860" b="25400"/>
+            <wp:docPr id="859049302" name="Picture 1"/>
+            <wp:cNvGraphicFramePr>
+              <a:graphicFrameLocks xmlns:a="http://schemas.openxmlformats.org/drawingml/2006/main" noChangeAspect="1"/>
+            </wp:cNvGraphicFramePr>
+            <a:graphic xmlns:a="http://schemas.openxmlformats.org/drawingml/2006/main">
+              <a:graphicData uri="http://schemas.openxmlformats.org/drawingml/2006/picture">
+                <pic:pic xmlns:pic="http://schemas.openxmlformats.org/drawingml/2006/picture">
+                  <pic:nvPicPr>
+                    <pic:cNvPr id="859049302" name=""/>
+                    <pic:cNvPicPr/>
+                  </pic:nvPicPr>
+                  <pic:blipFill>
+                    <a:blip r:embed="rId69"/>
+                    <a:stretch>
+                      <a:fillRect/>
+                    </a:stretch>
+                  </pic:blipFill>
+                  <pic:spPr>
+                    <a:xfrm>
+                      <a:off x="0" y="0"/>
+                      <a:ext cx="5259270" cy="3177937"/>
+                    </a:xfrm>
+                    <a:prstGeom prst="rect">
+                      <a:avLst/>
+                    </a:prstGeom>
+                    <a:ln>
+                      <a:solidFill>
+                        <a:schemeClr val="tx1"/>
+                      </a:solidFill>
+                    </a:ln>
+                  </pic:spPr>
+                </pic:pic>
+              </a:graphicData>
+            </a:graphic>
+          </wp:inline>
+        </w:drawing>
       </w:r>
     </w:p>
     <w:p>
@@ -16221,25 +17158,81 @@
           <w:sz w:val="24"/>
           <w:szCs w:val="24"/>
         </w:rPr>
-        <w:t>Hubungkan</w:t>
-      </w:r>
-      <w:proofErr w:type="spellEnd"/>
-      <w:r>
-        <w:rPr>
-          <w:sz w:val="24"/>
-          <w:szCs w:val="24"/>
-        </w:rPr>
-        <w:t xml:space="preserve"> output </w:t>
-      </w:r>
-      <w:proofErr w:type="spellStart"/>
-      <w:r>
-        <w:rPr>
-          <w:sz w:val="24"/>
-          <w:szCs w:val="24"/>
-        </w:rPr>
-        <w:t>dari</w:t>
-      </w:r>
-      <w:proofErr w:type="spellEnd"/>
+        <w:t>jika</w:t>
+      </w:r>
+      <w:proofErr w:type="spellEnd"/>
+      <w:r>
+        <w:rPr>
+          <w:sz w:val="24"/>
+          <w:szCs w:val="24"/>
+        </w:rPr>
+        <w:t xml:space="preserve"> proses </w:t>
+      </w:r>
+      <w:proofErr w:type="spellStart"/>
+      <w:r>
+        <w:rPr>
+          <w:sz w:val="24"/>
+          <w:szCs w:val="24"/>
+        </w:rPr>
+        <w:t>keseluruhan</w:t>
+      </w:r>
+      <w:proofErr w:type="spellEnd"/>
+      <w:r>
+        <w:rPr>
+          <w:sz w:val="24"/>
+          <w:szCs w:val="24"/>
+        </w:rPr>
+        <w:t xml:space="preserve"> </w:t>
+      </w:r>
+      <w:proofErr w:type="spellStart"/>
+      <w:r>
+        <w:rPr>
+          <w:sz w:val="24"/>
+          <w:szCs w:val="24"/>
+        </w:rPr>
+        <w:t>berhasil</w:t>
+      </w:r>
+      <w:proofErr w:type="spellEnd"/>
+      <w:r>
+        <w:rPr>
+          <w:sz w:val="24"/>
+          <w:szCs w:val="24"/>
+        </w:rPr>
+        <w:t xml:space="preserve"> </w:t>
+      </w:r>
+      <w:proofErr w:type="spellStart"/>
+      <w:r>
+        <w:rPr>
+          <w:sz w:val="24"/>
+          <w:szCs w:val="24"/>
+        </w:rPr>
+        <w:t>maka</w:t>
+      </w:r>
+      <w:proofErr w:type="spellEnd"/>
+      <w:r>
+        <w:rPr>
+          <w:sz w:val="24"/>
+          <w:szCs w:val="24"/>
+        </w:rPr>
+        <w:t xml:space="preserve"> </w:t>
+      </w:r>
+      <w:proofErr w:type="spellStart"/>
+      <w:r>
+        <w:rPr>
+          <w:sz w:val="24"/>
+          <w:szCs w:val="24"/>
+        </w:rPr>
+        <w:t>tabel</w:t>
+      </w:r>
+      <w:proofErr w:type="spellEnd"/>
+      <w:r>
+        <w:rPr>
+          <w:sz w:val="24"/>
+          <w:szCs w:val="24"/>
+        </w:rPr>
+        <w:t xml:space="preserve"> </w:t>
+      </w:r>
+      <w:proofErr w:type="spellStart"/>
       <w:r>
         <w:rPr>
           <w:b/>
@@ -16247,41 +17240,84 @@
           <w:sz w:val="24"/>
           <w:szCs w:val="24"/>
         </w:rPr>
-        <w:t xml:space="preserve"> filter rows</w:t>
-      </w:r>
-      <w:r>
-        <w:rPr>
-          <w:sz w:val="24"/>
-          <w:szCs w:val="24"/>
-        </w:rPr>
-        <w:t xml:space="preserve"> </w:t>
-      </w:r>
-      <w:proofErr w:type="spellStart"/>
-      <w:r>
-        <w:rPr>
-          <w:sz w:val="24"/>
-          <w:szCs w:val="24"/>
-        </w:rPr>
-        <w:t>dengan</w:t>
-      </w:r>
-      <w:proofErr w:type="spellEnd"/>
-      <w:r>
-        <w:rPr>
-          <w:b/>
-          <w:bCs/>
-          <w:sz w:val="24"/>
-          <w:szCs w:val="24"/>
-        </w:rPr>
-        <w:t xml:space="preserve"> table output.</w:t>
+        <w:t>dimemployees</w:t>
+      </w:r>
+      <w:proofErr w:type="spellEnd"/>
+      <w:r>
+        <w:rPr>
+          <w:sz w:val="24"/>
+          <w:szCs w:val="24"/>
+        </w:rPr>
+        <w:t xml:space="preserve"> </w:t>
+      </w:r>
+      <w:proofErr w:type="spellStart"/>
+      <w:r>
+        <w:rPr>
+          <w:sz w:val="24"/>
+          <w:szCs w:val="24"/>
+        </w:rPr>
+        <w:t>akan</w:t>
+      </w:r>
+      <w:proofErr w:type="spellEnd"/>
+      <w:r>
+        <w:rPr>
+          <w:sz w:val="24"/>
+          <w:szCs w:val="24"/>
+        </w:rPr>
+        <w:t xml:space="preserve"> </w:t>
+      </w:r>
+      <w:proofErr w:type="spellStart"/>
+      <w:r>
+        <w:rPr>
+          <w:sz w:val="24"/>
+          <w:szCs w:val="24"/>
+        </w:rPr>
+        <w:t>terisi</w:t>
+      </w:r>
+      <w:proofErr w:type="spellEnd"/>
+      <w:r>
+        <w:rPr>
+          <w:sz w:val="24"/>
+          <w:szCs w:val="24"/>
+        </w:rPr>
+        <w:t xml:space="preserve"> data </w:t>
+      </w:r>
+      <w:proofErr w:type="spellStart"/>
+      <w:r>
+        <w:rPr>
+          <w:sz w:val="24"/>
+          <w:szCs w:val="24"/>
+        </w:rPr>
+        <w:t>pegawai</w:t>
+      </w:r>
+      <w:proofErr w:type="spellEnd"/>
+      <w:r>
+        <w:rPr>
+          <w:sz w:val="24"/>
+          <w:szCs w:val="24"/>
+        </w:rPr>
+        <w:t xml:space="preserve"> </w:t>
+      </w:r>
+      <w:proofErr w:type="spellStart"/>
+      <w:r>
+        <w:rPr>
+          <w:sz w:val="24"/>
+          <w:szCs w:val="24"/>
+        </w:rPr>
+        <w:t>dari</w:t>
+      </w:r>
+      <w:proofErr w:type="spellEnd"/>
+      <w:r>
+        <w:rPr>
+          <w:sz w:val="24"/>
+          <w:szCs w:val="24"/>
+        </w:rPr>
+        <w:t xml:space="preserve"> database OLTP.</w:t>
       </w:r>
     </w:p>
     <w:p>
       <w:pPr>
         <w:pStyle w:val="ListParagraph"/>
-        <w:numPr>
-          <w:ilvl w:val="0"/>
-          <w:numId w:val="14"/>
-        </w:numPr>
         <w:ind w:left="426"/>
         <w:rPr>
           <w:sz w:val="24"/>
@@ -16293,461 +17329,42 @@
           <w:sz w:val="24"/>
           <w:szCs w:val="24"/>
         </w:rPr>
-        <w:t xml:space="preserve">Pada </w:t>
-      </w:r>
-      <w:r>
-        <w:rPr>
-          <w:b/>
-          <w:bCs/>
-          <w:sz w:val="24"/>
-          <w:szCs w:val="24"/>
-        </w:rPr>
-        <w:t>table output</w:t>
-      </w:r>
-      <w:r>
-        <w:rPr>
-          <w:sz w:val="24"/>
-          <w:szCs w:val="24"/>
-        </w:rPr>
-        <w:t xml:space="preserve">, </w:t>
-      </w:r>
-      <w:proofErr w:type="spellStart"/>
-      <w:r>
-        <w:rPr>
-          <w:sz w:val="24"/>
-          <w:szCs w:val="24"/>
-        </w:rPr>
-        <w:t>gunakan</w:t>
-      </w:r>
-      <w:proofErr w:type="spellEnd"/>
-      <w:r>
-        <w:rPr>
-          <w:b/>
-          <w:bCs/>
-          <w:sz w:val="24"/>
-          <w:szCs w:val="24"/>
-        </w:rPr>
-        <w:t xml:space="preserve"> connection </w:t>
-      </w:r>
-      <w:proofErr w:type="spellStart"/>
-      <w:r>
-        <w:rPr>
-          <w:b/>
-          <w:bCs/>
-          <w:sz w:val="24"/>
-          <w:szCs w:val="24"/>
-        </w:rPr>
-        <w:t>conn_dw_destination</w:t>
-      </w:r>
-      <w:proofErr w:type="spellEnd"/>
-      <w:r>
-        <w:rPr>
-          <w:sz w:val="24"/>
-          <w:szCs w:val="24"/>
-        </w:rPr>
-        <w:t xml:space="preserve"> </w:t>
-      </w:r>
-      <w:proofErr w:type="spellStart"/>
-      <w:r>
-        <w:rPr>
-          <w:sz w:val="24"/>
-          <w:szCs w:val="24"/>
-        </w:rPr>
-        <w:t>untuk</w:t>
-      </w:r>
-      <w:proofErr w:type="spellEnd"/>
-      <w:r>
-        <w:rPr>
-          <w:sz w:val="24"/>
-          <w:szCs w:val="24"/>
-        </w:rPr>
-        <w:t xml:space="preserve"> </w:t>
-      </w:r>
-      <w:proofErr w:type="spellStart"/>
-      <w:r>
-        <w:rPr>
-          <w:sz w:val="24"/>
-          <w:szCs w:val="24"/>
-        </w:rPr>
-        <w:t>memasukkan</w:t>
-      </w:r>
-      <w:proofErr w:type="spellEnd"/>
-      <w:r>
-        <w:rPr>
-          <w:sz w:val="24"/>
-          <w:szCs w:val="24"/>
-        </w:rPr>
-        <w:t xml:space="preserve"> data pada </w:t>
-      </w:r>
-      <w:proofErr w:type="spellStart"/>
-      <w:r>
-        <w:rPr>
-          <w:sz w:val="24"/>
-          <w:szCs w:val="24"/>
-        </w:rPr>
-        <w:t>tabel</w:t>
-      </w:r>
-      <w:proofErr w:type="spellEnd"/>
-      <w:r>
-        <w:rPr>
-          <w:sz w:val="24"/>
-          <w:szCs w:val="24"/>
-        </w:rPr>
-        <w:t xml:space="preserve"> </w:t>
-      </w:r>
-      <w:proofErr w:type="spellStart"/>
-      <w:r>
-        <w:rPr>
-          <w:b/>
-          <w:bCs/>
-          <w:sz w:val="24"/>
-          <w:szCs w:val="24"/>
-        </w:rPr>
-        <w:t>dimemployees</w:t>
-      </w:r>
-      <w:proofErr w:type="spellEnd"/>
-      <w:r>
-        <w:rPr>
-          <w:b/>
-          <w:bCs/>
-          <w:sz w:val="24"/>
-          <w:szCs w:val="24"/>
-        </w:rPr>
-        <w:t>.</w:t>
-      </w:r>
-    </w:p>
-    <w:p>
-      <w:pPr>
-        <w:pStyle w:val="ListParagraph"/>
-        <w:numPr>
-          <w:ilvl w:val="0"/>
-          <w:numId w:val="14"/>
-        </w:numPr>
-        <w:ind w:left="426"/>
-        <w:rPr>
-          <w:sz w:val="24"/>
-          <w:szCs w:val="24"/>
-        </w:rPr>
-      </w:pPr>
-      <w:proofErr w:type="spellStart"/>
-      <w:r>
-        <w:rPr>
-          <w:sz w:val="24"/>
-          <w:szCs w:val="24"/>
-        </w:rPr>
         <w:lastRenderedPageBreak/>
-        <w:t>Aktifkan</w:t>
-      </w:r>
-      <w:proofErr w:type="spellEnd"/>
-      <w:r>
-        <w:rPr>
-          <w:b/>
-          <w:bCs/>
-          <w:sz w:val="24"/>
-          <w:szCs w:val="24"/>
-        </w:rPr>
-        <w:t xml:space="preserve"> specify </w:t>
-      </w:r>
-      <w:proofErr w:type="spellStart"/>
-      <w:r>
-        <w:rPr>
-          <w:b/>
-          <w:bCs/>
-          <w:sz w:val="24"/>
-          <w:szCs w:val="24"/>
-        </w:rPr>
-        <w:t>databse</w:t>
-      </w:r>
-      <w:proofErr w:type="spellEnd"/>
-      <w:r>
-        <w:rPr>
-          <w:b/>
-          <w:bCs/>
-          <w:sz w:val="24"/>
-          <w:szCs w:val="24"/>
-        </w:rPr>
-        <w:t xml:space="preserve"> fields</w:t>
-      </w:r>
-      <w:r>
-        <w:rPr>
-          <w:sz w:val="24"/>
-          <w:szCs w:val="24"/>
-        </w:rPr>
-        <w:t xml:space="preserve">, dan mapping </w:t>
-      </w:r>
-      <w:r>
-        <w:rPr>
-          <w:b/>
-          <w:bCs/>
-          <w:sz w:val="24"/>
-          <w:szCs w:val="24"/>
-        </w:rPr>
-        <w:t>data stream input</w:t>
-      </w:r>
-      <w:r>
-        <w:rPr>
-          <w:sz w:val="24"/>
-          <w:szCs w:val="24"/>
-        </w:rPr>
-        <w:t xml:space="preserve"> </w:t>
-      </w:r>
-      <w:proofErr w:type="spellStart"/>
-      <w:r>
-        <w:rPr>
-          <w:sz w:val="24"/>
-          <w:szCs w:val="24"/>
-        </w:rPr>
-        <w:t>dari</w:t>
-      </w:r>
-      <w:proofErr w:type="spellEnd"/>
-      <w:r>
-        <w:rPr>
-          <w:sz w:val="24"/>
-          <w:szCs w:val="24"/>
-        </w:rPr>
-        <w:t xml:space="preserve"> </w:t>
-      </w:r>
-      <w:proofErr w:type="spellStart"/>
-      <w:r>
-        <w:rPr>
-          <w:sz w:val="24"/>
-          <w:szCs w:val="24"/>
-        </w:rPr>
-        <w:t>oltp</w:t>
-      </w:r>
-      <w:proofErr w:type="spellEnd"/>
-      <w:r>
-        <w:rPr>
-          <w:sz w:val="24"/>
-          <w:szCs w:val="24"/>
-        </w:rPr>
-        <w:t xml:space="preserve"> </w:t>
-      </w:r>
-      <w:proofErr w:type="spellStart"/>
-      <w:r>
-        <w:rPr>
-          <w:sz w:val="24"/>
-          <w:szCs w:val="24"/>
-        </w:rPr>
-        <w:t>terhadap</w:t>
-      </w:r>
-      <w:proofErr w:type="spellEnd"/>
-      <w:r>
-        <w:rPr>
-          <w:sz w:val="24"/>
-          <w:szCs w:val="24"/>
-        </w:rPr>
-        <w:t xml:space="preserve"> field yang </w:t>
-      </w:r>
-      <w:proofErr w:type="spellStart"/>
-      <w:r>
-        <w:rPr>
-          <w:sz w:val="24"/>
-          <w:szCs w:val="24"/>
-        </w:rPr>
-        <w:t>ada</w:t>
-      </w:r>
-      <w:proofErr w:type="spellEnd"/>
-      <w:r>
-        <w:rPr>
-          <w:sz w:val="24"/>
-          <w:szCs w:val="24"/>
-        </w:rPr>
-        <w:t xml:space="preserve"> pada </w:t>
-      </w:r>
-      <w:proofErr w:type="spellStart"/>
-      <w:r>
-        <w:rPr>
-          <w:b/>
-          <w:bCs/>
-          <w:sz w:val="24"/>
-          <w:szCs w:val="24"/>
-        </w:rPr>
-        <w:t>dimemployees</w:t>
-      </w:r>
-      <w:proofErr w:type="spellEnd"/>
-      <w:r>
-        <w:rPr>
-          <w:sz w:val="24"/>
-          <w:szCs w:val="24"/>
-        </w:rPr>
-        <w:t>.</w:t>
-      </w:r>
-    </w:p>
-    <w:p>
-      <w:pPr>
-        <w:pStyle w:val="ListParagraph"/>
-        <w:numPr>
-          <w:ilvl w:val="0"/>
-          <w:numId w:val="14"/>
-        </w:numPr>
-        <w:ind w:left="426"/>
-        <w:rPr>
-          <w:sz w:val="24"/>
-          <w:szCs w:val="24"/>
-        </w:rPr>
-      </w:pPr>
-      <w:proofErr w:type="spellStart"/>
-      <w:r>
-        <w:rPr>
-          <w:sz w:val="24"/>
-          <w:szCs w:val="24"/>
-        </w:rPr>
-        <w:t>jika</w:t>
-      </w:r>
-      <w:proofErr w:type="spellEnd"/>
-      <w:r>
-        <w:rPr>
-          <w:sz w:val="24"/>
-          <w:szCs w:val="24"/>
-        </w:rPr>
-        <w:t xml:space="preserve"> proses </w:t>
-      </w:r>
-      <w:proofErr w:type="spellStart"/>
-      <w:r>
-        <w:rPr>
-          <w:sz w:val="24"/>
-          <w:szCs w:val="24"/>
-        </w:rPr>
-        <w:t>keseluruhan</w:t>
-      </w:r>
-      <w:proofErr w:type="spellEnd"/>
-      <w:r>
-        <w:rPr>
-          <w:sz w:val="24"/>
-          <w:szCs w:val="24"/>
-        </w:rPr>
-        <w:t xml:space="preserve"> </w:t>
-      </w:r>
-      <w:proofErr w:type="spellStart"/>
-      <w:r>
-        <w:rPr>
-          <w:sz w:val="24"/>
-          <w:szCs w:val="24"/>
-        </w:rPr>
-        <w:t>berhasil</w:t>
-      </w:r>
-      <w:proofErr w:type="spellEnd"/>
-      <w:r>
-        <w:rPr>
-          <w:sz w:val="24"/>
-          <w:szCs w:val="24"/>
-        </w:rPr>
-        <w:t xml:space="preserve"> </w:t>
-      </w:r>
-      <w:proofErr w:type="spellStart"/>
-      <w:r>
-        <w:rPr>
-          <w:sz w:val="24"/>
-          <w:szCs w:val="24"/>
-        </w:rPr>
-        <w:t>maka</w:t>
-      </w:r>
-      <w:proofErr w:type="spellEnd"/>
-      <w:r>
-        <w:rPr>
-          <w:sz w:val="24"/>
-          <w:szCs w:val="24"/>
-        </w:rPr>
-        <w:t xml:space="preserve"> </w:t>
-      </w:r>
-      <w:proofErr w:type="spellStart"/>
-      <w:r>
-        <w:rPr>
-          <w:sz w:val="24"/>
-          <w:szCs w:val="24"/>
-        </w:rPr>
-        <w:t>tabel</w:t>
-      </w:r>
-      <w:proofErr w:type="spellEnd"/>
-      <w:r>
-        <w:rPr>
-          <w:sz w:val="24"/>
-          <w:szCs w:val="24"/>
-        </w:rPr>
-        <w:t xml:space="preserve"> </w:t>
-      </w:r>
-      <w:proofErr w:type="spellStart"/>
-      <w:r>
-        <w:rPr>
-          <w:b/>
-          <w:bCs/>
-          <w:sz w:val="24"/>
-          <w:szCs w:val="24"/>
-        </w:rPr>
-        <w:t>dimemployees</w:t>
-      </w:r>
-      <w:proofErr w:type="spellEnd"/>
-      <w:r>
-        <w:rPr>
-          <w:sz w:val="24"/>
-          <w:szCs w:val="24"/>
-        </w:rPr>
-        <w:t xml:space="preserve"> </w:t>
-      </w:r>
-      <w:proofErr w:type="spellStart"/>
-      <w:r>
-        <w:rPr>
-          <w:sz w:val="24"/>
-          <w:szCs w:val="24"/>
-        </w:rPr>
-        <w:t>akan</w:t>
-      </w:r>
-      <w:proofErr w:type="spellEnd"/>
-      <w:r>
-        <w:rPr>
-          <w:sz w:val="24"/>
-          <w:szCs w:val="24"/>
-        </w:rPr>
-        <w:t xml:space="preserve"> </w:t>
-      </w:r>
-      <w:proofErr w:type="spellStart"/>
-      <w:r>
-        <w:rPr>
-          <w:sz w:val="24"/>
-          <w:szCs w:val="24"/>
-        </w:rPr>
-        <w:t>terisi</w:t>
-      </w:r>
-      <w:proofErr w:type="spellEnd"/>
-      <w:r>
-        <w:rPr>
-          <w:sz w:val="24"/>
-          <w:szCs w:val="24"/>
-        </w:rPr>
-        <w:t xml:space="preserve"> data </w:t>
-      </w:r>
-      <w:proofErr w:type="spellStart"/>
-      <w:r>
-        <w:rPr>
-          <w:sz w:val="24"/>
-          <w:szCs w:val="24"/>
-        </w:rPr>
-        <w:t>pegawai</w:t>
-      </w:r>
-      <w:proofErr w:type="spellEnd"/>
-      <w:r>
-        <w:rPr>
-          <w:sz w:val="24"/>
-          <w:szCs w:val="24"/>
-        </w:rPr>
-        <w:t xml:space="preserve"> </w:t>
-      </w:r>
-      <w:proofErr w:type="spellStart"/>
-      <w:r>
-        <w:rPr>
-          <w:sz w:val="24"/>
-          <w:szCs w:val="24"/>
-        </w:rPr>
-        <w:t>dari</w:t>
-      </w:r>
-      <w:proofErr w:type="spellEnd"/>
-      <w:r>
-        <w:rPr>
-          <w:sz w:val="24"/>
-          <w:szCs w:val="24"/>
-        </w:rPr>
-        <w:t xml:space="preserve"> database OLTP.</w:t>
+        <w:drawing>
+          <wp:inline distT="0" distB="0" distL="0" distR="0" wp14:anchorId="73EFA9C6" wp14:editId="4210095B">
+            <wp:extent cx="5285066" cy="5139267"/>
+            <wp:effectExtent l="0" t="0" r="0" b="4445"/>
+            <wp:docPr id="1990440829" name="Picture 1"/>
+            <wp:cNvGraphicFramePr>
+              <a:graphicFrameLocks xmlns:a="http://schemas.openxmlformats.org/drawingml/2006/main" noChangeAspect="1"/>
+            </wp:cNvGraphicFramePr>
+            <a:graphic xmlns:a="http://schemas.openxmlformats.org/drawingml/2006/main">
+              <a:graphicData uri="http://schemas.openxmlformats.org/drawingml/2006/picture">
+                <pic:pic xmlns:pic="http://schemas.openxmlformats.org/drawingml/2006/picture">
+                  <pic:nvPicPr>
+                    <pic:cNvPr id="1990440829" name=""/>
+                    <pic:cNvPicPr/>
+                  </pic:nvPicPr>
+                  <pic:blipFill>
+                    <a:blip r:embed="rId70"/>
+                    <a:stretch>
+                      <a:fillRect/>
+                    </a:stretch>
+                  </pic:blipFill>
+                  <pic:spPr>
+                    <a:xfrm>
+                      <a:off x="0" y="0"/>
+                      <a:ext cx="5290140" cy="5144201"/>
+                    </a:xfrm>
+                    <a:prstGeom prst="rect">
+                      <a:avLst/>
+                    </a:prstGeom>
+                  </pic:spPr>
+                </pic:pic>
+              </a:graphicData>
+            </a:graphic>
+          </wp:inline>
+        </w:drawing>
       </w:r>
     </w:p>
     <w:p>
@@ -17111,7 +17728,7 @@
                 <w:sz w:val="24"/>
                 <w:szCs w:val="24"/>
               </w:rPr>
-              <w:t>Generate rows</w:t>
+              <w:t>Table Input</w:t>
             </w:r>
           </w:p>
         </w:tc>
@@ -17134,10 +17751,10 @@
                 <w:szCs w:val="24"/>
               </w:rPr>
               <w:drawing>
-                <wp:inline distT="0" distB="0" distL="0" distR="0" wp14:anchorId="04E82181" wp14:editId="5859F9E0">
-                  <wp:extent cx="1832406" cy="994867"/>
-                  <wp:effectExtent l="0" t="0" r="0" b="0"/>
-                  <wp:docPr id="1229649236" name="Picture 1"/>
+                <wp:inline distT="0" distB="0" distL="0" distR="0" wp14:anchorId="1938E479" wp14:editId="07A1CB73">
+                  <wp:extent cx="2038350" cy="1014095"/>
+                  <wp:effectExtent l="19050" t="19050" r="19050" b="14605"/>
+                  <wp:docPr id="29926349" name="Picture 1"/>
                   <wp:cNvGraphicFramePr>
                     <a:graphicFrameLocks xmlns:a="http://schemas.openxmlformats.org/drawingml/2006/main" noChangeAspect="1"/>
                   </wp:cNvGraphicFramePr>
@@ -17145,11 +17762,11 @@
                     <a:graphicData uri="http://schemas.openxmlformats.org/drawingml/2006/picture">
                       <pic:pic xmlns:pic="http://schemas.openxmlformats.org/drawingml/2006/picture">
                         <pic:nvPicPr>
-                          <pic:cNvPr id="1433823151" name=""/>
+                          <pic:cNvPr id="29926349" name=""/>
                           <pic:cNvPicPr/>
                         </pic:nvPicPr>
                         <pic:blipFill>
-                          <a:blip r:embed="rId39"/>
+                          <a:blip r:embed="rId71"/>
                           <a:stretch>
                             <a:fillRect/>
                           </a:stretch>
@@ -17157,7 +17774,68 @@
                         <pic:spPr>
                           <a:xfrm>
                             <a:off x="0" y="0"/>
-                            <a:ext cx="1865656" cy="1012919"/>
+                            <a:ext cx="2038350" cy="1014095"/>
+                          </a:xfrm>
+                          <a:prstGeom prst="rect">
+                            <a:avLst/>
+                          </a:prstGeom>
+                          <a:ln>
+                            <a:solidFill>
+                              <a:schemeClr val="tx1"/>
+                            </a:solidFill>
+                          </a:ln>
+                        </pic:spPr>
+                      </pic:pic>
+                    </a:graphicData>
+                  </a:graphic>
+                </wp:inline>
+              </w:drawing>
+            </w:r>
+          </w:p>
+        </w:tc>
+        <w:tc>
+          <w:tcPr>
+            <w:tcW w:w="3103" w:type="dxa"/>
+          </w:tcPr>
+          <w:p>
+            <w:pPr>
+              <w:pStyle w:val="ListParagraph"/>
+              <w:ind w:left="0"/>
+              <w:rPr>
+                <w:sz w:val="24"/>
+                <w:szCs w:val="24"/>
+              </w:rPr>
+            </w:pPr>
+            <w:r>
+              <w:rPr>
+                <w:sz w:val="24"/>
+                <w:szCs w:val="24"/>
+              </w:rPr>
+              <w:drawing>
+                <wp:inline distT="0" distB="0" distL="0" distR="0" wp14:anchorId="7142ED44" wp14:editId="2F953E4B">
+                  <wp:extent cx="1833245" cy="1120775"/>
+                  <wp:effectExtent l="0" t="0" r="0" b="3175"/>
+                  <wp:docPr id="1961707193" name="Picture 1"/>
+                  <wp:cNvGraphicFramePr>
+                    <a:graphicFrameLocks xmlns:a="http://schemas.openxmlformats.org/drawingml/2006/main" noChangeAspect="1"/>
+                  </wp:cNvGraphicFramePr>
+                  <a:graphic xmlns:a="http://schemas.openxmlformats.org/drawingml/2006/main">
+                    <a:graphicData uri="http://schemas.openxmlformats.org/drawingml/2006/picture">
+                      <pic:pic xmlns:pic="http://schemas.openxmlformats.org/drawingml/2006/picture">
+                        <pic:nvPicPr>
+                          <pic:cNvPr id="1961707193" name=""/>
+                          <pic:cNvPicPr/>
+                        </pic:nvPicPr>
+                        <pic:blipFill>
+                          <a:blip r:embed="rId72"/>
+                          <a:stretch>
+                            <a:fillRect/>
+                          </a:stretch>
+                        </pic:blipFill>
+                        <pic:spPr>
+                          <a:xfrm>
+                            <a:off x="0" y="0"/>
+                            <a:ext cx="1833245" cy="1120775"/>
                           </a:xfrm>
                           <a:prstGeom prst="rect">
                             <a:avLst/>
@@ -17173,62 +17851,6 @@
         </w:tc>
         <w:tc>
           <w:tcPr>
-            <w:tcW w:w="3103" w:type="dxa"/>
-          </w:tcPr>
-          <w:p>
-            <w:pPr>
-              <w:pStyle w:val="ListParagraph"/>
-              <w:ind w:left="0"/>
-              <w:rPr>
-                <w:sz w:val="24"/>
-                <w:szCs w:val="24"/>
-              </w:rPr>
-            </w:pPr>
-            <w:r>
-              <w:rPr>
-                <w:sz w:val="24"/>
-                <w:szCs w:val="24"/>
-              </w:rPr>
-              <w:drawing>
-                <wp:inline distT="0" distB="0" distL="0" distR="0" wp14:anchorId="0ED3E011" wp14:editId="7147AFE9">
-                  <wp:extent cx="1515222" cy="1202077"/>
-                  <wp:effectExtent l="0" t="0" r="8890" b="0"/>
-                  <wp:docPr id="805695635" name="Picture 1"/>
-                  <wp:cNvGraphicFramePr>
-                    <a:graphicFrameLocks xmlns:a="http://schemas.openxmlformats.org/drawingml/2006/main" noChangeAspect="1"/>
-                  </wp:cNvGraphicFramePr>
-                  <a:graphic xmlns:a="http://schemas.openxmlformats.org/drawingml/2006/main">
-                    <a:graphicData uri="http://schemas.openxmlformats.org/drawingml/2006/picture">
-                      <pic:pic xmlns:pic="http://schemas.openxmlformats.org/drawingml/2006/picture">
-                        <pic:nvPicPr>
-                          <pic:cNvPr id="2125926253" name=""/>
-                          <pic:cNvPicPr/>
-                        </pic:nvPicPr>
-                        <pic:blipFill>
-                          <a:blip r:embed="rId40"/>
-                          <a:stretch>
-                            <a:fillRect/>
-                          </a:stretch>
-                        </pic:blipFill>
-                        <pic:spPr>
-                          <a:xfrm>
-                            <a:off x="0" y="0"/>
-                            <a:ext cx="1569049" cy="1244780"/>
-                          </a:xfrm>
-                          <a:prstGeom prst="rect">
-                            <a:avLst/>
-                          </a:prstGeom>
-                        </pic:spPr>
-                      </pic:pic>
-                    </a:graphicData>
-                  </a:graphic>
-                </wp:inline>
-              </w:drawing>
-            </w:r>
-          </w:p>
-        </w:tc>
-        <w:tc>
-          <w:tcPr>
             <w:tcW w:w="1687" w:type="dxa"/>
           </w:tcPr>
           <w:p>
@@ -17240,13 +17862,20 @@
                 <w:szCs w:val="24"/>
               </w:rPr>
             </w:pPr>
+            <w:r>
+              <w:rPr>
+                <w:sz w:val="24"/>
+                <w:szCs w:val="24"/>
+              </w:rPr>
+              <w:t xml:space="preserve">Langkah </w:t>
+            </w:r>
             <w:proofErr w:type="spellStart"/>
             <w:r>
               <w:rPr>
                 <w:sz w:val="24"/>
                 <w:szCs w:val="24"/>
               </w:rPr>
-              <w:t>Menghasilkan</w:t>
+              <w:t>digunakan</w:t>
             </w:r>
             <w:proofErr w:type="spellEnd"/>
             <w:r>
@@ -17254,6 +17883,38 @@
                 <w:sz w:val="24"/>
                 <w:szCs w:val="24"/>
               </w:rPr>
+              <w:t xml:space="preserve"> </w:t>
+            </w:r>
+            <w:proofErr w:type="spellStart"/>
+            <w:r>
+              <w:rPr>
+                <w:sz w:val="24"/>
+                <w:szCs w:val="24"/>
+              </w:rPr>
+              <w:t>untuk</w:t>
+            </w:r>
+            <w:proofErr w:type="spellEnd"/>
+            <w:r>
+              <w:rPr>
+                <w:sz w:val="24"/>
+                <w:szCs w:val="24"/>
+              </w:rPr>
+              <w:t xml:space="preserve"> </w:t>
+            </w:r>
+            <w:proofErr w:type="spellStart"/>
+            <w:r>
+              <w:rPr>
+                <w:sz w:val="24"/>
+                <w:szCs w:val="24"/>
+              </w:rPr>
+              <w:t>mengambil</w:t>
+            </w:r>
+            <w:proofErr w:type="spellEnd"/>
+            <w:r>
+              <w:rPr>
+                <w:sz w:val="24"/>
+                <w:szCs w:val="24"/>
+              </w:rPr>
               <w:t xml:space="preserve"> data </w:t>
             </w:r>
             <w:proofErr w:type="spellStart"/>
@@ -17262,7 +17923,7 @@
                 <w:sz w:val="24"/>
                 <w:szCs w:val="24"/>
               </w:rPr>
-              <w:t>CurrentDate</w:t>
+              <w:t>dari</w:t>
             </w:r>
             <w:proofErr w:type="spellEnd"/>
             <w:r>
@@ -17270,7 +17931,7 @@
                 <w:sz w:val="24"/>
                 <w:szCs w:val="24"/>
               </w:rPr>
-              <w:t xml:space="preserve"> </w:t>
+              <w:t xml:space="preserve"> database </w:t>
             </w:r>
             <w:proofErr w:type="spellStart"/>
             <w:r>
@@ -17278,7 +17939,7 @@
                 <w:sz w:val="24"/>
                 <w:szCs w:val="24"/>
               </w:rPr>
-              <w:t>dengan</w:t>
+              <w:t>menggunakan</w:t>
             </w:r>
             <w:proofErr w:type="spellEnd"/>
             <w:r>
@@ -17286,259 +17947,8 @@
                 <w:sz w:val="24"/>
                 <w:szCs w:val="24"/>
               </w:rPr>
-              <w:t xml:space="preserve"> format </w:t>
-            </w:r>
-            <w:r>
-              <w:rPr>
-                <w:b/>
-                <w:bCs/>
-                <w:sz w:val="24"/>
-                <w:szCs w:val="24"/>
-              </w:rPr>
-              <w:t>dd-MM-</w:t>
-            </w:r>
-            <w:proofErr w:type="spellStart"/>
-            <w:r>
-              <w:rPr>
-                <w:b/>
-                <w:bCs/>
-                <w:sz w:val="24"/>
-                <w:szCs w:val="24"/>
-              </w:rPr>
-              <w:t>yyyy</w:t>
-            </w:r>
-            <w:proofErr w:type="spellEnd"/>
-            <w:r>
-              <w:rPr>
-                <w:sz w:val="24"/>
-                <w:szCs w:val="24"/>
-              </w:rPr>
-              <w:t xml:space="preserve">, </w:t>
-            </w:r>
-            <w:proofErr w:type="spellStart"/>
-            <w:r>
-              <w:rPr>
-                <w:sz w:val="24"/>
-                <w:szCs w:val="24"/>
-              </w:rPr>
-              <w:t>mulai</w:t>
-            </w:r>
-            <w:proofErr w:type="spellEnd"/>
-            <w:r>
-              <w:rPr>
-                <w:sz w:val="24"/>
-                <w:szCs w:val="24"/>
-              </w:rPr>
-              <w:t xml:space="preserve"> </w:t>
-            </w:r>
-            <w:proofErr w:type="spellStart"/>
-            <w:r>
-              <w:rPr>
-                <w:sz w:val="24"/>
-                <w:szCs w:val="24"/>
-              </w:rPr>
-              <w:t>dari</w:t>
-            </w:r>
-            <w:proofErr w:type="spellEnd"/>
-            <w:r>
-              <w:rPr>
-                <w:sz w:val="24"/>
-                <w:szCs w:val="24"/>
-              </w:rPr>
-              <w:t xml:space="preserve"> </w:t>
-            </w:r>
-            <w:r>
-              <w:rPr>
-                <w:b/>
-                <w:bCs/>
-                <w:sz w:val="24"/>
-                <w:szCs w:val="24"/>
-              </w:rPr>
-              <w:t>01-01-2003</w:t>
-            </w:r>
-            <w:r>
-              <w:rPr>
-                <w:sz w:val="24"/>
-                <w:szCs w:val="24"/>
-              </w:rPr>
-              <w:t xml:space="preserve"> dan </w:t>
-            </w:r>
-            <w:proofErr w:type="spellStart"/>
-            <w:r>
-              <w:rPr>
-                <w:sz w:val="24"/>
-                <w:szCs w:val="24"/>
-              </w:rPr>
-              <w:t>seterusnya</w:t>
-            </w:r>
-            <w:proofErr w:type="spellEnd"/>
-            <w:r>
-              <w:rPr>
-                <w:sz w:val="24"/>
-                <w:szCs w:val="24"/>
-              </w:rPr>
-              <w:t>.</w:t>
-            </w:r>
-            <w:r>
-              <w:rPr>
-                <w:sz w:val="24"/>
-                <w:szCs w:val="24"/>
-              </w:rPr>
-              <w:t xml:space="preserve"> Tujuan </w:t>
-            </w:r>
-            <w:proofErr w:type="spellStart"/>
-            <w:r>
-              <w:rPr>
-                <w:sz w:val="24"/>
-                <w:szCs w:val="24"/>
-              </w:rPr>
-              <w:t>nya</w:t>
-            </w:r>
-            <w:proofErr w:type="spellEnd"/>
-            <w:r>
-              <w:rPr>
-                <w:sz w:val="24"/>
-                <w:szCs w:val="24"/>
-              </w:rPr>
-              <w:t xml:space="preserve"> </w:t>
-            </w:r>
-            <w:proofErr w:type="spellStart"/>
-            <w:r>
-              <w:rPr>
-                <w:sz w:val="24"/>
-                <w:szCs w:val="24"/>
-              </w:rPr>
-              <w:t>untuk</w:t>
-            </w:r>
-            <w:proofErr w:type="spellEnd"/>
-            <w:r>
-              <w:rPr>
-                <w:sz w:val="24"/>
-                <w:szCs w:val="24"/>
-              </w:rPr>
-              <w:t xml:space="preserve"> </w:t>
-            </w:r>
-            <w:proofErr w:type="spellStart"/>
-            <w:r>
-              <w:rPr>
-                <w:sz w:val="24"/>
-                <w:szCs w:val="24"/>
-              </w:rPr>
-              <w:t>menghasilkan</w:t>
-            </w:r>
-            <w:proofErr w:type="spellEnd"/>
-            <w:r>
-              <w:rPr>
-                <w:sz w:val="24"/>
-                <w:szCs w:val="24"/>
-              </w:rPr>
-              <w:t xml:space="preserve"> </w:t>
-            </w:r>
-            <w:proofErr w:type="spellStart"/>
-            <w:r>
-              <w:rPr>
-                <w:sz w:val="24"/>
-                <w:szCs w:val="24"/>
-              </w:rPr>
-              <w:t>tanggal</w:t>
-            </w:r>
-            <w:proofErr w:type="spellEnd"/>
-            <w:r>
-              <w:rPr>
-                <w:sz w:val="24"/>
-                <w:szCs w:val="24"/>
-              </w:rPr>
-              <w:t xml:space="preserve"> </w:t>
-            </w:r>
-            <w:proofErr w:type="spellStart"/>
-            <w:r>
-              <w:rPr>
-                <w:sz w:val="24"/>
-                <w:szCs w:val="24"/>
-              </w:rPr>
-              <w:t>awal</w:t>
-            </w:r>
-            <w:proofErr w:type="spellEnd"/>
-            <w:r>
-              <w:rPr>
-                <w:sz w:val="24"/>
-                <w:szCs w:val="24"/>
-              </w:rPr>
-              <w:t xml:space="preserve"> </w:t>
-            </w:r>
-            <w:proofErr w:type="spellStart"/>
-            <w:r>
-              <w:rPr>
-                <w:sz w:val="24"/>
-                <w:szCs w:val="24"/>
-              </w:rPr>
-              <w:t>sebagai</w:t>
-            </w:r>
-            <w:proofErr w:type="spellEnd"/>
-            <w:r>
-              <w:rPr>
-                <w:sz w:val="24"/>
-                <w:szCs w:val="24"/>
-              </w:rPr>
-              <w:t xml:space="preserve"> </w:t>
-            </w:r>
-            <w:proofErr w:type="spellStart"/>
-            <w:r>
-              <w:rPr>
-                <w:sz w:val="24"/>
-                <w:szCs w:val="24"/>
-              </w:rPr>
-              <w:t>dasar</w:t>
-            </w:r>
-            <w:proofErr w:type="spellEnd"/>
-            <w:r>
-              <w:rPr>
-                <w:sz w:val="24"/>
-                <w:szCs w:val="24"/>
-              </w:rPr>
-              <w:t xml:space="preserve"> </w:t>
-            </w:r>
-            <w:proofErr w:type="spellStart"/>
-            <w:r>
-              <w:rPr>
-                <w:sz w:val="24"/>
-                <w:szCs w:val="24"/>
-              </w:rPr>
-              <w:t>untuk</w:t>
-            </w:r>
-            <w:proofErr w:type="spellEnd"/>
-            <w:r>
-              <w:rPr>
-                <w:sz w:val="24"/>
-                <w:szCs w:val="24"/>
-              </w:rPr>
-              <w:t xml:space="preserve"> </w:t>
-            </w:r>
-            <w:proofErr w:type="spellStart"/>
-            <w:r>
-              <w:rPr>
-                <w:sz w:val="24"/>
-                <w:szCs w:val="24"/>
-              </w:rPr>
-              <w:t>transformasi</w:t>
-            </w:r>
-            <w:proofErr w:type="spellEnd"/>
-            <w:r>
-              <w:rPr>
-                <w:sz w:val="24"/>
-                <w:szCs w:val="24"/>
-              </w:rPr>
-              <w:t xml:space="preserve"> </w:t>
-            </w:r>
-            <w:proofErr w:type="spellStart"/>
-            <w:r>
-              <w:rPr>
-                <w:sz w:val="24"/>
-                <w:szCs w:val="24"/>
-              </w:rPr>
-              <w:t>berikutnya</w:t>
-            </w:r>
-            <w:proofErr w:type="spellEnd"/>
+              <w:t xml:space="preserve"> query SQL.</w:t>
+            </w:r>
           </w:p>
         </w:tc>
       </w:tr>
@@ -17561,7 +17971,8 @@
                 <w:sz w:val="24"/>
                 <w:szCs w:val="24"/>
               </w:rPr>
-              <w:t>Add Sequences</w:t>
+              <w:lastRenderedPageBreak/>
+              <w:t>Select values</w:t>
             </w:r>
           </w:p>
         </w:tc>
@@ -17584,10 +17995,10 @@
                 <w:szCs w:val="24"/>
               </w:rPr>
               <w:drawing>
-                <wp:inline distT="0" distB="0" distL="0" distR="0" wp14:anchorId="66345F46" wp14:editId="0237F459">
-                  <wp:extent cx="1953158" cy="1591593"/>
-                  <wp:effectExtent l="0" t="0" r="9525" b="8890"/>
-                  <wp:docPr id="388990313" name="Picture 1"/>
+                <wp:inline distT="0" distB="0" distL="0" distR="0" wp14:anchorId="680CE2B3" wp14:editId="46D5CE9C">
+                  <wp:extent cx="1767417" cy="2280574"/>
+                  <wp:effectExtent l="0" t="0" r="4445" b="5715"/>
+                  <wp:docPr id="1933755113" name="Picture 1"/>
                   <wp:cNvGraphicFramePr>
                     <a:graphicFrameLocks xmlns:a="http://schemas.openxmlformats.org/drawingml/2006/main" noChangeAspect="1"/>
                   </wp:cNvGraphicFramePr>
@@ -17595,11 +18006,11 @@
                     <a:graphicData uri="http://schemas.openxmlformats.org/drawingml/2006/picture">
                       <pic:pic xmlns:pic="http://schemas.openxmlformats.org/drawingml/2006/picture">
                         <pic:nvPicPr>
-                          <pic:cNvPr id="219314702" name=""/>
+                          <pic:cNvPr id="1933755113" name=""/>
                           <pic:cNvPicPr/>
                         </pic:nvPicPr>
                         <pic:blipFill>
-                          <a:blip r:embed="rId41"/>
+                          <a:blip r:embed="rId73"/>
                           <a:stretch>
                             <a:fillRect/>
                           </a:stretch>
@@ -17607,7 +18018,7 @@
                         <pic:spPr>
                           <a:xfrm>
                             <a:off x="0" y="0"/>
-                            <a:ext cx="1985740" cy="1618143"/>
+                            <a:ext cx="1768659" cy="2282177"/>
                           </a:xfrm>
                           <a:prstGeom prst="rect">
                             <a:avLst/>
@@ -17634,16 +18045,26 @@
                 <w:szCs w:val="24"/>
               </w:rPr>
             </w:pPr>
+          </w:p>
+          <w:p>
+            <w:pPr>
+              <w:pStyle w:val="ListParagraph"/>
+              <w:ind w:left="0"/>
+              <w:rPr>
+                <w:sz w:val="24"/>
+                <w:szCs w:val="24"/>
+              </w:rPr>
+            </w:pPr>
             <w:r>
               <w:rPr>
                 <w:sz w:val="24"/>
                 <w:szCs w:val="24"/>
               </w:rPr>
               <w:drawing>
-                <wp:inline distT="0" distB="0" distL="0" distR="0" wp14:anchorId="37A5ADBC" wp14:editId="6A06D000">
-                  <wp:extent cx="1758017" cy="1591310"/>
-                  <wp:effectExtent l="0" t="0" r="0" b="8890"/>
-                  <wp:docPr id="103220989" name="Picture 1"/>
+                <wp:inline distT="0" distB="0" distL="0" distR="0" wp14:anchorId="37A89EE7" wp14:editId="1FC113C1">
+                  <wp:extent cx="1783075" cy="1947334"/>
+                  <wp:effectExtent l="0" t="0" r="8255" b="0"/>
+                  <wp:docPr id="1323033118" name="Picture 1"/>
                   <wp:cNvGraphicFramePr>
                     <a:graphicFrameLocks xmlns:a="http://schemas.openxmlformats.org/drawingml/2006/main" noChangeAspect="1"/>
                   </wp:cNvGraphicFramePr>
@@ -17651,1344 +18072,18 @@
                     <a:graphicData uri="http://schemas.openxmlformats.org/drawingml/2006/picture">
                       <pic:pic xmlns:pic="http://schemas.openxmlformats.org/drawingml/2006/picture">
                         <pic:nvPicPr>
-                          <pic:cNvPr id="2123231949" name=""/>
-                          <pic:cNvPicPr/>
-                        </pic:nvPicPr>
-                        <pic:blipFill>
-                          <a:blip r:embed="rId42"/>
-                          <a:stretch>
-                            <a:fillRect/>
-                          </a:stretch>
-                        </pic:blipFill>
-                        <pic:spPr>
-                          <a:xfrm>
-                            <a:off x="0" y="0"/>
-                            <a:ext cx="1767030" cy="1599468"/>
-                          </a:xfrm>
-                          <a:prstGeom prst="rect">
-                            <a:avLst/>
-                          </a:prstGeom>
-                        </pic:spPr>
-                      </pic:pic>
-                    </a:graphicData>
-                  </a:graphic>
-                </wp:inline>
-              </w:drawing>
-            </w:r>
-          </w:p>
-        </w:tc>
-        <w:tc>
-          <w:tcPr>
-            <w:tcW w:w="1687" w:type="dxa"/>
-          </w:tcPr>
-          <w:p>
-            <w:pPr>
-              <w:pStyle w:val="ListParagraph"/>
-              <w:ind w:left="0"/>
-              <w:rPr>
-                <w:sz w:val="24"/>
-                <w:szCs w:val="24"/>
-              </w:rPr>
-            </w:pPr>
-            <w:proofErr w:type="spellStart"/>
-            <w:r>
-              <w:rPr>
-                <w:sz w:val="24"/>
-                <w:szCs w:val="24"/>
-              </w:rPr>
-              <w:t>Menambahkan</w:t>
-            </w:r>
-            <w:proofErr w:type="spellEnd"/>
-            <w:r>
-              <w:rPr>
-                <w:sz w:val="24"/>
-                <w:szCs w:val="24"/>
-              </w:rPr>
-              <w:t xml:space="preserve"> </w:t>
-            </w:r>
-            <w:proofErr w:type="spellStart"/>
-            <w:r>
-              <w:rPr>
-                <w:sz w:val="24"/>
-                <w:szCs w:val="24"/>
-              </w:rPr>
-              <w:t>incrementDay</w:t>
-            </w:r>
-            <w:proofErr w:type="spellEnd"/>
-            <w:r>
-              <w:rPr>
-                <w:sz w:val="24"/>
-                <w:szCs w:val="24"/>
-              </w:rPr>
-              <w:t xml:space="preserve"> </w:t>
-            </w:r>
-            <w:proofErr w:type="spellStart"/>
-            <w:r>
-              <w:rPr>
-                <w:sz w:val="24"/>
-                <w:szCs w:val="24"/>
-              </w:rPr>
-              <w:t>sebagai</w:t>
-            </w:r>
-            <w:proofErr w:type="spellEnd"/>
-            <w:r>
-              <w:rPr>
-                <w:sz w:val="24"/>
-                <w:szCs w:val="24"/>
-              </w:rPr>
-              <w:t xml:space="preserve"> </w:t>
-            </w:r>
-            <w:proofErr w:type="spellStart"/>
-            <w:r>
-              <w:rPr>
-                <w:sz w:val="24"/>
-                <w:szCs w:val="24"/>
-              </w:rPr>
-              <w:t>perhhitungan</w:t>
-            </w:r>
-            <w:proofErr w:type="spellEnd"/>
-            <w:r>
-              <w:rPr>
-                <w:sz w:val="24"/>
-                <w:szCs w:val="24"/>
-              </w:rPr>
-              <w:t xml:space="preserve"> </w:t>
-            </w:r>
-            <w:proofErr w:type="spellStart"/>
-            <w:r>
-              <w:rPr>
-                <w:sz w:val="24"/>
-                <w:szCs w:val="24"/>
-              </w:rPr>
-              <w:t>lebih</w:t>
-            </w:r>
-            <w:proofErr w:type="spellEnd"/>
-            <w:r>
-              <w:rPr>
-                <w:sz w:val="24"/>
-                <w:szCs w:val="24"/>
-              </w:rPr>
-              <w:t xml:space="preserve"> </w:t>
-            </w:r>
-            <w:proofErr w:type="spellStart"/>
-            <w:r>
-              <w:rPr>
-                <w:sz w:val="24"/>
-                <w:szCs w:val="24"/>
-              </w:rPr>
-              <w:t>lanjut</w:t>
-            </w:r>
-            <w:proofErr w:type="spellEnd"/>
-          </w:p>
-        </w:tc>
-      </w:tr>
-      <w:tr>
-        <w:tc>
-          <w:tcPr>
-            <w:tcW w:w="976" w:type="dxa"/>
-          </w:tcPr>
-          <w:p>
-            <w:pPr>
-              <w:pStyle w:val="ListParagraph"/>
-              <w:ind w:left="0"/>
-              <w:rPr>
-                <w:sz w:val="24"/>
-                <w:szCs w:val="24"/>
-              </w:rPr>
-            </w:pPr>
-            <w:r>
-              <w:rPr>
-                <w:sz w:val="24"/>
-                <w:szCs w:val="24"/>
-              </w:rPr>
-              <w:t>Calculator</w:t>
-            </w:r>
-          </w:p>
-        </w:tc>
-        <w:tc>
-          <w:tcPr>
-            <w:tcW w:w="3426" w:type="dxa"/>
-          </w:tcPr>
-          <w:p>
-            <w:pPr>
-              <w:pStyle w:val="ListParagraph"/>
-              <w:ind w:left="0"/>
-              <w:rPr>
-                <w:sz w:val="24"/>
-                <w:szCs w:val="24"/>
-              </w:rPr>
-            </w:pPr>
-            <w:r>
-              <w:rPr>
-                <w:sz w:val="24"/>
-                <w:szCs w:val="24"/>
-              </w:rPr>
-              <w:drawing>
-                <wp:inline distT="0" distB="0" distL="0" distR="0" wp14:anchorId="22668484" wp14:editId="51F680BD">
-                  <wp:extent cx="2037334" cy="962012"/>
-                  <wp:effectExtent l="0" t="0" r="1270" b="0"/>
-                  <wp:docPr id="287798275" name="Picture 1"/>
-                  <wp:cNvGraphicFramePr>
-                    <a:graphicFrameLocks xmlns:a="http://schemas.openxmlformats.org/drawingml/2006/main" noChangeAspect="1"/>
-                  </wp:cNvGraphicFramePr>
-                  <a:graphic xmlns:a="http://schemas.openxmlformats.org/drawingml/2006/main">
-                    <a:graphicData uri="http://schemas.openxmlformats.org/drawingml/2006/picture">
-                      <pic:pic xmlns:pic="http://schemas.openxmlformats.org/drawingml/2006/picture">
-                        <pic:nvPicPr>
-                          <pic:cNvPr id="208676181" name=""/>
-                          <pic:cNvPicPr/>
-                        </pic:nvPicPr>
-                        <pic:blipFill>
-                          <a:blip r:embed="rId43"/>
-                          <a:stretch>
-                            <a:fillRect/>
-                          </a:stretch>
-                        </pic:blipFill>
-                        <pic:spPr>
-                          <a:xfrm>
-                            <a:off x="0" y="0"/>
-                            <a:ext cx="2058506" cy="972009"/>
-                          </a:xfrm>
-                          <a:prstGeom prst="rect">
-                            <a:avLst/>
-                          </a:prstGeom>
-                        </pic:spPr>
-                      </pic:pic>
-                    </a:graphicData>
-                  </a:graphic>
-                </wp:inline>
-              </w:drawing>
-            </w:r>
-          </w:p>
-        </w:tc>
-        <w:tc>
-          <w:tcPr>
-            <w:tcW w:w="3103" w:type="dxa"/>
-          </w:tcPr>
-          <w:p>
-            <w:pPr>
-              <w:pStyle w:val="ListParagraph"/>
-              <w:ind w:left="0"/>
-              <w:rPr>
-                <w:sz w:val="24"/>
-                <w:szCs w:val="24"/>
-              </w:rPr>
-            </w:pPr>
-            <w:r>
-              <w:rPr>
-                <w:sz w:val="24"/>
-                <w:szCs w:val="24"/>
-              </w:rPr>
-              <w:drawing>
-                <wp:inline distT="0" distB="0" distL="0" distR="0" wp14:anchorId="78B5A2C1" wp14:editId="6B31CCFB">
-                  <wp:extent cx="1834569" cy="1715784"/>
-                  <wp:effectExtent l="0" t="0" r="0" b="0"/>
-                  <wp:docPr id="1128310623" name="Picture 1"/>
-                  <wp:cNvGraphicFramePr>
-                    <a:graphicFrameLocks xmlns:a="http://schemas.openxmlformats.org/drawingml/2006/main" noChangeAspect="1"/>
-                  </wp:cNvGraphicFramePr>
-                  <a:graphic xmlns:a="http://schemas.openxmlformats.org/drawingml/2006/main">
-                    <a:graphicData uri="http://schemas.openxmlformats.org/drawingml/2006/picture">
-                      <pic:pic xmlns:pic="http://schemas.openxmlformats.org/drawingml/2006/picture">
-                        <pic:nvPicPr>
-                          <pic:cNvPr id="1435933232" name=""/>
-                          <pic:cNvPicPr/>
-                        </pic:nvPicPr>
-                        <pic:blipFill>
-                          <a:blip r:embed="rId44"/>
-                          <a:stretch>
-                            <a:fillRect/>
-                          </a:stretch>
-                        </pic:blipFill>
-                        <pic:spPr>
-                          <a:xfrm>
-                            <a:off x="0" y="0"/>
-                            <a:ext cx="1839586" cy="1720476"/>
-                          </a:xfrm>
-                          <a:prstGeom prst="rect">
-                            <a:avLst/>
-                          </a:prstGeom>
-                        </pic:spPr>
-                      </pic:pic>
-                    </a:graphicData>
-                  </a:graphic>
-                </wp:inline>
-              </w:drawing>
-            </w:r>
-          </w:p>
-        </w:tc>
-        <w:tc>
-          <w:tcPr>
-            <w:tcW w:w="1687" w:type="dxa"/>
-          </w:tcPr>
-          <w:p>
-            <w:pPr>
-              <w:pStyle w:val="ListParagraph"/>
-              <w:ind w:left="0"/>
-              <w:rPr>
-                <w:sz w:val="24"/>
-                <w:szCs w:val="24"/>
-              </w:rPr>
-            </w:pPr>
-            <w:proofErr w:type="spellStart"/>
-            <w:r>
-              <w:rPr>
-                <w:sz w:val="24"/>
-                <w:szCs w:val="24"/>
-              </w:rPr>
-              <w:t>Konversi</w:t>
-            </w:r>
-            <w:proofErr w:type="spellEnd"/>
-            <w:r>
-              <w:rPr>
-                <w:sz w:val="24"/>
-                <w:szCs w:val="24"/>
-              </w:rPr>
-              <w:t xml:space="preserve"> </w:t>
-            </w:r>
-            <w:proofErr w:type="spellStart"/>
-            <w:r>
-              <w:rPr>
-                <w:sz w:val="24"/>
-                <w:szCs w:val="24"/>
-              </w:rPr>
-              <w:t>tanggal</w:t>
-            </w:r>
-            <w:proofErr w:type="spellEnd"/>
-            <w:r>
-              <w:rPr>
-                <w:sz w:val="24"/>
-                <w:szCs w:val="24"/>
-              </w:rPr>
-              <w:t xml:space="preserve"> </w:t>
-            </w:r>
-            <w:proofErr w:type="spellStart"/>
-            <w:r>
-              <w:rPr>
-                <w:sz w:val="24"/>
-                <w:szCs w:val="24"/>
-              </w:rPr>
-              <w:t>menjadi</w:t>
-            </w:r>
-            <w:proofErr w:type="spellEnd"/>
-            <w:r>
-              <w:rPr>
-                <w:sz w:val="24"/>
-                <w:szCs w:val="24"/>
-              </w:rPr>
-              <w:t xml:space="preserve"> </w:t>
-            </w:r>
-            <w:proofErr w:type="spellStart"/>
-            <w:r>
-              <w:rPr>
-                <w:sz w:val="24"/>
-                <w:szCs w:val="24"/>
-              </w:rPr>
-              <w:t>streamDate</w:t>
-            </w:r>
-            <w:proofErr w:type="spellEnd"/>
-            <w:r>
-              <w:rPr>
-                <w:sz w:val="24"/>
-                <w:szCs w:val="24"/>
-              </w:rPr>
-              <w:t>,</w:t>
-            </w:r>
-          </w:p>
-          <w:p>
-            <w:pPr>
-              <w:pStyle w:val="ListParagraph"/>
-              <w:ind w:left="0"/>
-              <w:rPr>
-                <w:sz w:val="24"/>
-                <w:szCs w:val="24"/>
-              </w:rPr>
-            </w:pPr>
-            <w:proofErr w:type="spellStart"/>
-            <w:proofErr w:type="gramStart"/>
-            <w:r>
-              <w:rPr>
-                <w:sz w:val="24"/>
-                <w:szCs w:val="24"/>
-              </w:rPr>
-              <w:t>streamMonth</w:t>
-            </w:r>
-            <w:proofErr w:type="spellEnd"/>
-            <w:r>
-              <w:rPr>
-                <w:sz w:val="24"/>
-                <w:szCs w:val="24"/>
-              </w:rPr>
-              <w:t xml:space="preserve"> ,</w:t>
-            </w:r>
-            <w:proofErr w:type="spellStart"/>
-            <w:r>
-              <w:rPr>
-                <w:sz w:val="24"/>
-                <w:szCs w:val="24"/>
-              </w:rPr>
-              <w:t>streamYear</w:t>
-            </w:r>
-            <w:proofErr w:type="spellEnd"/>
-            <w:proofErr w:type="gramEnd"/>
-            <w:r>
-              <w:rPr>
-                <w:sz w:val="24"/>
-                <w:szCs w:val="24"/>
-              </w:rPr>
-              <w:t xml:space="preserve">, dan </w:t>
-            </w:r>
-            <w:proofErr w:type="spellStart"/>
-            <w:r>
-              <w:rPr>
-                <w:sz w:val="24"/>
-                <w:szCs w:val="24"/>
-              </w:rPr>
-              <w:t>streamDay</w:t>
-            </w:r>
-            <w:proofErr w:type="spellEnd"/>
-            <w:r>
-              <w:rPr>
-                <w:sz w:val="24"/>
-                <w:szCs w:val="24"/>
-              </w:rPr>
-              <w:t xml:space="preserve"> yang </w:t>
-            </w:r>
-            <w:proofErr w:type="spellStart"/>
-            <w:r>
-              <w:rPr>
-                <w:sz w:val="24"/>
-                <w:szCs w:val="24"/>
-              </w:rPr>
-              <w:t>nantinya</w:t>
-            </w:r>
-            <w:proofErr w:type="spellEnd"/>
-            <w:r>
-              <w:rPr>
-                <w:sz w:val="24"/>
-                <w:szCs w:val="24"/>
-              </w:rPr>
-              <w:t xml:space="preserve"> </w:t>
-            </w:r>
-            <w:proofErr w:type="spellStart"/>
-            <w:r>
-              <w:rPr>
-                <w:sz w:val="24"/>
-                <w:szCs w:val="24"/>
-              </w:rPr>
-              <w:t>akan</w:t>
-            </w:r>
-            <w:proofErr w:type="spellEnd"/>
-            <w:r>
-              <w:rPr>
-                <w:sz w:val="24"/>
-                <w:szCs w:val="24"/>
-              </w:rPr>
-              <w:t xml:space="preserve"> </w:t>
-            </w:r>
-            <w:proofErr w:type="spellStart"/>
-            <w:r>
-              <w:rPr>
-                <w:sz w:val="24"/>
-                <w:szCs w:val="24"/>
-              </w:rPr>
-              <w:t>dicocokkan</w:t>
-            </w:r>
-            <w:proofErr w:type="spellEnd"/>
-            <w:r>
-              <w:rPr>
-                <w:sz w:val="24"/>
-                <w:szCs w:val="24"/>
-              </w:rPr>
-              <w:t xml:space="preserve"> </w:t>
-            </w:r>
-            <w:proofErr w:type="spellStart"/>
-            <w:r>
-              <w:rPr>
-                <w:sz w:val="24"/>
-                <w:szCs w:val="24"/>
-              </w:rPr>
-              <w:t>dengan</w:t>
-            </w:r>
-            <w:proofErr w:type="spellEnd"/>
-            <w:r>
-              <w:rPr>
-                <w:sz w:val="24"/>
-                <w:szCs w:val="24"/>
-              </w:rPr>
-              <w:t xml:space="preserve"> table </w:t>
-            </w:r>
-            <w:proofErr w:type="spellStart"/>
-            <w:r>
-              <w:rPr>
-                <w:sz w:val="24"/>
-                <w:szCs w:val="24"/>
-              </w:rPr>
-              <w:t>referensi</w:t>
-            </w:r>
-            <w:proofErr w:type="spellEnd"/>
-            <w:r>
-              <w:rPr>
-                <w:sz w:val="24"/>
-                <w:szCs w:val="24"/>
-              </w:rPr>
-              <w:t xml:space="preserve"> </w:t>
-            </w:r>
-            <w:proofErr w:type="spellStart"/>
-            <w:r>
-              <w:rPr>
-                <w:sz w:val="24"/>
-                <w:szCs w:val="24"/>
-              </w:rPr>
-              <w:lastRenderedPageBreak/>
-              <w:t>taggal</w:t>
-            </w:r>
-            <w:proofErr w:type="spellEnd"/>
-            <w:r>
-              <w:rPr>
-                <w:sz w:val="24"/>
-                <w:szCs w:val="24"/>
-              </w:rPr>
-              <w:t xml:space="preserve"> (</w:t>
-            </w:r>
-            <w:proofErr w:type="spellStart"/>
-            <w:r>
-              <w:rPr>
-                <w:sz w:val="24"/>
-                <w:szCs w:val="24"/>
-              </w:rPr>
-              <w:t>dimdate</w:t>
-            </w:r>
-            <w:proofErr w:type="spellEnd"/>
-            <w:r>
-              <w:rPr>
-                <w:sz w:val="24"/>
-                <w:szCs w:val="24"/>
-              </w:rPr>
-              <w:t>)</w:t>
-            </w:r>
-          </w:p>
-        </w:tc>
-      </w:tr>
-      <w:tr>
-        <w:tc>
-          <w:tcPr>
-            <w:tcW w:w="976" w:type="dxa"/>
-          </w:tcPr>
-          <w:p>
-            <w:pPr>
-              <w:pStyle w:val="ListParagraph"/>
-              <w:ind w:left="0"/>
-              <w:rPr>
-                <w:sz w:val="24"/>
-                <w:szCs w:val="24"/>
-              </w:rPr>
-            </w:pPr>
-            <w:r>
-              <w:rPr>
-                <w:sz w:val="24"/>
-                <w:szCs w:val="24"/>
-              </w:rPr>
-              <w:lastRenderedPageBreak/>
-              <w:t>Select values</w:t>
-            </w:r>
-          </w:p>
-        </w:tc>
-        <w:tc>
-          <w:tcPr>
-            <w:tcW w:w="3426" w:type="dxa"/>
-          </w:tcPr>
-          <w:p>
-            <w:pPr>
-              <w:pStyle w:val="ListParagraph"/>
-              <w:ind w:left="0"/>
-              <w:rPr>
-                <w:sz w:val="24"/>
-                <w:szCs w:val="24"/>
-              </w:rPr>
-            </w:pPr>
-            <w:r>
-              <w:rPr>
-                <w:sz w:val="24"/>
-                <w:szCs w:val="24"/>
-              </w:rPr>
-              <w:drawing>
-                <wp:inline distT="0" distB="0" distL="0" distR="0" wp14:anchorId="7091B796" wp14:editId="213CDFD1">
-                  <wp:extent cx="1981420" cy="1719072"/>
-                  <wp:effectExtent l="0" t="0" r="0" b="0"/>
-                  <wp:docPr id="2078067116" name="Picture 1"/>
-                  <wp:cNvGraphicFramePr>
-                    <a:graphicFrameLocks xmlns:a="http://schemas.openxmlformats.org/drawingml/2006/main" noChangeAspect="1"/>
-                  </wp:cNvGraphicFramePr>
-                  <a:graphic xmlns:a="http://schemas.openxmlformats.org/drawingml/2006/main">
-                    <a:graphicData uri="http://schemas.openxmlformats.org/drawingml/2006/picture">
-                      <pic:pic xmlns:pic="http://schemas.openxmlformats.org/drawingml/2006/picture">
-                        <pic:nvPicPr>
-                          <pic:cNvPr id="821439750" name=""/>
-                          <pic:cNvPicPr/>
-                        </pic:nvPicPr>
-                        <pic:blipFill>
-                          <a:blip r:embed="rId45"/>
-                          <a:stretch>
-                            <a:fillRect/>
-                          </a:stretch>
-                        </pic:blipFill>
-                        <pic:spPr>
-                          <a:xfrm>
-                            <a:off x="0" y="0"/>
-                            <a:ext cx="1994233" cy="1730189"/>
-                          </a:xfrm>
-                          <a:prstGeom prst="rect">
-                            <a:avLst/>
-                          </a:prstGeom>
-                        </pic:spPr>
-                      </pic:pic>
-                    </a:graphicData>
-                  </a:graphic>
-                </wp:inline>
-              </w:drawing>
-            </w:r>
-          </w:p>
-          <w:p>
-            <w:pPr>
-              <w:pStyle w:val="ListParagraph"/>
-              <w:ind w:left="0"/>
-              <w:rPr>
-                <w:sz w:val="24"/>
-                <w:szCs w:val="24"/>
-              </w:rPr>
-            </w:pPr>
-          </w:p>
-        </w:tc>
-        <w:tc>
-          <w:tcPr>
-            <w:tcW w:w="3103" w:type="dxa"/>
-          </w:tcPr>
-          <w:p>
-            <w:pPr>
-              <w:pStyle w:val="ListParagraph"/>
-              <w:ind w:left="0"/>
-              <w:rPr>
-                <w:sz w:val="24"/>
-                <w:szCs w:val="24"/>
-              </w:rPr>
-            </w:pPr>
-            <w:r>
-              <w:rPr>
-                <w:sz w:val="24"/>
-                <w:szCs w:val="24"/>
-              </w:rPr>
-              <w:drawing>
-                <wp:inline distT="0" distB="0" distL="0" distR="0" wp14:anchorId="3763252D" wp14:editId="7195F76D">
-                  <wp:extent cx="1831353" cy="1479479"/>
-                  <wp:effectExtent l="0" t="0" r="0" b="6985"/>
-                  <wp:docPr id="1390468418" name="Picture 1"/>
-                  <wp:cNvGraphicFramePr>
-                    <a:graphicFrameLocks xmlns:a="http://schemas.openxmlformats.org/drawingml/2006/main" noChangeAspect="1"/>
-                  </wp:cNvGraphicFramePr>
-                  <a:graphic xmlns:a="http://schemas.openxmlformats.org/drawingml/2006/main">
-                    <a:graphicData uri="http://schemas.openxmlformats.org/drawingml/2006/picture">
-                      <pic:pic xmlns:pic="http://schemas.openxmlformats.org/drawingml/2006/picture">
-                        <pic:nvPicPr>
-                          <pic:cNvPr id="952142808" name=""/>
-                          <pic:cNvPicPr/>
-                        </pic:nvPicPr>
-                        <pic:blipFill>
-                          <a:blip r:embed="rId46"/>
-                          <a:stretch>
-                            <a:fillRect/>
-                          </a:stretch>
-                        </pic:blipFill>
-                        <pic:spPr>
-                          <a:xfrm>
-                            <a:off x="0" y="0"/>
-                            <a:ext cx="1846354" cy="1491598"/>
-                          </a:xfrm>
-                          <a:prstGeom prst="rect">
-                            <a:avLst/>
-                          </a:prstGeom>
-                        </pic:spPr>
-                      </pic:pic>
-                    </a:graphicData>
-                  </a:graphic>
-                </wp:inline>
-              </w:drawing>
-            </w:r>
-          </w:p>
-        </w:tc>
-        <w:tc>
-          <w:tcPr>
-            <w:tcW w:w="1687" w:type="dxa"/>
-          </w:tcPr>
-          <w:p>
-            <w:pPr>
-              <w:pStyle w:val="ListParagraph"/>
-              <w:ind w:left="0"/>
-              <w:rPr>
-                <w:sz w:val="24"/>
-                <w:szCs w:val="24"/>
-              </w:rPr>
-            </w:pPr>
-            <w:proofErr w:type="spellStart"/>
-            <w:r>
-              <w:rPr>
-                <w:sz w:val="24"/>
-                <w:szCs w:val="24"/>
-              </w:rPr>
-              <w:t>Mempe</w:t>
-            </w:r>
-            <w:proofErr w:type="spellEnd"/>
-            <w:r>
-              <w:rPr>
-                <w:sz w:val="24"/>
-                <w:szCs w:val="24"/>
-              </w:rPr>
-              <w:t>-</w:t>
-            </w:r>
-          </w:p>
-          <w:p>
-            <w:pPr>
-              <w:pStyle w:val="ListParagraph"/>
-              <w:ind w:left="0"/>
-              <w:rPr>
-                <w:sz w:val="24"/>
-                <w:szCs w:val="24"/>
-              </w:rPr>
-            </w:pPr>
-            <w:proofErr w:type="spellStart"/>
-            <w:r>
-              <w:rPr>
-                <w:sz w:val="24"/>
-                <w:szCs w:val="24"/>
-              </w:rPr>
-              <w:t>rtahankan</w:t>
-            </w:r>
-            <w:proofErr w:type="spellEnd"/>
-          </w:p>
-          <w:p>
-            <w:pPr>
-              <w:pStyle w:val="ListParagraph"/>
-              <w:ind w:left="0"/>
-              <w:rPr>
-                <w:sz w:val="24"/>
-                <w:szCs w:val="24"/>
-              </w:rPr>
-            </w:pPr>
-            <w:r>
-              <w:rPr>
-                <w:sz w:val="24"/>
-                <w:szCs w:val="24"/>
-              </w:rPr>
-              <w:t xml:space="preserve">Field yang </w:t>
-            </w:r>
-            <w:proofErr w:type="spellStart"/>
-            <w:r>
-              <w:rPr>
-                <w:sz w:val="24"/>
-                <w:szCs w:val="24"/>
-              </w:rPr>
-              <w:t>diperlukan</w:t>
-            </w:r>
-            <w:proofErr w:type="spellEnd"/>
-            <w:r>
-              <w:rPr>
-                <w:sz w:val="24"/>
-                <w:szCs w:val="24"/>
-              </w:rPr>
-              <w:t xml:space="preserve"> </w:t>
-            </w:r>
-          </w:p>
-          <w:p>
-            <w:pPr>
-              <w:pStyle w:val="ListParagraph"/>
-              <w:ind w:left="0"/>
-              <w:rPr>
-                <w:sz w:val="24"/>
-                <w:szCs w:val="24"/>
-              </w:rPr>
-            </w:pPr>
-            <w:proofErr w:type="spellStart"/>
-            <w:r>
-              <w:rPr>
-                <w:sz w:val="24"/>
-                <w:szCs w:val="24"/>
-              </w:rPr>
-              <w:t>untuk</w:t>
-            </w:r>
-            <w:proofErr w:type="spellEnd"/>
-            <w:r>
-              <w:rPr>
-                <w:sz w:val="24"/>
-                <w:szCs w:val="24"/>
-              </w:rPr>
-              <w:t xml:space="preserve"> </w:t>
-            </w:r>
-            <w:proofErr w:type="spellStart"/>
-            <w:r>
-              <w:rPr>
-                <w:sz w:val="24"/>
-                <w:szCs w:val="24"/>
-              </w:rPr>
-              <w:t>pencocokan</w:t>
-            </w:r>
-            <w:proofErr w:type="spellEnd"/>
-            <w:r>
-              <w:rPr>
-                <w:sz w:val="24"/>
-                <w:szCs w:val="24"/>
-              </w:rPr>
-              <w:t xml:space="preserve"> </w:t>
-            </w:r>
-            <w:proofErr w:type="spellStart"/>
-            <w:r>
-              <w:rPr>
-                <w:sz w:val="24"/>
-                <w:szCs w:val="24"/>
-              </w:rPr>
-              <w:t>dengan</w:t>
-            </w:r>
-            <w:proofErr w:type="spellEnd"/>
-            <w:r>
-              <w:rPr>
-                <w:sz w:val="24"/>
-                <w:szCs w:val="24"/>
-              </w:rPr>
-              <w:t xml:space="preserve"> </w:t>
-            </w:r>
-          </w:p>
-          <w:p>
-            <w:pPr>
-              <w:pStyle w:val="ListParagraph"/>
-              <w:ind w:left="0"/>
-              <w:rPr>
-                <w:sz w:val="24"/>
-                <w:szCs w:val="24"/>
-              </w:rPr>
-            </w:pPr>
-            <w:r>
-              <w:rPr>
-                <w:sz w:val="24"/>
-                <w:szCs w:val="24"/>
-              </w:rPr>
-              <w:t>database</w:t>
-            </w:r>
-          </w:p>
-          <w:p>
-            <w:pPr>
-              <w:pStyle w:val="ListParagraph"/>
-              <w:ind w:left="0"/>
-              <w:rPr>
-                <w:sz w:val="24"/>
-                <w:szCs w:val="24"/>
-              </w:rPr>
-            </w:pPr>
-            <w:r>
-              <w:rPr>
-                <w:sz w:val="24"/>
-                <w:szCs w:val="24"/>
-              </w:rPr>
-              <w:t xml:space="preserve"> lookup</w:t>
-            </w:r>
-          </w:p>
-        </w:tc>
-      </w:tr>
-      <w:tr>
-        <w:tc>
-          <w:tcPr>
-            <w:tcW w:w="976" w:type="dxa"/>
-          </w:tcPr>
-          <w:p>
-            <w:pPr>
-              <w:pStyle w:val="ListParagraph"/>
-              <w:ind w:left="0"/>
-              <w:rPr>
-                <w:sz w:val="24"/>
-                <w:szCs w:val="24"/>
-              </w:rPr>
-            </w:pPr>
-            <w:r>
-              <w:rPr>
-                <w:sz w:val="24"/>
-                <w:szCs w:val="24"/>
-              </w:rPr>
-              <w:t>Database lookup</w:t>
-            </w:r>
-          </w:p>
-        </w:tc>
-        <w:tc>
-          <w:tcPr>
-            <w:tcW w:w="3426" w:type="dxa"/>
-          </w:tcPr>
-          <w:p>
-            <w:pPr>
-              <w:pStyle w:val="ListParagraph"/>
-              <w:ind w:left="0"/>
-              <w:rPr>
-                <w:sz w:val="24"/>
-                <w:szCs w:val="24"/>
-              </w:rPr>
-            </w:pPr>
-            <w:r>
-              <w:rPr>
-                <w:sz w:val="24"/>
-                <w:szCs w:val="24"/>
-              </w:rPr>
-              <w:drawing>
-                <wp:inline distT="0" distB="0" distL="0" distR="0" wp14:anchorId="214206C3" wp14:editId="7D0A2B8C">
-                  <wp:extent cx="1984141" cy="848563"/>
-                  <wp:effectExtent l="0" t="0" r="0" b="8890"/>
-                  <wp:docPr id="300262738" name="Picture 1"/>
-                  <wp:cNvGraphicFramePr>
-                    <a:graphicFrameLocks xmlns:a="http://schemas.openxmlformats.org/drawingml/2006/main" noChangeAspect="1"/>
-                  </wp:cNvGraphicFramePr>
-                  <a:graphic xmlns:a="http://schemas.openxmlformats.org/drawingml/2006/main">
-                    <a:graphicData uri="http://schemas.openxmlformats.org/drawingml/2006/picture">
-                      <pic:pic xmlns:pic="http://schemas.openxmlformats.org/drawingml/2006/picture">
-                        <pic:nvPicPr>
-                          <pic:cNvPr id="1559474940" name=""/>
-                          <pic:cNvPicPr/>
-                        </pic:nvPicPr>
-                        <pic:blipFill>
-                          <a:blip r:embed="rId47"/>
-                          <a:stretch>
-                            <a:fillRect/>
-                          </a:stretch>
-                        </pic:blipFill>
-                        <pic:spPr>
-                          <a:xfrm>
-                            <a:off x="0" y="0"/>
-                            <a:ext cx="2021057" cy="864351"/>
-                          </a:xfrm>
-                          <a:prstGeom prst="rect">
-                            <a:avLst/>
-                          </a:prstGeom>
-                        </pic:spPr>
-                      </pic:pic>
-                    </a:graphicData>
-                  </a:graphic>
-                </wp:inline>
-              </w:drawing>
-            </w:r>
-          </w:p>
-          <w:p>
-            <w:pPr>
-              <w:pStyle w:val="ListParagraph"/>
-              <w:ind w:left="0"/>
-              <w:rPr>
-                <w:sz w:val="24"/>
-                <w:szCs w:val="24"/>
-              </w:rPr>
-            </w:pPr>
-            <w:r>
-              <w:rPr>
-                <w:sz w:val="24"/>
-                <w:szCs w:val="24"/>
-              </w:rPr>
-              <w:drawing>
-                <wp:inline distT="0" distB="0" distL="0" distR="0" wp14:anchorId="0A35895B" wp14:editId="42E32653">
-                  <wp:extent cx="1964001" cy="1082649"/>
-                  <wp:effectExtent l="0" t="0" r="0" b="3810"/>
-                  <wp:docPr id="1910377506" name="Picture 1"/>
-                  <wp:cNvGraphicFramePr>
-                    <a:graphicFrameLocks xmlns:a="http://schemas.openxmlformats.org/drawingml/2006/main" noChangeAspect="1"/>
-                  </wp:cNvGraphicFramePr>
-                  <a:graphic xmlns:a="http://schemas.openxmlformats.org/drawingml/2006/main">
-                    <a:graphicData uri="http://schemas.openxmlformats.org/drawingml/2006/picture">
-                      <pic:pic xmlns:pic="http://schemas.openxmlformats.org/drawingml/2006/picture">
-                        <pic:nvPicPr>
-                          <pic:cNvPr id="2099565269" name=""/>
-                          <pic:cNvPicPr/>
-                        </pic:nvPicPr>
-                        <pic:blipFill>
-                          <a:blip r:embed="rId48"/>
-                          <a:stretch>
-                            <a:fillRect/>
-                          </a:stretch>
-                        </pic:blipFill>
-                        <pic:spPr>
-                          <a:xfrm>
-                            <a:off x="0" y="0"/>
-                            <a:ext cx="1975062" cy="1088746"/>
-                          </a:xfrm>
-                          <a:prstGeom prst="rect">
-                            <a:avLst/>
-                          </a:prstGeom>
-                        </pic:spPr>
-                      </pic:pic>
-                    </a:graphicData>
-                  </a:graphic>
-                </wp:inline>
-              </w:drawing>
-            </w:r>
-          </w:p>
-          <w:p>
-            <w:pPr>
-              <w:pStyle w:val="ListParagraph"/>
-              <w:ind w:left="0"/>
-              <w:rPr>
-                <w:sz w:val="24"/>
-                <w:szCs w:val="24"/>
-              </w:rPr>
-            </w:pPr>
-            <w:r>
-              <w:rPr>
-                <w:sz w:val="24"/>
-                <w:szCs w:val="24"/>
-              </w:rPr>
-              <w:drawing>
-                <wp:inline distT="0" distB="0" distL="0" distR="0" wp14:anchorId="1F4215D2" wp14:editId="454BE0B2">
-                  <wp:extent cx="1961530" cy="1119226"/>
-                  <wp:effectExtent l="0" t="0" r="635" b="5080"/>
-                  <wp:docPr id="1437150450" name="Picture 1"/>
-                  <wp:cNvGraphicFramePr>
-                    <a:graphicFrameLocks xmlns:a="http://schemas.openxmlformats.org/drawingml/2006/main" noChangeAspect="1"/>
-                  </wp:cNvGraphicFramePr>
-                  <a:graphic xmlns:a="http://schemas.openxmlformats.org/drawingml/2006/main">
-                    <a:graphicData uri="http://schemas.openxmlformats.org/drawingml/2006/picture">
-                      <pic:pic xmlns:pic="http://schemas.openxmlformats.org/drawingml/2006/picture">
-                        <pic:nvPicPr>
-                          <pic:cNvPr id="1112249464" name=""/>
-                          <pic:cNvPicPr/>
-                        </pic:nvPicPr>
-                        <pic:blipFill>
-                          <a:blip r:embed="rId49"/>
-                          <a:stretch>
-                            <a:fillRect/>
-                          </a:stretch>
-                        </pic:blipFill>
-                        <pic:spPr>
-                          <a:xfrm>
-                            <a:off x="0" y="0"/>
-                            <a:ext cx="1973562" cy="1126091"/>
-                          </a:xfrm>
-                          <a:prstGeom prst="rect">
-                            <a:avLst/>
-                          </a:prstGeom>
-                        </pic:spPr>
-                      </pic:pic>
-                    </a:graphicData>
-                  </a:graphic>
-                </wp:inline>
-              </w:drawing>
-            </w:r>
-          </w:p>
-        </w:tc>
-        <w:tc>
-          <w:tcPr>
-            <w:tcW w:w="3103" w:type="dxa"/>
-          </w:tcPr>
-          <w:p>
-            <w:pPr>
-              <w:pStyle w:val="ListParagraph"/>
-              <w:ind w:left="0"/>
-              <w:rPr>
-                <w:sz w:val="24"/>
-                <w:szCs w:val="24"/>
-              </w:rPr>
-            </w:pPr>
-            <w:r>
-              <w:rPr>
-                <w:sz w:val="24"/>
-                <w:szCs w:val="24"/>
-              </w:rPr>
-              <w:drawing>
-                <wp:inline distT="0" distB="0" distL="0" distR="0" wp14:anchorId="0AF7EA7A" wp14:editId="63EB0DAE">
-                  <wp:extent cx="1833245" cy="1692910"/>
-                  <wp:effectExtent l="0" t="0" r="0" b="2540"/>
-                  <wp:docPr id="534878881" name="Picture 1"/>
-                  <wp:cNvGraphicFramePr>
-                    <a:graphicFrameLocks xmlns:a="http://schemas.openxmlformats.org/drawingml/2006/main" noChangeAspect="1"/>
-                  </wp:cNvGraphicFramePr>
-                  <a:graphic xmlns:a="http://schemas.openxmlformats.org/drawingml/2006/main">
-                    <a:graphicData uri="http://schemas.openxmlformats.org/drawingml/2006/picture">
-                      <pic:pic xmlns:pic="http://schemas.openxmlformats.org/drawingml/2006/picture">
-                        <pic:nvPicPr>
-                          <pic:cNvPr id="1611972400" name=""/>
-                          <pic:cNvPicPr/>
-                        </pic:nvPicPr>
-                        <pic:blipFill>
-                          <a:blip r:embed="rId50"/>
-                          <a:stretch>
-                            <a:fillRect/>
-                          </a:stretch>
-                        </pic:blipFill>
-                        <pic:spPr>
-                          <a:xfrm>
-                            <a:off x="0" y="0"/>
-                            <a:ext cx="1833245" cy="1692910"/>
-                          </a:xfrm>
-                          <a:prstGeom prst="rect">
-                            <a:avLst/>
-                          </a:prstGeom>
-                        </pic:spPr>
-                      </pic:pic>
-                    </a:graphicData>
-                  </a:graphic>
-                </wp:inline>
-              </w:drawing>
-            </w:r>
-          </w:p>
-        </w:tc>
-        <w:tc>
-          <w:tcPr>
-            <w:tcW w:w="1687" w:type="dxa"/>
-          </w:tcPr>
-          <w:p>
-            <w:pPr>
-              <w:pStyle w:val="ListParagraph"/>
-              <w:ind w:left="0"/>
-              <w:rPr>
-                <w:sz w:val="24"/>
-                <w:szCs w:val="24"/>
-              </w:rPr>
-            </w:pPr>
-            <w:proofErr w:type="spellStart"/>
-            <w:r>
-              <w:rPr>
-                <w:sz w:val="24"/>
-                <w:szCs w:val="24"/>
-              </w:rPr>
-              <w:t>Untuk</w:t>
-            </w:r>
-            <w:proofErr w:type="spellEnd"/>
-            <w:r>
-              <w:rPr>
-                <w:sz w:val="24"/>
-                <w:szCs w:val="24"/>
-              </w:rPr>
-              <w:t xml:space="preserve"> </w:t>
-            </w:r>
-            <w:proofErr w:type="spellStart"/>
-            <w:r>
-              <w:rPr>
-                <w:sz w:val="24"/>
-                <w:szCs w:val="24"/>
-              </w:rPr>
-              <w:t>mengecek</w:t>
-            </w:r>
-            <w:proofErr w:type="spellEnd"/>
-            <w:r>
-              <w:rPr>
-                <w:sz w:val="24"/>
-                <w:szCs w:val="24"/>
-              </w:rPr>
-              <w:t xml:space="preserve"> </w:t>
-            </w:r>
-            <w:proofErr w:type="spellStart"/>
-            <w:r>
-              <w:rPr>
-                <w:sz w:val="24"/>
-                <w:szCs w:val="24"/>
-              </w:rPr>
-              <w:t>apakah</w:t>
-            </w:r>
-            <w:proofErr w:type="spellEnd"/>
-            <w:r>
-              <w:rPr>
-                <w:sz w:val="24"/>
-                <w:szCs w:val="24"/>
-              </w:rPr>
-              <w:t xml:space="preserve"> </w:t>
-            </w:r>
-            <w:proofErr w:type="spellStart"/>
-            <w:r>
-              <w:rPr>
-                <w:sz w:val="24"/>
-                <w:szCs w:val="24"/>
-              </w:rPr>
-              <w:t>tanggal</w:t>
-            </w:r>
-            <w:proofErr w:type="spellEnd"/>
-            <w:r>
-              <w:rPr>
-                <w:sz w:val="24"/>
-                <w:szCs w:val="24"/>
-              </w:rPr>
-              <w:t xml:space="preserve"> yang </w:t>
-            </w:r>
-            <w:proofErr w:type="spellStart"/>
-            <w:r>
-              <w:rPr>
-                <w:sz w:val="24"/>
-                <w:szCs w:val="24"/>
-              </w:rPr>
-              <w:t>diproses</w:t>
-            </w:r>
-            <w:proofErr w:type="spellEnd"/>
-            <w:r>
-              <w:rPr>
-                <w:sz w:val="24"/>
-                <w:szCs w:val="24"/>
-              </w:rPr>
-              <w:t xml:space="preserve"> </w:t>
-            </w:r>
-            <w:proofErr w:type="spellStart"/>
-            <w:r>
-              <w:rPr>
-                <w:sz w:val="24"/>
-                <w:szCs w:val="24"/>
-              </w:rPr>
-              <w:t>sudah</w:t>
-            </w:r>
-            <w:proofErr w:type="spellEnd"/>
-            <w:r>
-              <w:rPr>
-                <w:sz w:val="24"/>
-                <w:szCs w:val="24"/>
-              </w:rPr>
-              <w:t xml:space="preserve"> </w:t>
-            </w:r>
-            <w:proofErr w:type="spellStart"/>
-            <w:r>
-              <w:rPr>
-                <w:sz w:val="24"/>
-                <w:szCs w:val="24"/>
-              </w:rPr>
-              <w:t>ada</w:t>
-            </w:r>
-            <w:proofErr w:type="spellEnd"/>
-            <w:r>
-              <w:rPr>
-                <w:sz w:val="24"/>
-                <w:szCs w:val="24"/>
-              </w:rPr>
-              <w:t xml:space="preserve"> di </w:t>
-            </w:r>
-            <w:proofErr w:type="spellStart"/>
-            <w:r>
-              <w:rPr>
-                <w:sz w:val="24"/>
-                <w:szCs w:val="24"/>
-              </w:rPr>
-              <w:t>dalam</w:t>
-            </w:r>
-            <w:proofErr w:type="spellEnd"/>
-            <w:r>
-              <w:rPr>
-                <w:sz w:val="24"/>
-                <w:szCs w:val="24"/>
-              </w:rPr>
-              <w:t xml:space="preserve"> table </w:t>
-            </w:r>
-            <w:proofErr w:type="spellStart"/>
-            <w:r>
-              <w:rPr>
-                <w:sz w:val="24"/>
-                <w:szCs w:val="24"/>
-              </w:rPr>
-              <w:t>dimdate</w:t>
-            </w:r>
-            <w:proofErr w:type="spellEnd"/>
-            <w:r>
-              <w:rPr>
-                <w:sz w:val="24"/>
-                <w:szCs w:val="24"/>
-              </w:rPr>
-              <w:t xml:space="preserve"> </w:t>
-            </w:r>
-            <w:proofErr w:type="spellStart"/>
-            <w:r>
-              <w:rPr>
-                <w:sz w:val="24"/>
-                <w:szCs w:val="24"/>
-              </w:rPr>
-              <w:t>atau</w:t>
-            </w:r>
-            <w:proofErr w:type="spellEnd"/>
-            <w:r>
-              <w:rPr>
-                <w:sz w:val="24"/>
-                <w:szCs w:val="24"/>
-              </w:rPr>
-              <w:t xml:space="preserve"> </w:t>
-            </w:r>
-            <w:proofErr w:type="spellStart"/>
-            <w:r>
-              <w:rPr>
-                <w:sz w:val="24"/>
-                <w:szCs w:val="24"/>
-              </w:rPr>
-              <w:t>belum</w:t>
-            </w:r>
-            <w:proofErr w:type="spellEnd"/>
-          </w:p>
-        </w:tc>
-      </w:tr>
-      <w:tr>
-        <w:tc>
-          <w:tcPr>
-            <w:tcW w:w="976" w:type="dxa"/>
-          </w:tcPr>
-          <w:p>
-            <w:pPr>
-              <w:pStyle w:val="ListParagraph"/>
-              <w:ind w:left="0"/>
-              <w:rPr>
-                <w:sz w:val="24"/>
-                <w:szCs w:val="24"/>
-              </w:rPr>
-            </w:pPr>
-            <w:r>
-              <w:rPr>
-                <w:sz w:val="24"/>
-                <w:szCs w:val="24"/>
-              </w:rPr>
-              <w:t>Filter rows</w:t>
-            </w:r>
-          </w:p>
-        </w:tc>
-        <w:tc>
-          <w:tcPr>
-            <w:tcW w:w="3426" w:type="dxa"/>
-          </w:tcPr>
-          <w:p>
-            <w:pPr>
-              <w:pStyle w:val="ListParagraph"/>
-              <w:ind w:left="0"/>
-              <w:rPr>
-                <w:sz w:val="24"/>
-                <w:szCs w:val="24"/>
-              </w:rPr>
-            </w:pPr>
-          </w:p>
-          <w:p>
-            <w:pPr>
-              <w:pStyle w:val="ListParagraph"/>
-              <w:ind w:left="0"/>
-              <w:rPr>
-                <w:sz w:val="24"/>
-                <w:szCs w:val="24"/>
-              </w:rPr>
-            </w:pPr>
-            <w:r>
-              <w:rPr>
-                <w:sz w:val="24"/>
-                <w:szCs w:val="24"/>
-              </w:rPr>
-              <w:drawing>
-                <wp:inline distT="0" distB="0" distL="0" distR="0" wp14:anchorId="4B78B15D" wp14:editId="70391EDD">
-                  <wp:extent cx="2105625" cy="780836"/>
-                  <wp:effectExtent l="0" t="0" r="0" b="635"/>
-                  <wp:docPr id="1551021331" name="Picture 1"/>
-                  <wp:cNvGraphicFramePr>
-                    <a:graphicFrameLocks xmlns:a="http://schemas.openxmlformats.org/drawingml/2006/main" noChangeAspect="1"/>
-                  </wp:cNvGraphicFramePr>
-                  <a:graphic xmlns:a="http://schemas.openxmlformats.org/drawingml/2006/main">
-                    <a:graphicData uri="http://schemas.openxmlformats.org/drawingml/2006/picture">
-                      <pic:pic xmlns:pic="http://schemas.openxmlformats.org/drawingml/2006/picture">
-                        <pic:nvPicPr>
-                          <pic:cNvPr id="1213427204" name=""/>
+                          <pic:cNvPr id="1323033118" name=""/>
                           <pic:cNvPicPr/>
                         </pic:nvPicPr>
                         <pic:blipFill rotWithShape="1">
-                          <a:blip r:embed="rId51"/>
-                          <a:srcRect r="43043"/>
+                          <a:blip r:embed="rId74"/>
+                          <a:srcRect r="66286"/>
                           <a:stretch/>
                         </pic:blipFill>
                         <pic:spPr bwMode="auto">
                           <a:xfrm>
                             <a:off x="0" y="0"/>
-                            <a:ext cx="2131891" cy="790576"/>
+                            <a:ext cx="1800176" cy="1966010"/>
                           </a:xfrm>
                           <a:prstGeom prst="rect">
                             <a:avLst/>
@@ -19012,62 +18107,6 @@
         </w:tc>
         <w:tc>
           <w:tcPr>
-            <w:tcW w:w="3103" w:type="dxa"/>
-          </w:tcPr>
-          <w:p>
-            <w:pPr>
-              <w:pStyle w:val="ListParagraph"/>
-              <w:ind w:left="0"/>
-              <w:rPr>
-                <w:sz w:val="24"/>
-                <w:szCs w:val="24"/>
-              </w:rPr>
-            </w:pPr>
-            <w:r>
-              <w:rPr>
-                <w:sz w:val="24"/>
-                <w:szCs w:val="24"/>
-              </w:rPr>
-              <w:drawing>
-                <wp:inline distT="0" distB="0" distL="0" distR="0" wp14:anchorId="5A61FB92" wp14:editId="7BFCF078">
-                  <wp:extent cx="1833266" cy="1758337"/>
-                  <wp:effectExtent l="0" t="0" r="0" b="0"/>
-                  <wp:docPr id="1239994984" name="Picture 1"/>
-                  <wp:cNvGraphicFramePr>
-                    <a:graphicFrameLocks xmlns:a="http://schemas.openxmlformats.org/drawingml/2006/main" noChangeAspect="1"/>
-                  </wp:cNvGraphicFramePr>
-                  <a:graphic xmlns:a="http://schemas.openxmlformats.org/drawingml/2006/main">
-                    <a:graphicData uri="http://schemas.openxmlformats.org/drawingml/2006/picture">
-                      <pic:pic xmlns:pic="http://schemas.openxmlformats.org/drawingml/2006/picture">
-                        <pic:nvPicPr>
-                          <pic:cNvPr id="150456013" name=""/>
-                          <pic:cNvPicPr/>
-                        </pic:nvPicPr>
-                        <pic:blipFill>
-                          <a:blip r:embed="rId52"/>
-                          <a:stretch>
-                            <a:fillRect/>
-                          </a:stretch>
-                        </pic:blipFill>
-                        <pic:spPr>
-                          <a:xfrm>
-                            <a:off x="0" y="0"/>
-                            <a:ext cx="1865537" cy="1789289"/>
-                          </a:xfrm>
-                          <a:prstGeom prst="rect">
-                            <a:avLst/>
-                          </a:prstGeom>
-                        </pic:spPr>
-                      </pic:pic>
-                    </a:graphicData>
-                  </a:graphic>
-                </wp:inline>
-              </w:drawing>
-            </w:r>
-          </w:p>
-        </w:tc>
-        <w:tc>
-          <w:tcPr>
             <w:tcW w:w="1687" w:type="dxa"/>
           </w:tcPr>
           <w:p>
@@ -19079,13 +18118,29 @@
                 <w:szCs w:val="24"/>
               </w:rPr>
             </w:pPr>
+            <w:r>
+              <w:rPr>
+                <w:b/>
+                <w:bCs/>
+                <w:sz w:val="24"/>
+                <w:szCs w:val="24"/>
+              </w:rPr>
+              <w:t>Select Values</w:t>
+            </w:r>
+            <w:r>
+              <w:rPr>
+                <w:sz w:val="24"/>
+                <w:szCs w:val="24"/>
+              </w:rPr>
+              <w:t xml:space="preserve"> </w:t>
+            </w:r>
             <w:proofErr w:type="spellStart"/>
             <w:r>
               <w:rPr>
                 <w:sz w:val="24"/>
                 <w:szCs w:val="24"/>
               </w:rPr>
-              <w:t>Menyaring</w:t>
+              <w:t>digunakan</w:t>
             </w:r>
             <w:proofErr w:type="spellEnd"/>
             <w:r>
@@ -19093,7 +18148,7 @@
                 <w:sz w:val="24"/>
                 <w:szCs w:val="24"/>
               </w:rPr>
-              <w:t xml:space="preserve"> data yang </w:t>
+              <w:t xml:space="preserve"> </w:t>
             </w:r>
             <w:proofErr w:type="spellStart"/>
             <w:r>
@@ -19101,7 +18156,7 @@
                 <w:sz w:val="24"/>
                 <w:szCs w:val="24"/>
               </w:rPr>
-              <w:t>belum</w:t>
+              <w:t>untuk</w:t>
             </w:r>
             <w:proofErr w:type="spellEnd"/>
             <w:r>
@@ -19114,30 +18169,78 @@
             <w:proofErr w:type="spellStart"/>
             <w:r>
               <w:rPr>
-                <w:sz w:val="24"/>
-                <w:szCs w:val="24"/>
-              </w:rPr>
-              <w:t>ada</w:t>
+                <w:b/>
+                <w:bCs/>
+                <w:sz w:val="24"/>
+                <w:szCs w:val="24"/>
+              </w:rPr>
+              <w:t>memilih</w:t>
             </w:r>
             <w:proofErr w:type="spellEnd"/>
             <w:r>
               <w:rPr>
-                <w:sz w:val="24"/>
-                <w:szCs w:val="24"/>
-              </w:rPr>
-              <w:t xml:space="preserve"> di </w:t>
+                <w:b/>
+                <w:bCs/>
+                <w:sz w:val="24"/>
+                <w:szCs w:val="24"/>
+              </w:rPr>
+              <w:t xml:space="preserve">, </w:t>
             </w:r>
             <w:proofErr w:type="spellStart"/>
             <w:r>
               <w:rPr>
-                <w:sz w:val="24"/>
-                <w:szCs w:val="24"/>
-              </w:rPr>
-              <w:t>dimdate</w:t>
+                <w:b/>
+                <w:bCs/>
+                <w:sz w:val="24"/>
+                <w:szCs w:val="24"/>
+              </w:rPr>
+              <w:t>menghapus</w:t>
             </w:r>
             <w:proofErr w:type="spellEnd"/>
             <w:r>
               <w:rPr>
+                <w:b/>
+                <w:bCs/>
+                <w:sz w:val="24"/>
+                <w:szCs w:val="24"/>
+              </w:rPr>
+              <w:t xml:space="preserve">, </w:t>
+            </w:r>
+            <w:proofErr w:type="spellStart"/>
+            <w:r>
+              <w:rPr>
+                <w:b/>
+                <w:bCs/>
+                <w:sz w:val="24"/>
+                <w:szCs w:val="24"/>
+              </w:rPr>
+              <w:t>mengubah</w:t>
+            </w:r>
+            <w:proofErr w:type="spellEnd"/>
+            <w:r>
+              <w:rPr>
+                <w:b/>
+                <w:bCs/>
+                <w:sz w:val="24"/>
+                <w:szCs w:val="24"/>
+              </w:rPr>
+              <w:t xml:space="preserve"> nama, dan </w:t>
+            </w:r>
+            <w:proofErr w:type="spellStart"/>
+            <w:r>
+              <w:rPr>
+                <w:b/>
+                <w:bCs/>
+                <w:sz w:val="24"/>
+                <w:szCs w:val="24"/>
+              </w:rPr>
+              <w:t>mengubah</w:t>
+            </w:r>
+            <w:proofErr w:type="spellEnd"/>
+            <w:r>
+              <w:rPr>
+                <w:b/>
+                <w:bCs/>
                 <w:sz w:val="24"/>
                 <w:szCs w:val="24"/>
               </w:rPr>
@@ -19146,30 +18249,38 @@
             <w:proofErr w:type="spellStart"/>
             <w:r>
               <w:rPr>
-                <w:sz w:val="24"/>
-                <w:szCs w:val="24"/>
-              </w:rPr>
-              <w:t>sehingga</w:t>
+                <w:b/>
+                <w:bCs/>
+                <w:sz w:val="24"/>
+                <w:szCs w:val="24"/>
+              </w:rPr>
+              <w:t>tipe</w:t>
             </w:r>
             <w:proofErr w:type="spellEnd"/>
             <w:r>
               <w:rPr>
-                <w:sz w:val="24"/>
-                <w:szCs w:val="24"/>
-              </w:rPr>
-              <w:t xml:space="preserve"> data yang </w:t>
+                <w:b/>
+                <w:bCs/>
+                <w:sz w:val="24"/>
+                <w:szCs w:val="24"/>
+              </w:rPr>
+              <w:t xml:space="preserve"> data </w:t>
             </w:r>
             <w:proofErr w:type="spellStart"/>
             <w:r>
               <w:rPr>
-                <w:sz w:val="24"/>
-                <w:szCs w:val="24"/>
-              </w:rPr>
-              <w:t>masuk</w:t>
+                <w:b/>
+                <w:bCs/>
+                <w:sz w:val="24"/>
+                <w:szCs w:val="24"/>
+              </w:rPr>
+              <w:t>dari</w:t>
             </w:r>
             <w:proofErr w:type="spellEnd"/>
             <w:r>
               <w:rPr>
+                <w:b/>
+                <w:bCs/>
                 <w:sz w:val="24"/>
                 <w:szCs w:val="24"/>
               </w:rPr>
@@ -19178,10 +18289,12 @@
             <w:proofErr w:type="spellStart"/>
             <w:r>
               <w:rPr>
-                <w:sz w:val="24"/>
-                <w:szCs w:val="24"/>
-              </w:rPr>
-              <w:t>ke</w:t>
+                <w:b/>
+                <w:bCs/>
+                <w:sz w:val="24"/>
+                <w:szCs w:val="24"/>
+              </w:rPr>
+              <w:t>kolom</w:t>
             </w:r>
             <w:proofErr w:type="spellEnd"/>
             <w:r>
@@ -19205,7 +18318,7 @@
                 <w:sz w:val="24"/>
                 <w:szCs w:val="24"/>
               </w:rPr>
-              <w:t xml:space="preserve"> database </w:t>
+              <w:t xml:space="preserve"> </w:t>
             </w:r>
             <w:proofErr w:type="spellStart"/>
             <w:r>
@@ -19213,7 +18326,7 @@
                 <w:sz w:val="24"/>
                 <w:szCs w:val="24"/>
               </w:rPr>
-              <w:t>hanya</w:t>
+              <w:t>aliran</w:t>
             </w:r>
             <w:proofErr w:type="spellEnd"/>
             <w:r>
@@ -19221,33 +18334,8 @@
                 <w:sz w:val="24"/>
                 <w:szCs w:val="24"/>
               </w:rPr>
-              <w:t xml:space="preserve"> database yang </w:t>
-            </w:r>
-            <w:proofErr w:type="spellStart"/>
-            <w:r>
-              <w:rPr>
-                <w:sz w:val="24"/>
-                <w:szCs w:val="24"/>
-              </w:rPr>
-              <w:t>belum</w:t>
-            </w:r>
-            <w:proofErr w:type="spellEnd"/>
-            <w:r>
-              <w:rPr>
-                <w:sz w:val="24"/>
-                <w:szCs w:val="24"/>
-              </w:rPr>
-              <w:t xml:space="preserve"> </w:t>
-            </w:r>
-            <w:proofErr w:type="spellStart"/>
-            <w:r>
-              <w:rPr>
-                <w:sz w:val="24"/>
-                <w:szCs w:val="24"/>
-              </w:rPr>
-              <w:t>ada</w:t>
-            </w:r>
-            <w:proofErr w:type="spellEnd"/>
+              <w:t xml:space="preserve"> data.</w:t>
+            </w:r>
           </w:p>
         </w:tc>
       </w:tr>
@@ -19270,8 +18358,7 @@
                 <w:sz w:val="24"/>
                 <w:szCs w:val="24"/>
               </w:rPr>
-              <w:lastRenderedPageBreak/>
-              <w:t>Table Output</w:t>
+              <w:t>Database lookup</w:t>
             </w:r>
           </w:p>
         </w:tc>
@@ -19294,10 +18381,10 @@
                 <w:szCs w:val="24"/>
               </w:rPr>
               <w:drawing>
-                <wp:inline distT="0" distB="0" distL="0" distR="0" wp14:anchorId="31A22308" wp14:editId="3426B210">
-                  <wp:extent cx="1984542" cy="1404519"/>
-                  <wp:effectExtent l="0" t="0" r="0" b="5715"/>
-                  <wp:docPr id="2130509064" name="Picture 1"/>
+                <wp:inline distT="0" distB="0" distL="0" distR="0" wp14:anchorId="4D6ABFEF" wp14:editId="13522365">
+                  <wp:extent cx="2038350" cy="2006600"/>
+                  <wp:effectExtent l="0" t="0" r="0" b="0"/>
+                  <wp:docPr id="1918518717" name="Picture 1"/>
                   <wp:cNvGraphicFramePr>
                     <a:graphicFrameLocks xmlns:a="http://schemas.openxmlformats.org/drawingml/2006/main" noChangeAspect="1"/>
                   </wp:cNvGraphicFramePr>
@@ -19305,11 +18392,11 @@
                     <a:graphicData uri="http://schemas.openxmlformats.org/drawingml/2006/picture">
                       <pic:pic xmlns:pic="http://schemas.openxmlformats.org/drawingml/2006/picture">
                         <pic:nvPicPr>
-                          <pic:cNvPr id="1790177719" name=""/>
+                          <pic:cNvPr id="1918518717" name=""/>
                           <pic:cNvPicPr/>
                         </pic:nvPicPr>
                         <pic:blipFill>
-                          <a:blip r:embed="rId53"/>
+                          <a:blip r:embed="rId75"/>
                           <a:stretch>
                             <a:fillRect/>
                           </a:stretch>
@@ -19317,7 +18404,7 @@
                         <pic:spPr>
                           <a:xfrm>
                             <a:off x="0" y="0"/>
-                            <a:ext cx="2004105" cy="1418364"/>
+                            <a:ext cx="2038350" cy="2006600"/>
                           </a:xfrm>
                           <a:prstGeom prst="rect">
                             <a:avLst/>
@@ -19330,6 +18417,11 @@
               </w:drawing>
             </w:r>
           </w:p>
+        </w:tc>
+        <w:tc>
+          <w:tcPr>
+            <w:tcW w:w="3103" w:type="dxa"/>
+          </w:tcPr>
           <w:p>
             <w:pPr>
               <w:pStyle w:val="ListParagraph"/>
@@ -19345,10 +18437,10 @@
                 <w:szCs w:val="24"/>
               </w:rPr>
               <w:drawing>
-                <wp:inline distT="0" distB="0" distL="0" distR="0" wp14:anchorId="4B89E694" wp14:editId="045FA2A5">
-                  <wp:extent cx="1918514" cy="1250899"/>
-                  <wp:effectExtent l="0" t="0" r="5715" b="6985"/>
-                  <wp:docPr id="578585582" name="Picture 1"/>
+                <wp:inline distT="0" distB="0" distL="0" distR="0" wp14:anchorId="3AAA678C" wp14:editId="3653404C">
+                  <wp:extent cx="1833245" cy="2459990"/>
+                  <wp:effectExtent l="0" t="0" r="0" b="0"/>
+                  <wp:docPr id="507683706" name="Picture 1"/>
                   <wp:cNvGraphicFramePr>
                     <a:graphicFrameLocks xmlns:a="http://schemas.openxmlformats.org/drawingml/2006/main" noChangeAspect="1"/>
                   </wp:cNvGraphicFramePr>
@@ -19356,11 +18448,11 @@
                     <a:graphicData uri="http://schemas.openxmlformats.org/drawingml/2006/picture">
                       <pic:pic xmlns:pic="http://schemas.openxmlformats.org/drawingml/2006/picture">
                         <pic:nvPicPr>
-                          <pic:cNvPr id="41402648" name=""/>
+                          <pic:cNvPr id="507683706" name=""/>
                           <pic:cNvPicPr/>
                         </pic:nvPicPr>
                         <pic:blipFill>
-                          <a:blip r:embed="rId54"/>
+                          <a:blip r:embed="rId76"/>
                           <a:stretch>
                             <a:fillRect/>
                           </a:stretch>
@@ -19368,7 +18460,7 @@
                         <pic:spPr>
                           <a:xfrm>
                             <a:off x="0" y="0"/>
-                            <a:ext cx="1928138" cy="1257174"/>
+                            <a:ext cx="1833245" cy="2459990"/>
                           </a:xfrm>
                           <a:prstGeom prst="rect">
                             <a:avLst/>
@@ -19384,7 +18476,7 @@
         </w:tc>
         <w:tc>
           <w:tcPr>
-            <w:tcW w:w="3103" w:type="dxa"/>
+            <w:tcW w:w="1687" w:type="dxa"/>
           </w:tcPr>
           <w:p>
             <w:pPr>
@@ -19395,16 +18487,424 @@
                 <w:szCs w:val="24"/>
               </w:rPr>
             </w:pPr>
+            <w:proofErr w:type="spellStart"/>
+            <w:r>
+              <w:rPr>
+                <w:sz w:val="24"/>
+                <w:szCs w:val="24"/>
+              </w:rPr>
+              <w:t>digunakan</w:t>
+            </w:r>
+            <w:proofErr w:type="spellEnd"/>
+            <w:r>
+              <w:rPr>
+                <w:sz w:val="24"/>
+                <w:szCs w:val="24"/>
+              </w:rPr>
+              <w:t xml:space="preserve"> </w:t>
+            </w:r>
+            <w:proofErr w:type="spellStart"/>
+            <w:r>
+              <w:rPr>
+                <w:sz w:val="24"/>
+                <w:szCs w:val="24"/>
+              </w:rPr>
+              <w:t>untuk</w:t>
+            </w:r>
+            <w:proofErr w:type="spellEnd"/>
+            <w:r>
+              <w:rPr>
+                <w:sz w:val="24"/>
+                <w:szCs w:val="24"/>
+              </w:rPr>
+              <w:t xml:space="preserve"> </w:t>
+            </w:r>
+            <w:proofErr w:type="spellStart"/>
+            <w:r>
+              <w:rPr>
+                <w:b/>
+                <w:bCs/>
+                <w:sz w:val="24"/>
+                <w:szCs w:val="24"/>
+              </w:rPr>
+              <w:t>mencari</w:t>
+            </w:r>
+            <w:proofErr w:type="spellEnd"/>
+            <w:r>
+              <w:rPr>
+                <w:b/>
+                <w:bCs/>
+                <w:sz w:val="24"/>
+                <w:szCs w:val="24"/>
+              </w:rPr>
+              <w:t xml:space="preserve"> </w:t>
+            </w:r>
+            <w:proofErr w:type="spellStart"/>
+            <w:r>
+              <w:rPr>
+                <w:b/>
+                <w:bCs/>
+                <w:sz w:val="24"/>
+                <w:szCs w:val="24"/>
+              </w:rPr>
+              <w:t>nilai</w:t>
+            </w:r>
+            <w:proofErr w:type="spellEnd"/>
+            <w:r>
+              <w:rPr>
+                <w:b/>
+                <w:bCs/>
+                <w:sz w:val="24"/>
+                <w:szCs w:val="24"/>
+              </w:rPr>
+              <w:t xml:space="preserve"> </w:t>
+            </w:r>
+            <w:proofErr w:type="spellStart"/>
+            <w:r>
+              <w:rPr>
+                <w:b/>
+                <w:bCs/>
+                <w:sz w:val="24"/>
+                <w:szCs w:val="24"/>
+              </w:rPr>
+              <w:t>dalam</w:t>
+            </w:r>
+            <w:proofErr w:type="spellEnd"/>
+            <w:r>
+              <w:rPr>
+                <w:b/>
+                <w:bCs/>
+                <w:sz w:val="24"/>
+                <w:szCs w:val="24"/>
+              </w:rPr>
+              <w:t xml:space="preserve"> database </w:t>
+            </w:r>
+            <w:proofErr w:type="spellStart"/>
+            <w:r>
+              <w:rPr>
+                <w:b/>
+                <w:bCs/>
+                <w:sz w:val="24"/>
+                <w:szCs w:val="24"/>
+              </w:rPr>
+              <w:t>berdasarkan</w:t>
+            </w:r>
+            <w:proofErr w:type="spellEnd"/>
+            <w:r>
+              <w:rPr>
+                <w:b/>
+                <w:bCs/>
+                <w:sz w:val="24"/>
+                <w:szCs w:val="24"/>
+              </w:rPr>
+              <w:t xml:space="preserve"> </w:t>
+            </w:r>
+            <w:proofErr w:type="spellStart"/>
+            <w:r>
+              <w:rPr>
+                <w:b/>
+                <w:bCs/>
+                <w:sz w:val="24"/>
+                <w:szCs w:val="24"/>
+              </w:rPr>
+              <w:t>kolom</w:t>
+            </w:r>
+            <w:proofErr w:type="spellEnd"/>
+            <w:r>
+              <w:rPr>
+                <w:b/>
+                <w:bCs/>
+                <w:sz w:val="24"/>
+                <w:szCs w:val="24"/>
+              </w:rPr>
+              <w:t xml:space="preserve"> </w:t>
+            </w:r>
+            <w:proofErr w:type="spellStart"/>
+            <w:r>
+              <w:rPr>
+                <w:b/>
+                <w:bCs/>
+                <w:sz w:val="24"/>
+                <w:szCs w:val="24"/>
+              </w:rPr>
+              <w:t>kunci</w:t>
+            </w:r>
+            <w:proofErr w:type="spellEnd"/>
+            <w:r>
+              <w:rPr>
+                <w:b/>
+                <w:bCs/>
+                <w:sz w:val="24"/>
+                <w:szCs w:val="24"/>
+              </w:rPr>
+              <w:t xml:space="preserve"> </w:t>
+            </w:r>
+            <w:proofErr w:type="spellStart"/>
+            <w:r>
+              <w:rPr>
+                <w:b/>
+                <w:bCs/>
+                <w:sz w:val="24"/>
+                <w:szCs w:val="24"/>
+              </w:rPr>
+              <w:t>dari</w:t>
+            </w:r>
+            <w:proofErr w:type="spellEnd"/>
+            <w:r>
+              <w:rPr>
+                <w:b/>
+                <w:bCs/>
+                <w:sz w:val="24"/>
+                <w:szCs w:val="24"/>
+              </w:rPr>
+              <w:t xml:space="preserve"> </w:t>
+            </w:r>
+            <w:proofErr w:type="spellStart"/>
+            <w:r>
+              <w:rPr>
+                <w:b/>
+                <w:bCs/>
+                <w:sz w:val="24"/>
+                <w:szCs w:val="24"/>
+              </w:rPr>
+              <w:t>aliran</w:t>
+            </w:r>
+            <w:proofErr w:type="spellEnd"/>
+            <w:r>
+              <w:rPr>
+                <w:b/>
+                <w:bCs/>
+                <w:sz w:val="24"/>
+                <w:szCs w:val="24"/>
+              </w:rPr>
+              <w:t xml:space="preserve"> data</w:t>
+            </w:r>
+            <w:r>
+              <w:rPr>
+                <w:sz w:val="24"/>
+                <w:szCs w:val="24"/>
+              </w:rPr>
+              <w:t xml:space="preserve">. Ini </w:t>
+            </w:r>
+            <w:proofErr w:type="spellStart"/>
+            <w:r>
+              <w:rPr>
+                <w:sz w:val="24"/>
+                <w:szCs w:val="24"/>
+              </w:rPr>
+              <w:t>berguna</w:t>
+            </w:r>
+            <w:proofErr w:type="spellEnd"/>
+            <w:r>
+              <w:rPr>
+                <w:sz w:val="24"/>
+                <w:szCs w:val="24"/>
+              </w:rPr>
+              <w:t xml:space="preserve"> </w:t>
+            </w:r>
+            <w:proofErr w:type="spellStart"/>
+            <w:r>
+              <w:rPr>
+                <w:sz w:val="24"/>
+                <w:szCs w:val="24"/>
+              </w:rPr>
+              <w:t>untuk</w:t>
+            </w:r>
+            <w:proofErr w:type="spellEnd"/>
+            <w:r>
+              <w:rPr>
+                <w:sz w:val="24"/>
+                <w:szCs w:val="24"/>
+              </w:rPr>
+              <w:t xml:space="preserve"> </w:t>
+            </w:r>
+            <w:proofErr w:type="spellStart"/>
+            <w:r>
+              <w:rPr>
+                <w:b/>
+                <w:bCs/>
+                <w:sz w:val="24"/>
+                <w:szCs w:val="24"/>
+              </w:rPr>
+              <w:t>menggabungkan</w:t>
+            </w:r>
+            <w:proofErr w:type="spellEnd"/>
+            <w:r>
+              <w:rPr>
+                <w:b/>
+                <w:bCs/>
+                <w:sz w:val="24"/>
+                <w:szCs w:val="24"/>
+              </w:rPr>
+              <w:t xml:space="preserve"> data </w:t>
+            </w:r>
+            <w:proofErr w:type="spellStart"/>
+            <w:r>
+              <w:rPr>
+                <w:b/>
+                <w:bCs/>
+                <w:sz w:val="24"/>
+                <w:szCs w:val="24"/>
+              </w:rPr>
+              <w:t>dari</w:t>
+            </w:r>
+            <w:proofErr w:type="spellEnd"/>
+            <w:r>
+              <w:rPr>
+                <w:b/>
+                <w:bCs/>
+                <w:sz w:val="24"/>
+                <w:szCs w:val="24"/>
+              </w:rPr>
+              <w:t xml:space="preserve"> dua </w:t>
+            </w:r>
+            <w:proofErr w:type="spellStart"/>
+            <w:r>
+              <w:rPr>
+                <w:b/>
+                <w:bCs/>
+                <w:sz w:val="24"/>
+                <w:szCs w:val="24"/>
+              </w:rPr>
+              <w:t>sumber</w:t>
+            </w:r>
+            <w:proofErr w:type="spellEnd"/>
+            <w:r>
+              <w:rPr>
+                <w:sz w:val="24"/>
+                <w:szCs w:val="24"/>
+              </w:rPr>
+              <w:t xml:space="preserve"> </w:t>
+            </w:r>
+            <w:proofErr w:type="spellStart"/>
+            <w:r>
+              <w:rPr>
+                <w:sz w:val="24"/>
+                <w:szCs w:val="24"/>
+              </w:rPr>
+              <w:t>tanpa</w:t>
+            </w:r>
+            <w:proofErr w:type="spellEnd"/>
+            <w:r>
+              <w:rPr>
+                <w:sz w:val="24"/>
+                <w:szCs w:val="24"/>
+              </w:rPr>
+              <w:t xml:space="preserve"> </w:t>
+            </w:r>
+            <w:proofErr w:type="spellStart"/>
+            <w:r>
+              <w:rPr>
+                <w:sz w:val="24"/>
+                <w:szCs w:val="24"/>
+              </w:rPr>
+              <w:t>harus</w:t>
+            </w:r>
+            <w:proofErr w:type="spellEnd"/>
+            <w:r>
+              <w:rPr>
+                <w:sz w:val="24"/>
+                <w:szCs w:val="24"/>
+              </w:rPr>
+              <w:t xml:space="preserve"> </w:t>
+            </w:r>
+            <w:proofErr w:type="spellStart"/>
+            <w:r>
+              <w:rPr>
+                <w:sz w:val="24"/>
+                <w:szCs w:val="24"/>
+              </w:rPr>
+              <w:t>melakukan</w:t>
+            </w:r>
+            <w:proofErr w:type="spellEnd"/>
+            <w:r>
+              <w:rPr>
+                <w:sz w:val="24"/>
+                <w:szCs w:val="24"/>
+              </w:rPr>
+              <w:t xml:space="preserve"> SQL Join </w:t>
+            </w:r>
+            <w:proofErr w:type="spellStart"/>
+            <w:r>
+              <w:rPr>
+                <w:sz w:val="24"/>
+                <w:szCs w:val="24"/>
+              </w:rPr>
+              <w:t>dalam</w:t>
+            </w:r>
+            <w:proofErr w:type="spellEnd"/>
+            <w:r>
+              <w:rPr>
+                <w:sz w:val="24"/>
+                <w:szCs w:val="24"/>
+              </w:rPr>
+              <w:t xml:space="preserve"> </w:t>
+            </w:r>
+            <w:proofErr w:type="spellStart"/>
+            <w:r>
+              <w:rPr>
+                <w:sz w:val="24"/>
+                <w:szCs w:val="24"/>
+              </w:rPr>
+              <w:t>langkah</w:t>
+            </w:r>
+            <w:proofErr w:type="spellEnd"/>
+            <w:r>
+              <w:rPr>
+                <w:sz w:val="24"/>
+                <w:szCs w:val="24"/>
+              </w:rPr>
+              <w:t xml:space="preserve"> Table Input.</w:t>
+            </w:r>
+          </w:p>
+        </w:tc>
+      </w:tr>
+      <w:tr>
+        <w:tc>
+          <w:tcPr>
+            <w:tcW w:w="976" w:type="dxa"/>
+          </w:tcPr>
+          <w:p>
+            <w:pPr>
+              <w:pStyle w:val="ListParagraph"/>
+              <w:ind w:left="0"/>
+              <w:rPr>
+                <w:sz w:val="24"/>
+                <w:szCs w:val="24"/>
+              </w:rPr>
+            </w:pPr>
+            <w:r>
+              <w:rPr>
+                <w:sz w:val="24"/>
+                <w:szCs w:val="24"/>
+              </w:rPr>
+              <w:t>Filter rows</w:t>
+            </w:r>
+          </w:p>
+        </w:tc>
+        <w:tc>
+          <w:tcPr>
+            <w:tcW w:w="3426" w:type="dxa"/>
+          </w:tcPr>
+          <w:p>
+            <w:pPr>
+              <w:pStyle w:val="ListParagraph"/>
+              <w:ind w:left="0"/>
+              <w:rPr>
+                <w:sz w:val="24"/>
+                <w:szCs w:val="24"/>
+              </w:rPr>
+            </w:pPr>
             <w:r>
               <w:rPr>
                 <w:sz w:val="24"/>
                 <w:szCs w:val="24"/>
               </w:rPr>
               <w:drawing>
-                <wp:inline distT="0" distB="0" distL="0" distR="0" wp14:anchorId="63EF567A" wp14:editId="6FD56B8C">
-                  <wp:extent cx="1907520" cy="2167847"/>
-                  <wp:effectExtent l="0" t="0" r="0" b="4445"/>
-                  <wp:docPr id="600293787" name="Picture 1"/>
+                <wp:inline distT="0" distB="0" distL="0" distR="0" wp14:anchorId="7AB2DB01" wp14:editId="3A88BB43">
+                  <wp:extent cx="2038350" cy="1711325"/>
+                  <wp:effectExtent l="0" t="0" r="0" b="3175"/>
+                  <wp:docPr id="35138654" name="Picture 1"/>
                   <wp:cNvGraphicFramePr>
                     <a:graphicFrameLocks xmlns:a="http://schemas.openxmlformats.org/drawingml/2006/main" noChangeAspect="1"/>
                   </wp:cNvGraphicFramePr>
@@ -19412,11 +18912,11 @@
                     <a:graphicData uri="http://schemas.openxmlformats.org/drawingml/2006/picture">
                       <pic:pic xmlns:pic="http://schemas.openxmlformats.org/drawingml/2006/picture">
                         <pic:nvPicPr>
-                          <pic:cNvPr id="449759384" name=""/>
+                          <pic:cNvPr id="35138654" name=""/>
                           <pic:cNvPicPr/>
                         </pic:nvPicPr>
                         <pic:blipFill>
-                          <a:blip r:embed="rId55"/>
+                          <a:blip r:embed="rId77"/>
                           <a:stretch>
                             <a:fillRect/>
                           </a:stretch>
@@ -19424,7 +18924,7 @@
                         <pic:spPr>
                           <a:xfrm>
                             <a:off x="0" y="0"/>
-                            <a:ext cx="1908135" cy="2168546"/>
+                            <a:ext cx="2038350" cy="1711325"/>
                           </a:xfrm>
                           <a:prstGeom prst="rect">
                             <a:avLst/>
@@ -19437,6 +18937,72 @@
               </w:drawing>
             </w:r>
           </w:p>
+          <w:p>
+            <w:pPr>
+              <w:pStyle w:val="ListParagraph"/>
+              <w:ind w:left="0"/>
+              <w:rPr>
+                <w:sz w:val="24"/>
+                <w:szCs w:val="24"/>
+              </w:rPr>
+            </w:pPr>
+          </w:p>
+        </w:tc>
+        <w:tc>
+          <w:tcPr>
+            <w:tcW w:w="3103" w:type="dxa"/>
+          </w:tcPr>
+          <w:p>
+            <w:pPr>
+              <w:pStyle w:val="ListParagraph"/>
+              <w:ind w:left="0"/>
+              <w:rPr>
+                <w:sz w:val="24"/>
+                <w:szCs w:val="24"/>
+              </w:rPr>
+            </w:pPr>
+            <w:r>
+              <w:rPr>
+                <w:sz w:val="24"/>
+                <w:szCs w:val="24"/>
+              </w:rPr>
+              <w:drawing>
+                <wp:inline distT="0" distB="0" distL="0" distR="0" wp14:anchorId="15908469" wp14:editId="64347108">
+                  <wp:extent cx="1833245" cy="909955"/>
+                  <wp:effectExtent l="0" t="0" r="0" b="4445"/>
+                  <wp:docPr id="627777014" name="Picture 1"/>
+                  <wp:cNvGraphicFramePr>
+                    <a:graphicFrameLocks xmlns:a="http://schemas.openxmlformats.org/drawingml/2006/main" noChangeAspect="1"/>
+                  </wp:cNvGraphicFramePr>
+                  <a:graphic xmlns:a="http://schemas.openxmlformats.org/drawingml/2006/main">
+                    <a:graphicData uri="http://schemas.openxmlformats.org/drawingml/2006/picture">
+                      <pic:pic xmlns:pic="http://schemas.openxmlformats.org/drawingml/2006/picture">
+                        <pic:nvPicPr>
+                          <pic:cNvPr id="627777014" name=""/>
+                          <pic:cNvPicPr/>
+                        </pic:nvPicPr>
+                        <pic:blipFill>
+                          <a:blip r:embed="rId78"/>
+                          <a:stretch>
+                            <a:fillRect/>
+                          </a:stretch>
+                        </pic:blipFill>
+                        <pic:spPr>
+                          <a:xfrm>
+                            <a:off x="0" y="0"/>
+                            <a:ext cx="1833245" cy="909955"/>
+                          </a:xfrm>
+                          <a:prstGeom prst="rect">
+                            <a:avLst/>
+                          </a:prstGeom>
+                        </pic:spPr>
+                      </pic:pic>
+                    </a:graphicData>
+                  </a:graphic>
+                </wp:inline>
+              </w:drawing>
+            </w:r>
+          </w:p>
         </w:tc>
         <w:tc>
           <w:tcPr>
@@ -19451,20 +19017,13 @@
                 <w:szCs w:val="24"/>
               </w:rPr>
             </w:pPr>
-            <w:r>
-              <w:rPr>
-                <w:sz w:val="24"/>
-                <w:szCs w:val="24"/>
-              </w:rPr>
-              <w:t xml:space="preserve">Insert data bar uke </w:t>
-            </w:r>
             <w:proofErr w:type="spellStart"/>
             <w:r>
               <w:rPr>
                 <w:sz w:val="24"/>
                 <w:szCs w:val="24"/>
               </w:rPr>
-              <w:t>dimdate</w:t>
+              <w:t>digunakan</w:t>
             </w:r>
             <w:proofErr w:type="spellEnd"/>
             <w:r>
@@ -19480,7 +19039,7 @@
                 <w:sz w:val="24"/>
                 <w:szCs w:val="24"/>
               </w:rPr>
-              <w:t>sehingga</w:t>
+              <w:t>untuk</w:t>
             </w:r>
             <w:proofErr w:type="spellEnd"/>
             <w:r>
@@ -19493,14 +19052,38 @@
             <w:proofErr w:type="spellStart"/>
             <w:r>
               <w:rPr>
-                <w:sz w:val="24"/>
-                <w:szCs w:val="24"/>
-              </w:rPr>
-              <w:t>tidak</w:t>
+                <w:b/>
+                <w:bCs/>
+                <w:sz w:val="24"/>
+                <w:szCs w:val="24"/>
+              </w:rPr>
+              <w:t>menyaring</w:t>
             </w:r>
             <w:proofErr w:type="spellEnd"/>
             <w:r>
               <w:rPr>
+                <w:b/>
+                <w:bCs/>
+                <w:sz w:val="24"/>
+                <w:szCs w:val="24"/>
+              </w:rPr>
+              <w:t xml:space="preserve"> data </w:t>
+            </w:r>
+            <w:proofErr w:type="spellStart"/>
+            <w:r>
+              <w:rPr>
+                <w:b/>
+                <w:bCs/>
+                <w:sz w:val="24"/>
+                <w:szCs w:val="24"/>
+              </w:rPr>
+              <w:t>berdasarkan</w:t>
+            </w:r>
+            <w:proofErr w:type="spellEnd"/>
+            <w:r>
+              <w:rPr>
+                <w:b/>
+                <w:bCs/>
                 <w:sz w:val="24"/>
                 <w:szCs w:val="24"/>
               </w:rPr>
@@ -19509,14 +19092,372 @@
             <w:proofErr w:type="spellStart"/>
             <w:r>
               <w:rPr>
-                <w:sz w:val="24"/>
-                <w:szCs w:val="24"/>
-              </w:rPr>
-              <w:t>terdapat</w:t>
+                <w:b/>
+                <w:bCs/>
+                <w:sz w:val="24"/>
+                <w:szCs w:val="24"/>
+              </w:rPr>
+              <w:t>kondisi</w:t>
             </w:r>
             <w:proofErr w:type="spellEnd"/>
             <w:r>
               <w:rPr>
+                <w:b/>
+                <w:bCs/>
+                <w:sz w:val="24"/>
+                <w:szCs w:val="24"/>
+              </w:rPr>
+              <w:t xml:space="preserve"> </w:t>
+            </w:r>
+            <w:proofErr w:type="spellStart"/>
+            <w:r>
+              <w:rPr>
+                <w:b/>
+                <w:bCs/>
+                <w:sz w:val="24"/>
+                <w:szCs w:val="24"/>
+              </w:rPr>
+              <w:t>tertentu</w:t>
+            </w:r>
+            <w:proofErr w:type="spellEnd"/>
+            <w:r>
+              <w:rPr>
+                <w:sz w:val="24"/>
+                <w:szCs w:val="24"/>
+              </w:rPr>
+              <w:t xml:space="preserve">. Ini </w:t>
+            </w:r>
+            <w:proofErr w:type="spellStart"/>
+            <w:r>
+              <w:rPr>
+                <w:sz w:val="24"/>
+                <w:szCs w:val="24"/>
+              </w:rPr>
+              <w:t>berfungsi</w:t>
+            </w:r>
+            <w:proofErr w:type="spellEnd"/>
+            <w:r>
+              <w:rPr>
+                <w:sz w:val="24"/>
+                <w:szCs w:val="24"/>
+              </w:rPr>
+              <w:t xml:space="preserve"> </w:t>
+            </w:r>
+            <w:proofErr w:type="spellStart"/>
+            <w:r>
+              <w:rPr>
+                <w:sz w:val="24"/>
+                <w:szCs w:val="24"/>
+              </w:rPr>
+              <w:t>seperti</w:t>
+            </w:r>
+            <w:proofErr w:type="spellEnd"/>
+            <w:r>
+              <w:rPr>
+                <w:sz w:val="24"/>
+                <w:szCs w:val="24"/>
+              </w:rPr>
+              <w:t xml:space="preserve"> </w:t>
+            </w:r>
+            <w:proofErr w:type="spellStart"/>
+            <w:r>
+              <w:rPr>
+                <w:sz w:val="24"/>
+                <w:szCs w:val="24"/>
+              </w:rPr>
+              <w:t>klausa</w:t>
+            </w:r>
+            <w:proofErr w:type="spellEnd"/>
+            <w:r>
+              <w:rPr>
+                <w:sz w:val="24"/>
+                <w:szCs w:val="24"/>
+              </w:rPr>
+              <w:t xml:space="preserve"> WHERE </w:t>
+            </w:r>
+            <w:proofErr w:type="spellStart"/>
+            <w:r>
+              <w:rPr>
+                <w:sz w:val="24"/>
+                <w:szCs w:val="24"/>
+              </w:rPr>
+              <w:t>dalam</w:t>
+            </w:r>
+            <w:proofErr w:type="spellEnd"/>
+            <w:r>
+              <w:rPr>
+                <w:sz w:val="24"/>
+                <w:szCs w:val="24"/>
+              </w:rPr>
+              <w:t xml:space="preserve"> SQL </w:t>
+            </w:r>
+            <w:proofErr w:type="spellStart"/>
+            <w:r>
+              <w:rPr>
+                <w:sz w:val="24"/>
+                <w:szCs w:val="24"/>
+              </w:rPr>
+              <w:t>atau</w:t>
+            </w:r>
+            <w:proofErr w:type="spellEnd"/>
+            <w:r>
+              <w:rPr>
+                <w:sz w:val="24"/>
+                <w:szCs w:val="24"/>
+              </w:rPr>
+              <w:t xml:space="preserve"> filter di Excel.</w:t>
+            </w:r>
+          </w:p>
+        </w:tc>
+      </w:tr>
+      <w:tr>
+        <w:tc>
+          <w:tcPr>
+            <w:tcW w:w="976" w:type="dxa"/>
+          </w:tcPr>
+          <w:p>
+            <w:pPr>
+              <w:pStyle w:val="ListParagraph"/>
+              <w:ind w:left="0"/>
+              <w:rPr>
+                <w:sz w:val="24"/>
+                <w:szCs w:val="24"/>
+              </w:rPr>
+            </w:pPr>
+            <w:r>
+              <w:rPr>
+                <w:sz w:val="24"/>
+                <w:szCs w:val="24"/>
+              </w:rPr>
+              <w:lastRenderedPageBreak/>
+              <w:t>Table Output</w:t>
+            </w:r>
+          </w:p>
+        </w:tc>
+        <w:tc>
+          <w:tcPr>
+            <w:tcW w:w="3426" w:type="dxa"/>
+          </w:tcPr>
+          <w:p>
+            <w:pPr>
+              <w:pStyle w:val="ListParagraph"/>
+              <w:ind w:left="0"/>
+              <w:rPr>
+                <w:sz w:val="24"/>
+                <w:szCs w:val="24"/>
+              </w:rPr>
+            </w:pPr>
+            <w:r>
+              <w:rPr>
+                <w:sz w:val="24"/>
+                <w:szCs w:val="24"/>
+              </w:rPr>
+              <w:drawing>
+                <wp:inline distT="0" distB="0" distL="0" distR="0" wp14:anchorId="1C7C1A80" wp14:editId="601169C7">
+                  <wp:extent cx="2038350" cy="2065020"/>
+                  <wp:effectExtent l="0" t="0" r="0" b="0"/>
+                  <wp:docPr id="1829098595" name="Picture 1"/>
+                  <wp:cNvGraphicFramePr>
+                    <a:graphicFrameLocks xmlns:a="http://schemas.openxmlformats.org/drawingml/2006/main" noChangeAspect="1"/>
+                  </wp:cNvGraphicFramePr>
+                  <a:graphic xmlns:a="http://schemas.openxmlformats.org/drawingml/2006/main">
+                    <a:graphicData uri="http://schemas.openxmlformats.org/drawingml/2006/picture">
+                      <pic:pic xmlns:pic="http://schemas.openxmlformats.org/drawingml/2006/picture">
+                        <pic:nvPicPr>
+                          <pic:cNvPr id="1829098595" name=""/>
+                          <pic:cNvPicPr/>
+                        </pic:nvPicPr>
+                        <pic:blipFill>
+                          <a:blip r:embed="rId79"/>
+                          <a:stretch>
+                            <a:fillRect/>
+                          </a:stretch>
+                        </pic:blipFill>
+                        <pic:spPr>
+                          <a:xfrm>
+                            <a:off x="0" y="0"/>
+                            <a:ext cx="2038350" cy="2065020"/>
+                          </a:xfrm>
+                          <a:prstGeom prst="rect">
+                            <a:avLst/>
+                          </a:prstGeom>
+                        </pic:spPr>
+                      </pic:pic>
+                    </a:graphicData>
+                  </a:graphic>
+                </wp:inline>
+              </w:drawing>
+            </w:r>
+          </w:p>
+          <w:p>
+            <w:pPr>
+              <w:pStyle w:val="ListParagraph"/>
+              <w:ind w:left="0"/>
+              <w:rPr>
+                <w:sz w:val="24"/>
+                <w:szCs w:val="24"/>
+              </w:rPr>
+            </w:pPr>
+          </w:p>
+          <w:p>
+            <w:pPr>
+              <w:pStyle w:val="ListParagraph"/>
+              <w:ind w:left="0"/>
+              <w:rPr>
+                <w:sz w:val="24"/>
+                <w:szCs w:val="24"/>
+              </w:rPr>
+            </w:pPr>
+          </w:p>
+        </w:tc>
+        <w:tc>
+          <w:tcPr>
+            <w:tcW w:w="3103" w:type="dxa"/>
+          </w:tcPr>
+          <w:p>
+            <w:pPr>
+              <w:pStyle w:val="ListParagraph"/>
+              <w:ind w:left="0"/>
+              <w:rPr>
+                <w:sz w:val="24"/>
+                <w:szCs w:val="24"/>
+              </w:rPr>
+            </w:pPr>
+            <w:r>
+              <w:rPr>
+                <w:sz w:val="24"/>
+                <w:szCs w:val="24"/>
+              </w:rPr>
+              <w:drawing>
+                <wp:inline distT="0" distB="0" distL="0" distR="0" wp14:anchorId="5919C6BD" wp14:editId="4CEA36E6">
+                  <wp:extent cx="1833245" cy="1413510"/>
+                  <wp:effectExtent l="0" t="0" r="0" b="0"/>
+                  <wp:docPr id="882755984" name="Picture 1"/>
+                  <wp:cNvGraphicFramePr>
+                    <a:graphicFrameLocks xmlns:a="http://schemas.openxmlformats.org/drawingml/2006/main" noChangeAspect="1"/>
+                  </wp:cNvGraphicFramePr>
+                  <a:graphic xmlns:a="http://schemas.openxmlformats.org/drawingml/2006/main">
+                    <a:graphicData uri="http://schemas.openxmlformats.org/drawingml/2006/picture">
+                      <pic:pic xmlns:pic="http://schemas.openxmlformats.org/drawingml/2006/picture">
+                        <pic:nvPicPr>
+                          <pic:cNvPr id="882755984" name=""/>
+                          <pic:cNvPicPr/>
+                        </pic:nvPicPr>
+                        <pic:blipFill>
+                          <a:blip r:embed="rId80"/>
+                          <a:stretch>
+                            <a:fillRect/>
+                          </a:stretch>
+                        </pic:blipFill>
+                        <pic:spPr>
+                          <a:xfrm>
+                            <a:off x="0" y="0"/>
+                            <a:ext cx="1833245" cy="1413510"/>
+                          </a:xfrm>
+                          <a:prstGeom prst="rect">
+                            <a:avLst/>
+                          </a:prstGeom>
+                        </pic:spPr>
+                      </pic:pic>
+                    </a:graphicData>
+                  </a:graphic>
+                </wp:inline>
+              </w:drawing>
+            </w:r>
+          </w:p>
+        </w:tc>
+        <w:tc>
+          <w:tcPr>
+            <w:tcW w:w="1687" w:type="dxa"/>
+          </w:tcPr>
+          <w:p>
+            <w:pPr>
+              <w:pStyle w:val="ListParagraph"/>
+              <w:ind w:left="0"/>
+              <w:rPr>
+                <w:sz w:val="24"/>
+                <w:szCs w:val="24"/>
+              </w:rPr>
+            </w:pPr>
+            <w:proofErr w:type="spellStart"/>
+            <w:r>
+              <w:rPr>
+                <w:sz w:val="24"/>
+                <w:szCs w:val="24"/>
+              </w:rPr>
+              <w:t>langkah</w:t>
+            </w:r>
+            <w:proofErr w:type="spellEnd"/>
+            <w:r>
+              <w:rPr>
+                <w:sz w:val="24"/>
+                <w:szCs w:val="24"/>
+              </w:rPr>
+              <w:t xml:space="preserve"> (step) </w:t>
+            </w:r>
+            <w:proofErr w:type="spellStart"/>
+            <w:r>
+              <w:rPr>
+                <w:sz w:val="24"/>
+                <w:szCs w:val="24"/>
+              </w:rPr>
+              <w:t>dalam</w:t>
+            </w:r>
+            <w:proofErr w:type="spellEnd"/>
+            <w:r>
+              <w:rPr>
+                <w:sz w:val="24"/>
+                <w:szCs w:val="24"/>
+              </w:rPr>
+              <w:t xml:space="preserve"> Pentaho yang </w:t>
+            </w:r>
+            <w:proofErr w:type="spellStart"/>
+            <w:r>
+              <w:rPr>
+                <w:sz w:val="24"/>
+                <w:szCs w:val="24"/>
+              </w:rPr>
+              <w:t>digunakan</w:t>
+            </w:r>
+            <w:proofErr w:type="spellEnd"/>
+            <w:r>
+              <w:rPr>
+                <w:sz w:val="24"/>
+                <w:szCs w:val="24"/>
+              </w:rPr>
+              <w:t xml:space="preserve"> </w:t>
+            </w:r>
+            <w:proofErr w:type="spellStart"/>
+            <w:r>
+              <w:rPr>
+                <w:sz w:val="24"/>
+                <w:szCs w:val="24"/>
+              </w:rPr>
+              <w:t>untuk</w:t>
+            </w:r>
+            <w:proofErr w:type="spellEnd"/>
+            <w:r>
+              <w:rPr>
+                <w:sz w:val="24"/>
+                <w:szCs w:val="24"/>
+              </w:rPr>
+              <w:t xml:space="preserve"> </w:t>
+            </w:r>
+            <w:proofErr w:type="spellStart"/>
+            <w:r>
+              <w:rPr>
+                <w:b/>
+                <w:bCs/>
+                <w:sz w:val="24"/>
+                <w:szCs w:val="24"/>
+              </w:rPr>
+              <w:t>menyimpan</w:t>
+            </w:r>
+            <w:proofErr w:type="spellEnd"/>
+            <w:r>
+              <w:rPr>
+                <w:b/>
+                <w:bCs/>
                 <w:sz w:val="24"/>
                 <w:szCs w:val="24"/>
               </w:rPr>
@@ -19525,12 +19466,134 @@
             <w:proofErr w:type="spellStart"/>
             <w:r>
               <w:rPr>
-                <w:sz w:val="24"/>
-                <w:szCs w:val="24"/>
-              </w:rPr>
-              <w:t>duplikasi</w:t>
+                <w:b/>
+                <w:bCs/>
+                <w:sz w:val="24"/>
+                <w:szCs w:val="24"/>
+              </w:rPr>
+              <w:t>ke</w:t>
             </w:r>
             <w:proofErr w:type="spellEnd"/>
+            <w:r>
+              <w:rPr>
+                <w:b/>
+                <w:bCs/>
+                <w:sz w:val="24"/>
+                <w:szCs w:val="24"/>
+              </w:rPr>
+              <w:t xml:space="preserve"> </w:t>
+            </w:r>
+            <w:proofErr w:type="spellStart"/>
+            <w:r>
+              <w:rPr>
+                <w:b/>
+                <w:bCs/>
+                <w:sz w:val="24"/>
+                <w:szCs w:val="24"/>
+              </w:rPr>
+              <w:t>dalam</w:t>
+            </w:r>
+            <w:proofErr w:type="spellEnd"/>
+            <w:r>
+              <w:rPr>
+                <w:b/>
+                <w:bCs/>
+                <w:sz w:val="24"/>
+                <w:szCs w:val="24"/>
+              </w:rPr>
+              <w:t xml:space="preserve"> </w:t>
+            </w:r>
+            <w:proofErr w:type="spellStart"/>
+            <w:r>
+              <w:rPr>
+                <w:b/>
+                <w:bCs/>
+                <w:sz w:val="24"/>
+                <w:szCs w:val="24"/>
+              </w:rPr>
+              <w:t>tabel</w:t>
+            </w:r>
+            <w:proofErr w:type="spellEnd"/>
+            <w:r>
+              <w:rPr>
+                <w:b/>
+                <w:bCs/>
+                <w:sz w:val="24"/>
+                <w:szCs w:val="24"/>
+              </w:rPr>
+              <w:t xml:space="preserve"> database</w:t>
+            </w:r>
+            <w:r>
+              <w:rPr>
+                <w:sz w:val="24"/>
+                <w:szCs w:val="24"/>
+              </w:rPr>
+              <w:t xml:space="preserve">. Ini </w:t>
+            </w:r>
+            <w:proofErr w:type="spellStart"/>
+            <w:r>
+              <w:rPr>
+                <w:sz w:val="24"/>
+                <w:szCs w:val="24"/>
+              </w:rPr>
+              <w:t>berfungsi</w:t>
+            </w:r>
+            <w:proofErr w:type="spellEnd"/>
+            <w:r>
+              <w:rPr>
+                <w:sz w:val="24"/>
+                <w:szCs w:val="24"/>
+              </w:rPr>
+              <w:t xml:space="preserve"> </w:t>
+            </w:r>
+            <w:proofErr w:type="spellStart"/>
+            <w:r>
+              <w:rPr>
+                <w:sz w:val="24"/>
+                <w:szCs w:val="24"/>
+              </w:rPr>
+              <w:t>seperti</w:t>
+            </w:r>
+            <w:proofErr w:type="spellEnd"/>
+            <w:r>
+              <w:rPr>
+                <w:sz w:val="24"/>
+                <w:szCs w:val="24"/>
+              </w:rPr>
+              <w:t xml:space="preserve"> </w:t>
+            </w:r>
+            <w:proofErr w:type="spellStart"/>
+            <w:r>
+              <w:rPr>
+                <w:sz w:val="24"/>
+                <w:szCs w:val="24"/>
+              </w:rPr>
+              <w:t>perintah</w:t>
+            </w:r>
+            <w:proofErr w:type="spellEnd"/>
+            <w:r>
+              <w:rPr>
+                <w:sz w:val="24"/>
+                <w:szCs w:val="24"/>
+              </w:rPr>
+              <w:t xml:space="preserve"> INSERT INTO </w:t>
+            </w:r>
+            <w:proofErr w:type="spellStart"/>
+            <w:r>
+              <w:rPr>
+                <w:sz w:val="24"/>
+                <w:szCs w:val="24"/>
+              </w:rPr>
+              <w:t>dalam</w:t>
+            </w:r>
+            <w:proofErr w:type="spellEnd"/>
+            <w:r>
+              <w:rPr>
+                <w:sz w:val="24"/>
+                <w:szCs w:val="24"/>
+              </w:rPr>
+              <w:t xml:space="preserve"> SQL.</w:t>
+            </w:r>
           </w:p>
         </w:tc>
       </w:tr>
@@ -19611,6 +19674,7 @@
         <w:t xml:space="preserve"> run </w:t>
       </w:r>
       <w:proofErr w:type="spellStart"/>
+      <w:proofErr w:type="gramStart"/>
       <w:r>
         <w:rPr>
           <w:sz w:val="24"/>
@@ -19624,7 +19688,15 @@
           <w:sz w:val="24"/>
           <w:szCs w:val="24"/>
         </w:rPr>
-        <w:t xml:space="preserve"> ) </w:t>
+        <w:t xml:space="preserve"> )</w:t>
+      </w:r>
+      <w:proofErr w:type="gramEnd"/>
+      <w:r>
+        <w:rPr>
+          <w:sz w:val="24"/>
+          <w:szCs w:val="24"/>
+        </w:rPr>
+        <w:t xml:space="preserve"> </w:t>
       </w:r>
       <w:proofErr w:type="spellStart"/>
       <w:r>
@@ -19673,6 +19745,641 @@
           <w:szCs w:val="24"/>
         </w:rPr>
         <w:t>?</w:t>
+      </w:r>
+    </w:p>
+    <w:p>
+      <w:pPr>
+        <w:pStyle w:val="ListParagraph"/>
+        <w:spacing w:before="100" w:beforeAutospacing="1" w:after="100" w:afterAutospacing="1" w:line="240" w:lineRule="auto"/>
+        <w:ind w:firstLine="720"/>
+        <w:rPr>
+          <w:rFonts w:ascii="Times New Roman" w:eastAsia="Times New Roman" w:hAnsi="Times New Roman" w:cs="Times New Roman"/>
+          <w:kern w:val="0"/>
+          <w:sz w:val="24"/>
+          <w:szCs w:val="24"/>
+          <w:lang w:eastAsia="en-ID" w:bidi="ar-SA"/>
+          <w14:ligatures w14:val="none"/>
+        </w:rPr>
+      </w:pPr>
+      <w:r>
+        <w:rPr>
+          <w:rFonts w:ascii="Times New Roman" w:eastAsia="Times New Roman" w:hAnsi="Times New Roman" w:cs="Times New Roman"/>
+          <w:kern w:val="0"/>
+          <w:sz w:val="24"/>
+          <w:szCs w:val="24"/>
+          <w:lang w:eastAsia="en-ID" w:bidi="ar-SA"/>
+          <w14:ligatures w14:val="none"/>
+        </w:rPr>
+        <w:t>Y</w:t>
+      </w:r>
+      <w:r>
+        <w:rPr>
+          <w:rFonts w:ascii="Times New Roman" w:eastAsia="Times New Roman" w:hAnsi="Times New Roman" w:cs="Times New Roman"/>
+          <w:kern w:val="0"/>
+          <w:sz w:val="24"/>
+          <w:szCs w:val="24"/>
+          <w:lang w:eastAsia="en-ID" w:bidi="ar-SA"/>
+          <w14:ligatures w14:val="none"/>
+        </w:rPr>
+        <w:t xml:space="preserve">a, data </w:t>
+      </w:r>
+      <w:proofErr w:type="spellStart"/>
+      <w:r>
+        <w:rPr>
+          <w:rFonts w:ascii="Times New Roman" w:eastAsia="Times New Roman" w:hAnsi="Times New Roman" w:cs="Times New Roman"/>
+          <w:kern w:val="0"/>
+          <w:sz w:val="24"/>
+          <w:szCs w:val="24"/>
+          <w:lang w:eastAsia="en-ID" w:bidi="ar-SA"/>
+          <w14:ligatures w14:val="none"/>
+        </w:rPr>
+        <w:t>bisa</w:t>
+      </w:r>
+      <w:proofErr w:type="spellEnd"/>
+      <w:r>
+        <w:rPr>
+          <w:rFonts w:ascii="Times New Roman" w:eastAsia="Times New Roman" w:hAnsi="Times New Roman" w:cs="Times New Roman"/>
+          <w:kern w:val="0"/>
+          <w:sz w:val="24"/>
+          <w:szCs w:val="24"/>
+          <w:lang w:eastAsia="en-ID" w:bidi="ar-SA"/>
+          <w14:ligatures w14:val="none"/>
+        </w:rPr>
+        <w:t xml:space="preserve"> </w:t>
+      </w:r>
+      <w:proofErr w:type="spellStart"/>
+      <w:r>
+        <w:rPr>
+          <w:rFonts w:ascii="Times New Roman" w:eastAsia="Times New Roman" w:hAnsi="Times New Roman" w:cs="Times New Roman"/>
+          <w:kern w:val="0"/>
+          <w:sz w:val="24"/>
+          <w:szCs w:val="24"/>
+          <w:lang w:eastAsia="en-ID" w:bidi="ar-SA"/>
+          <w14:ligatures w14:val="none"/>
+        </w:rPr>
+        <w:t>menjadi</w:t>
+      </w:r>
+      <w:proofErr w:type="spellEnd"/>
+      <w:r>
+        <w:rPr>
+          <w:rFonts w:ascii="Times New Roman" w:eastAsia="Times New Roman" w:hAnsi="Times New Roman" w:cs="Times New Roman"/>
+          <w:kern w:val="0"/>
+          <w:sz w:val="24"/>
+          <w:szCs w:val="24"/>
+          <w:lang w:eastAsia="en-ID" w:bidi="ar-SA"/>
+          <w14:ligatures w14:val="none"/>
+        </w:rPr>
+        <w:t xml:space="preserve"> redundant </w:t>
+      </w:r>
+      <w:proofErr w:type="spellStart"/>
+      <w:r>
+        <w:rPr>
+          <w:rFonts w:ascii="Times New Roman" w:eastAsia="Times New Roman" w:hAnsi="Times New Roman" w:cs="Times New Roman"/>
+          <w:kern w:val="0"/>
+          <w:sz w:val="24"/>
+          <w:szCs w:val="24"/>
+          <w:lang w:eastAsia="en-ID" w:bidi="ar-SA"/>
+          <w14:ligatures w14:val="none"/>
+        </w:rPr>
+        <w:t>jika</w:t>
+      </w:r>
+      <w:proofErr w:type="spellEnd"/>
+      <w:r>
+        <w:rPr>
+          <w:rFonts w:ascii="Times New Roman" w:eastAsia="Times New Roman" w:hAnsi="Times New Roman" w:cs="Times New Roman"/>
+          <w:kern w:val="0"/>
+          <w:sz w:val="24"/>
+          <w:szCs w:val="24"/>
+          <w:lang w:eastAsia="en-ID" w:bidi="ar-SA"/>
+          <w14:ligatures w14:val="none"/>
+        </w:rPr>
+        <w:t xml:space="preserve"> </w:t>
+      </w:r>
+      <w:proofErr w:type="spellStart"/>
+      <w:r>
+        <w:rPr>
+          <w:rFonts w:ascii="Times New Roman" w:eastAsia="Times New Roman" w:hAnsi="Times New Roman" w:cs="Times New Roman"/>
+          <w:kern w:val="0"/>
+          <w:sz w:val="24"/>
+          <w:szCs w:val="24"/>
+          <w:lang w:eastAsia="en-ID" w:bidi="ar-SA"/>
+          <w14:ligatures w14:val="none"/>
+        </w:rPr>
+        <w:t>tidak</w:t>
+      </w:r>
+      <w:proofErr w:type="spellEnd"/>
+      <w:r>
+        <w:rPr>
+          <w:rFonts w:ascii="Times New Roman" w:eastAsia="Times New Roman" w:hAnsi="Times New Roman" w:cs="Times New Roman"/>
+          <w:kern w:val="0"/>
+          <w:sz w:val="24"/>
+          <w:szCs w:val="24"/>
+          <w:lang w:eastAsia="en-ID" w:bidi="ar-SA"/>
+          <w14:ligatures w14:val="none"/>
+        </w:rPr>
+        <w:t xml:space="preserve"> </w:t>
+      </w:r>
+      <w:proofErr w:type="spellStart"/>
+      <w:r>
+        <w:rPr>
+          <w:rFonts w:ascii="Times New Roman" w:eastAsia="Times New Roman" w:hAnsi="Times New Roman" w:cs="Times New Roman"/>
+          <w:kern w:val="0"/>
+          <w:sz w:val="24"/>
+          <w:szCs w:val="24"/>
+          <w:lang w:eastAsia="en-ID" w:bidi="ar-SA"/>
+          <w14:ligatures w14:val="none"/>
+        </w:rPr>
+        <w:t>ada</w:t>
+      </w:r>
+      <w:proofErr w:type="spellEnd"/>
+      <w:r>
+        <w:rPr>
+          <w:rFonts w:ascii="Times New Roman" w:eastAsia="Times New Roman" w:hAnsi="Times New Roman" w:cs="Times New Roman"/>
+          <w:kern w:val="0"/>
+          <w:sz w:val="24"/>
+          <w:szCs w:val="24"/>
+          <w:lang w:eastAsia="en-ID" w:bidi="ar-SA"/>
+          <w14:ligatures w14:val="none"/>
+        </w:rPr>
+        <w:t xml:space="preserve"> </w:t>
+      </w:r>
+      <w:proofErr w:type="spellStart"/>
+      <w:r>
+        <w:rPr>
+          <w:rFonts w:ascii="Times New Roman" w:eastAsia="Times New Roman" w:hAnsi="Times New Roman" w:cs="Times New Roman"/>
+          <w:kern w:val="0"/>
+          <w:sz w:val="24"/>
+          <w:szCs w:val="24"/>
+          <w:lang w:eastAsia="en-ID" w:bidi="ar-SA"/>
+          <w14:ligatures w14:val="none"/>
+        </w:rPr>
+        <w:t>mekanisme</w:t>
+      </w:r>
+      <w:proofErr w:type="spellEnd"/>
+      <w:r>
+        <w:rPr>
+          <w:rFonts w:ascii="Times New Roman" w:eastAsia="Times New Roman" w:hAnsi="Times New Roman" w:cs="Times New Roman"/>
+          <w:kern w:val="0"/>
+          <w:sz w:val="24"/>
+          <w:szCs w:val="24"/>
+          <w:lang w:eastAsia="en-ID" w:bidi="ar-SA"/>
+          <w14:ligatures w14:val="none"/>
+        </w:rPr>
+        <w:t xml:space="preserve"> </w:t>
+      </w:r>
+      <w:proofErr w:type="spellStart"/>
+      <w:r>
+        <w:rPr>
+          <w:rFonts w:ascii="Times New Roman" w:eastAsia="Times New Roman" w:hAnsi="Times New Roman" w:cs="Times New Roman"/>
+          <w:kern w:val="0"/>
+          <w:sz w:val="24"/>
+          <w:szCs w:val="24"/>
+          <w:lang w:eastAsia="en-ID" w:bidi="ar-SA"/>
+          <w14:ligatures w14:val="none"/>
+        </w:rPr>
+        <w:t>untuk</w:t>
+      </w:r>
+      <w:proofErr w:type="spellEnd"/>
+      <w:r>
+        <w:rPr>
+          <w:rFonts w:ascii="Times New Roman" w:eastAsia="Times New Roman" w:hAnsi="Times New Roman" w:cs="Times New Roman"/>
+          <w:kern w:val="0"/>
+          <w:sz w:val="24"/>
+          <w:szCs w:val="24"/>
+          <w:lang w:eastAsia="en-ID" w:bidi="ar-SA"/>
+          <w14:ligatures w14:val="none"/>
+        </w:rPr>
+        <w:t xml:space="preserve"> </w:t>
+      </w:r>
+      <w:proofErr w:type="spellStart"/>
+      <w:r>
+        <w:rPr>
+          <w:rFonts w:ascii="Times New Roman" w:eastAsia="Times New Roman" w:hAnsi="Times New Roman" w:cs="Times New Roman"/>
+          <w:kern w:val="0"/>
+          <w:sz w:val="24"/>
+          <w:szCs w:val="24"/>
+          <w:lang w:eastAsia="en-ID" w:bidi="ar-SA"/>
+          <w14:ligatures w14:val="none"/>
+        </w:rPr>
+        <w:t>menghindari</w:t>
+      </w:r>
+      <w:proofErr w:type="spellEnd"/>
+      <w:r>
+        <w:rPr>
+          <w:rFonts w:ascii="Times New Roman" w:eastAsia="Times New Roman" w:hAnsi="Times New Roman" w:cs="Times New Roman"/>
+          <w:kern w:val="0"/>
+          <w:sz w:val="24"/>
+          <w:szCs w:val="24"/>
+          <w:lang w:eastAsia="en-ID" w:bidi="ar-SA"/>
+          <w14:ligatures w14:val="none"/>
+        </w:rPr>
+        <w:t xml:space="preserve"> </w:t>
+      </w:r>
+      <w:proofErr w:type="spellStart"/>
+      <w:r>
+        <w:rPr>
+          <w:rFonts w:ascii="Times New Roman" w:eastAsia="Times New Roman" w:hAnsi="Times New Roman" w:cs="Times New Roman"/>
+          <w:kern w:val="0"/>
+          <w:sz w:val="24"/>
+          <w:szCs w:val="24"/>
+          <w:lang w:eastAsia="en-ID" w:bidi="ar-SA"/>
+          <w14:ligatures w14:val="none"/>
+        </w:rPr>
+        <w:t>duplikasi</w:t>
+      </w:r>
+      <w:proofErr w:type="spellEnd"/>
+      <w:r>
+        <w:rPr>
+          <w:rFonts w:ascii="Times New Roman" w:eastAsia="Times New Roman" w:hAnsi="Times New Roman" w:cs="Times New Roman"/>
+          <w:kern w:val="0"/>
+          <w:sz w:val="24"/>
+          <w:szCs w:val="24"/>
+          <w:lang w:eastAsia="en-ID" w:bidi="ar-SA"/>
+          <w14:ligatures w14:val="none"/>
+        </w:rPr>
+        <w:t>.</w:t>
+      </w:r>
+      <w:r>
+        <w:rPr>
+          <w:rFonts w:ascii="Times New Roman" w:eastAsia="Times New Roman" w:hAnsi="Times New Roman" w:cs="Times New Roman"/>
+          <w:kern w:val="0"/>
+          <w:sz w:val="24"/>
+          <w:szCs w:val="24"/>
+          <w:lang w:eastAsia="en-ID" w:bidi="ar-SA"/>
+          <w14:ligatures w14:val="none"/>
+        </w:rPr>
+        <w:t xml:space="preserve"> </w:t>
+      </w:r>
+      <w:r>
+        <w:rPr>
+          <w:rFonts w:ascii="Times New Roman" w:eastAsia="Times New Roman" w:hAnsi="Times New Roman" w:cs="Times New Roman"/>
+          <w:kern w:val="0"/>
+          <w:sz w:val="24"/>
+          <w:szCs w:val="24"/>
+          <w:lang w:eastAsia="en-ID" w:bidi="ar-SA"/>
+          <w14:ligatures w14:val="none"/>
+        </w:rPr>
+        <w:t xml:space="preserve">Jika Table Output </w:t>
+      </w:r>
+      <w:proofErr w:type="spellStart"/>
+      <w:r>
+        <w:rPr>
+          <w:rFonts w:ascii="Times New Roman" w:eastAsia="Times New Roman" w:hAnsi="Times New Roman" w:cs="Times New Roman"/>
+          <w:kern w:val="0"/>
+          <w:sz w:val="24"/>
+          <w:szCs w:val="24"/>
+          <w:lang w:eastAsia="en-ID" w:bidi="ar-SA"/>
+          <w14:ligatures w14:val="none"/>
+        </w:rPr>
+        <w:t>digunakan</w:t>
+      </w:r>
+      <w:proofErr w:type="spellEnd"/>
+      <w:r>
+        <w:rPr>
+          <w:rFonts w:ascii="Times New Roman" w:eastAsia="Times New Roman" w:hAnsi="Times New Roman" w:cs="Times New Roman"/>
+          <w:kern w:val="0"/>
+          <w:sz w:val="24"/>
+          <w:szCs w:val="24"/>
+          <w:lang w:eastAsia="en-ID" w:bidi="ar-SA"/>
+          <w14:ligatures w14:val="none"/>
+        </w:rPr>
+        <w:t xml:space="preserve"> </w:t>
+      </w:r>
+      <w:proofErr w:type="spellStart"/>
+      <w:r>
+        <w:rPr>
+          <w:rFonts w:ascii="Times New Roman" w:eastAsia="Times New Roman" w:hAnsi="Times New Roman" w:cs="Times New Roman"/>
+          <w:kern w:val="0"/>
+          <w:sz w:val="24"/>
+          <w:szCs w:val="24"/>
+          <w:lang w:eastAsia="en-ID" w:bidi="ar-SA"/>
+          <w14:ligatures w14:val="none"/>
+        </w:rPr>
+        <w:t>tanpa</w:t>
+      </w:r>
+      <w:proofErr w:type="spellEnd"/>
+      <w:r>
+        <w:rPr>
+          <w:rFonts w:ascii="Times New Roman" w:eastAsia="Times New Roman" w:hAnsi="Times New Roman" w:cs="Times New Roman"/>
+          <w:kern w:val="0"/>
+          <w:sz w:val="24"/>
+          <w:szCs w:val="24"/>
+          <w:lang w:eastAsia="en-ID" w:bidi="ar-SA"/>
+          <w14:ligatures w14:val="none"/>
+        </w:rPr>
+        <w:t xml:space="preserve"> </w:t>
+      </w:r>
+      <w:proofErr w:type="spellStart"/>
+      <w:r>
+        <w:rPr>
+          <w:rFonts w:ascii="Times New Roman" w:eastAsia="Times New Roman" w:hAnsi="Times New Roman" w:cs="Times New Roman"/>
+          <w:kern w:val="0"/>
+          <w:sz w:val="24"/>
+          <w:szCs w:val="24"/>
+          <w:lang w:eastAsia="en-ID" w:bidi="ar-SA"/>
+          <w14:ligatures w14:val="none"/>
+        </w:rPr>
+        <w:t>mekanisme</w:t>
+      </w:r>
+      <w:proofErr w:type="spellEnd"/>
+      <w:r>
+        <w:rPr>
+          <w:rFonts w:ascii="Times New Roman" w:eastAsia="Times New Roman" w:hAnsi="Times New Roman" w:cs="Times New Roman"/>
+          <w:kern w:val="0"/>
+          <w:sz w:val="24"/>
+          <w:szCs w:val="24"/>
+          <w:lang w:eastAsia="en-ID" w:bidi="ar-SA"/>
+          <w14:ligatures w14:val="none"/>
+        </w:rPr>
+        <w:t xml:space="preserve"> Primary Key </w:t>
+      </w:r>
+      <w:proofErr w:type="spellStart"/>
+      <w:r>
+        <w:rPr>
+          <w:rFonts w:ascii="Times New Roman" w:eastAsia="Times New Roman" w:hAnsi="Times New Roman" w:cs="Times New Roman"/>
+          <w:kern w:val="0"/>
+          <w:sz w:val="24"/>
+          <w:szCs w:val="24"/>
+          <w:lang w:eastAsia="en-ID" w:bidi="ar-SA"/>
+          <w14:ligatures w14:val="none"/>
+        </w:rPr>
+        <w:t>atau</w:t>
+      </w:r>
+      <w:proofErr w:type="spellEnd"/>
+      <w:r>
+        <w:rPr>
+          <w:rFonts w:ascii="Times New Roman" w:eastAsia="Times New Roman" w:hAnsi="Times New Roman" w:cs="Times New Roman"/>
+          <w:kern w:val="0"/>
+          <w:sz w:val="24"/>
+          <w:szCs w:val="24"/>
+          <w:lang w:eastAsia="en-ID" w:bidi="ar-SA"/>
+          <w14:ligatures w14:val="none"/>
+        </w:rPr>
+        <w:t xml:space="preserve"> Unique Constraint, </w:t>
+      </w:r>
+      <w:proofErr w:type="spellStart"/>
+      <w:r>
+        <w:rPr>
+          <w:rFonts w:ascii="Times New Roman" w:eastAsia="Times New Roman" w:hAnsi="Times New Roman" w:cs="Times New Roman"/>
+          <w:kern w:val="0"/>
+          <w:sz w:val="24"/>
+          <w:szCs w:val="24"/>
+          <w:lang w:eastAsia="en-ID" w:bidi="ar-SA"/>
+          <w14:ligatures w14:val="none"/>
+        </w:rPr>
+        <w:t>setiap</w:t>
+      </w:r>
+      <w:proofErr w:type="spellEnd"/>
+      <w:r>
+        <w:rPr>
+          <w:rFonts w:ascii="Times New Roman" w:eastAsia="Times New Roman" w:hAnsi="Times New Roman" w:cs="Times New Roman"/>
+          <w:kern w:val="0"/>
+          <w:sz w:val="24"/>
+          <w:szCs w:val="24"/>
+          <w:lang w:eastAsia="en-ID" w:bidi="ar-SA"/>
+          <w14:ligatures w14:val="none"/>
+        </w:rPr>
+        <w:t xml:space="preserve"> kali </w:t>
+      </w:r>
+      <w:proofErr w:type="spellStart"/>
+      <w:r>
+        <w:rPr>
+          <w:rFonts w:ascii="Times New Roman" w:eastAsia="Times New Roman" w:hAnsi="Times New Roman" w:cs="Times New Roman"/>
+          <w:kern w:val="0"/>
+          <w:sz w:val="24"/>
+          <w:szCs w:val="24"/>
+          <w:lang w:eastAsia="en-ID" w:bidi="ar-SA"/>
+          <w14:ligatures w14:val="none"/>
+        </w:rPr>
+        <w:t>transformasi</w:t>
+      </w:r>
+      <w:proofErr w:type="spellEnd"/>
+      <w:r>
+        <w:rPr>
+          <w:rFonts w:ascii="Times New Roman" w:eastAsia="Times New Roman" w:hAnsi="Times New Roman" w:cs="Times New Roman"/>
+          <w:kern w:val="0"/>
+          <w:sz w:val="24"/>
+          <w:szCs w:val="24"/>
+          <w:lang w:eastAsia="en-ID" w:bidi="ar-SA"/>
+          <w14:ligatures w14:val="none"/>
+        </w:rPr>
+        <w:t xml:space="preserve"> </w:t>
+      </w:r>
+      <w:proofErr w:type="spellStart"/>
+      <w:r>
+        <w:rPr>
+          <w:rFonts w:ascii="Times New Roman" w:eastAsia="Times New Roman" w:hAnsi="Times New Roman" w:cs="Times New Roman"/>
+          <w:kern w:val="0"/>
+          <w:sz w:val="24"/>
+          <w:szCs w:val="24"/>
+          <w:lang w:eastAsia="en-ID" w:bidi="ar-SA"/>
+          <w14:ligatures w14:val="none"/>
+        </w:rPr>
+        <w:t>dijalankan</w:t>
+      </w:r>
+      <w:proofErr w:type="spellEnd"/>
+      <w:r>
+        <w:rPr>
+          <w:rFonts w:ascii="Times New Roman" w:eastAsia="Times New Roman" w:hAnsi="Times New Roman" w:cs="Times New Roman"/>
+          <w:kern w:val="0"/>
+          <w:sz w:val="24"/>
+          <w:szCs w:val="24"/>
+          <w:lang w:eastAsia="en-ID" w:bidi="ar-SA"/>
+          <w14:ligatures w14:val="none"/>
+        </w:rPr>
+        <w:t xml:space="preserve">, data yang </w:t>
+      </w:r>
+      <w:proofErr w:type="spellStart"/>
+      <w:r>
+        <w:rPr>
+          <w:rFonts w:ascii="Times New Roman" w:eastAsia="Times New Roman" w:hAnsi="Times New Roman" w:cs="Times New Roman"/>
+          <w:kern w:val="0"/>
+          <w:sz w:val="24"/>
+          <w:szCs w:val="24"/>
+          <w:lang w:eastAsia="en-ID" w:bidi="ar-SA"/>
+          <w14:ligatures w14:val="none"/>
+        </w:rPr>
+        <w:t>sama</w:t>
+      </w:r>
+      <w:proofErr w:type="spellEnd"/>
+      <w:r>
+        <w:rPr>
+          <w:rFonts w:ascii="Times New Roman" w:eastAsia="Times New Roman" w:hAnsi="Times New Roman" w:cs="Times New Roman"/>
+          <w:kern w:val="0"/>
+          <w:sz w:val="24"/>
+          <w:szCs w:val="24"/>
+          <w:lang w:eastAsia="en-ID" w:bidi="ar-SA"/>
+          <w14:ligatures w14:val="none"/>
+        </w:rPr>
+        <w:t xml:space="preserve"> </w:t>
+      </w:r>
+      <w:proofErr w:type="spellStart"/>
+      <w:r>
+        <w:rPr>
+          <w:rFonts w:ascii="Times New Roman" w:eastAsia="Times New Roman" w:hAnsi="Times New Roman" w:cs="Times New Roman"/>
+          <w:kern w:val="0"/>
+          <w:sz w:val="24"/>
+          <w:szCs w:val="24"/>
+          <w:lang w:eastAsia="en-ID" w:bidi="ar-SA"/>
+          <w14:ligatures w14:val="none"/>
+        </w:rPr>
+        <w:t>akan</w:t>
+      </w:r>
+      <w:proofErr w:type="spellEnd"/>
+      <w:r>
+        <w:rPr>
+          <w:rFonts w:ascii="Times New Roman" w:eastAsia="Times New Roman" w:hAnsi="Times New Roman" w:cs="Times New Roman"/>
+          <w:kern w:val="0"/>
+          <w:sz w:val="24"/>
+          <w:szCs w:val="24"/>
+          <w:lang w:eastAsia="en-ID" w:bidi="ar-SA"/>
+          <w14:ligatures w14:val="none"/>
+        </w:rPr>
+        <w:t xml:space="preserve"> </w:t>
+      </w:r>
+      <w:proofErr w:type="spellStart"/>
+      <w:r>
+        <w:rPr>
+          <w:rFonts w:ascii="Times New Roman" w:eastAsia="Times New Roman" w:hAnsi="Times New Roman" w:cs="Times New Roman"/>
+          <w:kern w:val="0"/>
+          <w:sz w:val="24"/>
+          <w:szCs w:val="24"/>
+          <w:lang w:eastAsia="en-ID" w:bidi="ar-SA"/>
+          <w14:ligatures w14:val="none"/>
+        </w:rPr>
+        <w:t>ditambahkan</w:t>
+      </w:r>
+      <w:proofErr w:type="spellEnd"/>
+      <w:r>
+        <w:rPr>
+          <w:rFonts w:ascii="Times New Roman" w:eastAsia="Times New Roman" w:hAnsi="Times New Roman" w:cs="Times New Roman"/>
+          <w:kern w:val="0"/>
+          <w:sz w:val="24"/>
+          <w:szCs w:val="24"/>
+          <w:lang w:eastAsia="en-ID" w:bidi="ar-SA"/>
+          <w14:ligatures w14:val="none"/>
+        </w:rPr>
+        <w:t xml:space="preserve"> </w:t>
+      </w:r>
+      <w:proofErr w:type="spellStart"/>
+      <w:r>
+        <w:rPr>
+          <w:rFonts w:ascii="Times New Roman" w:eastAsia="Times New Roman" w:hAnsi="Times New Roman" w:cs="Times New Roman"/>
+          <w:kern w:val="0"/>
+          <w:sz w:val="24"/>
+          <w:szCs w:val="24"/>
+          <w:lang w:eastAsia="en-ID" w:bidi="ar-SA"/>
+          <w14:ligatures w14:val="none"/>
+        </w:rPr>
+        <w:t>lagi</w:t>
+      </w:r>
+      <w:proofErr w:type="spellEnd"/>
+      <w:r>
+        <w:rPr>
+          <w:rFonts w:ascii="Times New Roman" w:eastAsia="Times New Roman" w:hAnsi="Times New Roman" w:cs="Times New Roman"/>
+          <w:kern w:val="0"/>
+          <w:sz w:val="24"/>
+          <w:szCs w:val="24"/>
+          <w:lang w:eastAsia="en-ID" w:bidi="ar-SA"/>
+          <w14:ligatures w14:val="none"/>
+        </w:rPr>
+        <w:t xml:space="preserve"> </w:t>
+      </w:r>
+      <w:proofErr w:type="spellStart"/>
+      <w:r>
+        <w:rPr>
+          <w:rFonts w:ascii="Times New Roman" w:eastAsia="Times New Roman" w:hAnsi="Times New Roman" w:cs="Times New Roman"/>
+          <w:kern w:val="0"/>
+          <w:sz w:val="24"/>
+          <w:szCs w:val="24"/>
+          <w:lang w:eastAsia="en-ID" w:bidi="ar-SA"/>
+          <w14:ligatures w14:val="none"/>
+        </w:rPr>
+        <w:t>ke</w:t>
+      </w:r>
+      <w:proofErr w:type="spellEnd"/>
+      <w:r>
+        <w:rPr>
+          <w:rFonts w:ascii="Times New Roman" w:eastAsia="Times New Roman" w:hAnsi="Times New Roman" w:cs="Times New Roman"/>
+          <w:kern w:val="0"/>
+          <w:sz w:val="24"/>
+          <w:szCs w:val="24"/>
+          <w:lang w:eastAsia="en-ID" w:bidi="ar-SA"/>
+          <w14:ligatures w14:val="none"/>
+        </w:rPr>
+        <w:t xml:space="preserve"> </w:t>
+      </w:r>
+      <w:proofErr w:type="spellStart"/>
+      <w:r>
+        <w:rPr>
+          <w:rFonts w:ascii="Times New Roman" w:eastAsia="Times New Roman" w:hAnsi="Times New Roman" w:cs="Times New Roman"/>
+          <w:kern w:val="0"/>
+          <w:sz w:val="24"/>
+          <w:szCs w:val="24"/>
+          <w:lang w:eastAsia="en-ID" w:bidi="ar-SA"/>
+          <w14:ligatures w14:val="none"/>
+        </w:rPr>
+        <w:t>dalam</w:t>
+      </w:r>
+      <w:proofErr w:type="spellEnd"/>
+      <w:r>
+        <w:rPr>
+          <w:rFonts w:ascii="Times New Roman" w:eastAsia="Times New Roman" w:hAnsi="Times New Roman" w:cs="Times New Roman"/>
+          <w:kern w:val="0"/>
+          <w:sz w:val="24"/>
+          <w:szCs w:val="24"/>
+          <w:lang w:eastAsia="en-ID" w:bidi="ar-SA"/>
+          <w14:ligatures w14:val="none"/>
+        </w:rPr>
+        <w:t xml:space="preserve"> </w:t>
+      </w:r>
+      <w:proofErr w:type="spellStart"/>
+      <w:r>
+        <w:rPr>
+          <w:rFonts w:ascii="Times New Roman" w:eastAsia="Times New Roman" w:hAnsi="Times New Roman" w:cs="Times New Roman"/>
+          <w:kern w:val="0"/>
+          <w:sz w:val="24"/>
+          <w:szCs w:val="24"/>
+          <w:lang w:eastAsia="en-ID" w:bidi="ar-SA"/>
+          <w14:ligatures w14:val="none"/>
+        </w:rPr>
+        <w:t>tabel</w:t>
+      </w:r>
+      <w:proofErr w:type="spellEnd"/>
+      <w:r>
+        <w:rPr>
+          <w:rFonts w:ascii="Times New Roman" w:eastAsia="Times New Roman" w:hAnsi="Times New Roman" w:cs="Times New Roman"/>
+          <w:kern w:val="0"/>
+          <w:sz w:val="24"/>
+          <w:szCs w:val="24"/>
+          <w:lang w:eastAsia="en-ID" w:bidi="ar-SA"/>
+          <w14:ligatures w14:val="none"/>
+        </w:rPr>
+        <w:t xml:space="preserve"> (</w:t>
+      </w:r>
+      <w:proofErr w:type="spellStart"/>
+      <w:r>
+        <w:rPr>
+          <w:rFonts w:ascii="Times New Roman" w:eastAsia="Times New Roman" w:hAnsi="Times New Roman" w:cs="Times New Roman"/>
+          <w:kern w:val="0"/>
+          <w:sz w:val="24"/>
+          <w:szCs w:val="24"/>
+          <w:lang w:eastAsia="en-ID" w:bidi="ar-SA"/>
+          <w14:ligatures w14:val="none"/>
+        </w:rPr>
+        <w:t>duplikasi</w:t>
+      </w:r>
+      <w:proofErr w:type="spellEnd"/>
+      <w:r>
+        <w:rPr>
+          <w:rFonts w:ascii="Times New Roman" w:eastAsia="Times New Roman" w:hAnsi="Times New Roman" w:cs="Times New Roman"/>
+          <w:kern w:val="0"/>
+          <w:sz w:val="24"/>
+          <w:szCs w:val="24"/>
+          <w:lang w:eastAsia="en-ID" w:bidi="ar-SA"/>
+          <w14:ligatures w14:val="none"/>
+        </w:rPr>
+        <w:t>).</w:t>
       </w:r>
     </w:p>
     <w:p>
@@ -19831,6 +20538,852 @@
         </w:rPr>
         <w:t>?</w:t>
       </w:r>
+    </w:p>
+    <w:p>
+      <w:pPr>
+        <w:pStyle w:val="ListParagraph"/>
+        <w:rPr>
+          <w:sz w:val="24"/>
+          <w:szCs w:val="24"/>
+        </w:rPr>
+      </w:pPr>
+      <w:r>
+        <w:rPr>
+          <w:sz w:val="24"/>
+          <w:szCs w:val="24"/>
+        </w:rPr>
+        <w:drawing>
+          <wp:inline distT="0" distB="0" distL="0" distR="0" wp14:anchorId="60CBF207" wp14:editId="1FF4A19D">
+            <wp:extent cx="5731510" cy="1916430"/>
+            <wp:effectExtent l="0" t="0" r="2540" b="7620"/>
+            <wp:docPr id="1999064772" name="Picture 1"/>
+            <wp:cNvGraphicFramePr>
+              <a:graphicFrameLocks xmlns:a="http://schemas.openxmlformats.org/drawingml/2006/main" noChangeAspect="1"/>
+            </wp:cNvGraphicFramePr>
+            <a:graphic xmlns:a="http://schemas.openxmlformats.org/drawingml/2006/main">
+              <a:graphicData uri="http://schemas.openxmlformats.org/drawingml/2006/picture">
+                <pic:pic xmlns:pic="http://schemas.openxmlformats.org/drawingml/2006/picture">
+                  <pic:nvPicPr>
+                    <pic:cNvPr id="1999064772" name=""/>
+                    <pic:cNvPicPr/>
+                  </pic:nvPicPr>
+                  <pic:blipFill>
+                    <a:blip r:embed="rId81"/>
+                    <a:stretch>
+                      <a:fillRect/>
+                    </a:stretch>
+                  </pic:blipFill>
+                  <pic:spPr>
+                    <a:xfrm>
+                      <a:off x="0" y="0"/>
+                      <a:ext cx="5731510" cy="1916430"/>
+                    </a:xfrm>
+                    <a:prstGeom prst="rect">
+                      <a:avLst/>
+                    </a:prstGeom>
+                  </pic:spPr>
+                </pic:pic>
+              </a:graphicData>
+            </a:graphic>
+          </wp:inline>
+        </w:drawing>
+      </w:r>
+    </w:p>
+    <w:p>
+      <w:pPr>
+        <w:pStyle w:val="ListParagraph"/>
+        <w:rPr>
+          <w:sz w:val="24"/>
+          <w:szCs w:val="24"/>
+        </w:rPr>
+      </w:pPr>
+      <w:r>
+        <w:rPr>
+          <w:sz w:val="24"/>
+          <w:szCs w:val="24"/>
+        </w:rPr>
+        <w:drawing>
+          <wp:inline distT="0" distB="0" distL="0" distR="0" wp14:anchorId="61322144" wp14:editId="0FE2A6F8">
+            <wp:extent cx="5731510" cy="1722120"/>
+            <wp:effectExtent l="0" t="0" r="2540" b="0"/>
+            <wp:docPr id="1949025133" name="Picture 1"/>
+            <wp:cNvGraphicFramePr>
+              <a:graphicFrameLocks xmlns:a="http://schemas.openxmlformats.org/drawingml/2006/main" noChangeAspect="1"/>
+            </wp:cNvGraphicFramePr>
+            <a:graphic xmlns:a="http://schemas.openxmlformats.org/drawingml/2006/main">
+              <a:graphicData uri="http://schemas.openxmlformats.org/drawingml/2006/picture">
+                <pic:pic xmlns:pic="http://schemas.openxmlformats.org/drawingml/2006/picture">
+                  <pic:nvPicPr>
+                    <pic:cNvPr id="1949025133" name=""/>
+                    <pic:cNvPicPr/>
+                  </pic:nvPicPr>
+                  <pic:blipFill>
+                    <a:blip r:embed="rId82"/>
+                    <a:stretch>
+                      <a:fillRect/>
+                    </a:stretch>
+                  </pic:blipFill>
+                  <pic:spPr>
+                    <a:xfrm>
+                      <a:off x="0" y="0"/>
+                      <a:ext cx="5731510" cy="1722120"/>
+                    </a:xfrm>
+                    <a:prstGeom prst="rect">
+                      <a:avLst/>
+                    </a:prstGeom>
+                  </pic:spPr>
+                </pic:pic>
+              </a:graphicData>
+            </a:graphic>
+          </wp:inline>
+        </w:drawing>
+      </w:r>
+    </w:p>
+    <w:p>
+      <w:pPr>
+        <w:pStyle w:val="ListParagraph"/>
+        <w:ind w:firstLine="720"/>
+        <w:rPr>
+          <w:sz w:val="24"/>
+          <w:szCs w:val="24"/>
+        </w:rPr>
+      </w:pPr>
+      <w:r>
+        <w:rPr>
+          <w:sz w:val="24"/>
+          <w:szCs w:val="24"/>
+        </w:rPr>
+        <w:t xml:space="preserve">Data yang </w:t>
+      </w:r>
+      <w:r>
+        <w:rPr>
+          <w:sz w:val="24"/>
+          <w:szCs w:val="24"/>
+        </w:rPr>
+        <w:t xml:space="preserve">di </w:t>
+      </w:r>
+      <w:proofErr w:type="spellStart"/>
+      <w:r>
+        <w:rPr>
+          <w:sz w:val="24"/>
+          <w:szCs w:val="24"/>
+        </w:rPr>
+        <w:t>tambahkan</w:t>
+      </w:r>
+      <w:proofErr w:type="spellEnd"/>
+      <w:r>
+        <w:rPr>
+          <w:sz w:val="24"/>
+          <w:szCs w:val="24"/>
+        </w:rPr>
+        <w:t xml:space="preserve"> </w:t>
+      </w:r>
+      <w:proofErr w:type="spellStart"/>
+      <w:r>
+        <w:rPr>
+          <w:sz w:val="24"/>
+          <w:szCs w:val="24"/>
+        </w:rPr>
+        <w:t>ke</w:t>
+      </w:r>
+      <w:proofErr w:type="spellEnd"/>
+      <w:r>
+        <w:rPr>
+          <w:sz w:val="24"/>
+          <w:szCs w:val="24"/>
+        </w:rPr>
+        <w:t xml:space="preserve"> OLTP </w:t>
+      </w:r>
+      <w:proofErr w:type="spellStart"/>
+      <w:r>
+        <w:rPr>
+          <w:sz w:val="24"/>
+          <w:szCs w:val="24"/>
+        </w:rPr>
+        <w:t>tidak</w:t>
+      </w:r>
+      <w:proofErr w:type="spellEnd"/>
+      <w:r>
+        <w:rPr>
+          <w:sz w:val="24"/>
+          <w:szCs w:val="24"/>
+        </w:rPr>
+        <w:t xml:space="preserve"> </w:t>
+      </w:r>
+      <w:proofErr w:type="spellStart"/>
+      <w:r>
+        <w:rPr>
+          <w:sz w:val="24"/>
+          <w:szCs w:val="24"/>
+        </w:rPr>
+        <w:t>langsung</w:t>
+      </w:r>
+      <w:proofErr w:type="spellEnd"/>
+      <w:r>
+        <w:rPr>
+          <w:sz w:val="24"/>
+          <w:szCs w:val="24"/>
+        </w:rPr>
+        <w:t xml:space="preserve"> </w:t>
+      </w:r>
+      <w:proofErr w:type="spellStart"/>
+      <w:r>
+        <w:rPr>
+          <w:sz w:val="24"/>
+          <w:szCs w:val="24"/>
+        </w:rPr>
+        <w:t>masuk</w:t>
+      </w:r>
+      <w:proofErr w:type="spellEnd"/>
+      <w:r>
+        <w:rPr>
+          <w:sz w:val="24"/>
+          <w:szCs w:val="24"/>
+        </w:rPr>
+        <w:t xml:space="preserve"> </w:t>
+      </w:r>
+      <w:proofErr w:type="spellStart"/>
+      <w:r>
+        <w:rPr>
+          <w:sz w:val="24"/>
+          <w:szCs w:val="24"/>
+        </w:rPr>
+        <w:t>ke</w:t>
+      </w:r>
+      <w:proofErr w:type="spellEnd"/>
+      <w:r>
+        <w:rPr>
+          <w:sz w:val="24"/>
+          <w:szCs w:val="24"/>
+        </w:rPr>
+        <w:t xml:space="preserve"> </w:t>
+      </w:r>
+      <w:proofErr w:type="spellStart"/>
+      <w:r>
+        <w:rPr>
+          <w:sz w:val="24"/>
+          <w:szCs w:val="24"/>
+        </w:rPr>
+        <w:t>tabel</w:t>
+      </w:r>
+      <w:proofErr w:type="spellEnd"/>
+      <w:r>
+        <w:rPr>
+          <w:sz w:val="24"/>
+          <w:szCs w:val="24"/>
+        </w:rPr>
+        <w:t xml:space="preserve"> </w:t>
+      </w:r>
+      <w:proofErr w:type="spellStart"/>
+      <w:r>
+        <w:rPr>
+          <w:sz w:val="24"/>
+          <w:szCs w:val="24"/>
+        </w:rPr>
+        <w:t>dim_employee</w:t>
+      </w:r>
+      <w:proofErr w:type="spellEnd"/>
+      <w:r>
+        <w:rPr>
+          <w:sz w:val="24"/>
+          <w:szCs w:val="24"/>
+        </w:rPr>
+        <w:t xml:space="preserve"> </w:t>
+      </w:r>
+      <w:proofErr w:type="spellStart"/>
+      <w:r>
+        <w:rPr>
+          <w:sz w:val="24"/>
+          <w:szCs w:val="24"/>
+        </w:rPr>
+        <w:t>karena</w:t>
+      </w:r>
+      <w:proofErr w:type="spellEnd"/>
+      <w:r>
+        <w:rPr>
+          <w:sz w:val="24"/>
+          <w:szCs w:val="24"/>
+        </w:rPr>
+        <w:t xml:space="preserve"> </w:t>
+      </w:r>
+      <w:proofErr w:type="spellStart"/>
+      <w:r>
+        <w:rPr>
+          <w:sz w:val="24"/>
+          <w:szCs w:val="24"/>
+        </w:rPr>
+        <w:t>transformasi</w:t>
+      </w:r>
+      <w:proofErr w:type="spellEnd"/>
+      <w:r>
+        <w:rPr>
+          <w:sz w:val="24"/>
+          <w:szCs w:val="24"/>
+        </w:rPr>
+        <w:t xml:space="preserve"> yang </w:t>
+      </w:r>
+      <w:r>
+        <w:rPr>
+          <w:sz w:val="24"/>
+          <w:szCs w:val="24"/>
+        </w:rPr>
+        <w:t>di</w:t>
+      </w:r>
+      <w:r>
+        <w:rPr>
+          <w:sz w:val="24"/>
+          <w:szCs w:val="24"/>
+        </w:rPr>
+        <w:t xml:space="preserve"> </w:t>
+      </w:r>
+      <w:proofErr w:type="spellStart"/>
+      <w:r>
+        <w:rPr>
+          <w:sz w:val="24"/>
+          <w:szCs w:val="24"/>
+        </w:rPr>
+        <w:t>jalankan</w:t>
+      </w:r>
+      <w:proofErr w:type="spellEnd"/>
+      <w:r>
+        <w:rPr>
+          <w:sz w:val="24"/>
+          <w:szCs w:val="24"/>
+        </w:rPr>
+        <w:t xml:space="preserve"> </w:t>
+      </w:r>
+      <w:proofErr w:type="spellStart"/>
+      <w:r>
+        <w:rPr>
+          <w:sz w:val="24"/>
+          <w:szCs w:val="24"/>
+        </w:rPr>
+        <w:t>belum</w:t>
+      </w:r>
+      <w:proofErr w:type="spellEnd"/>
+      <w:r>
+        <w:rPr>
+          <w:sz w:val="24"/>
+          <w:szCs w:val="24"/>
+        </w:rPr>
+        <w:t xml:space="preserve"> </w:t>
+      </w:r>
+      <w:proofErr w:type="spellStart"/>
+      <w:r>
+        <w:rPr>
+          <w:sz w:val="24"/>
+          <w:szCs w:val="24"/>
+        </w:rPr>
+        <w:t>diatur</w:t>
+      </w:r>
+      <w:proofErr w:type="spellEnd"/>
+      <w:r>
+        <w:rPr>
+          <w:sz w:val="24"/>
+          <w:szCs w:val="24"/>
+        </w:rPr>
+        <w:t xml:space="preserve"> </w:t>
+      </w:r>
+      <w:proofErr w:type="spellStart"/>
+      <w:r>
+        <w:rPr>
+          <w:sz w:val="24"/>
+          <w:szCs w:val="24"/>
+        </w:rPr>
+        <w:t>untuk</w:t>
+      </w:r>
+      <w:proofErr w:type="spellEnd"/>
+      <w:r>
+        <w:rPr>
+          <w:sz w:val="24"/>
+          <w:szCs w:val="24"/>
+        </w:rPr>
+        <w:t xml:space="preserve"> </w:t>
+      </w:r>
+      <w:proofErr w:type="spellStart"/>
+      <w:r>
+        <w:rPr>
+          <w:sz w:val="24"/>
+          <w:szCs w:val="24"/>
+        </w:rPr>
+        <w:t>mendeteksi</w:t>
+      </w:r>
+      <w:proofErr w:type="spellEnd"/>
+      <w:r>
+        <w:rPr>
+          <w:sz w:val="24"/>
+          <w:szCs w:val="24"/>
+        </w:rPr>
+        <w:t xml:space="preserve"> dan </w:t>
+      </w:r>
+      <w:proofErr w:type="spellStart"/>
+      <w:r>
+        <w:rPr>
+          <w:sz w:val="24"/>
+          <w:szCs w:val="24"/>
+        </w:rPr>
+        <w:t>memperbarui</w:t>
+      </w:r>
+      <w:proofErr w:type="spellEnd"/>
+      <w:r>
+        <w:rPr>
+          <w:sz w:val="24"/>
+          <w:szCs w:val="24"/>
+        </w:rPr>
+        <w:t xml:space="preserve"> data </w:t>
+      </w:r>
+      <w:proofErr w:type="spellStart"/>
+      <w:r>
+        <w:rPr>
+          <w:sz w:val="24"/>
+          <w:szCs w:val="24"/>
+        </w:rPr>
+        <w:t>secara</w:t>
+      </w:r>
+      <w:proofErr w:type="spellEnd"/>
+      <w:r>
+        <w:rPr>
+          <w:sz w:val="24"/>
+          <w:szCs w:val="24"/>
+        </w:rPr>
+        <w:t xml:space="preserve"> </w:t>
+      </w:r>
+      <w:proofErr w:type="spellStart"/>
+      <w:r>
+        <w:rPr>
+          <w:sz w:val="24"/>
+          <w:szCs w:val="24"/>
+        </w:rPr>
+        <w:t>otomatis</w:t>
+      </w:r>
+      <w:proofErr w:type="spellEnd"/>
+      <w:r>
+        <w:rPr>
+          <w:sz w:val="24"/>
+          <w:szCs w:val="24"/>
+        </w:rPr>
+        <w:t xml:space="preserve">. </w:t>
+      </w:r>
+      <w:proofErr w:type="spellStart"/>
+      <w:r>
+        <w:rPr>
+          <w:sz w:val="24"/>
+          <w:szCs w:val="24"/>
+        </w:rPr>
+        <w:t>Tanpa</w:t>
+      </w:r>
+      <w:proofErr w:type="spellEnd"/>
+      <w:r>
+        <w:rPr>
+          <w:sz w:val="24"/>
+          <w:szCs w:val="24"/>
+        </w:rPr>
+        <w:t xml:space="preserve"> query WHERE </w:t>
+      </w:r>
+      <w:proofErr w:type="spellStart"/>
+      <w:r>
+        <w:rPr>
+          <w:sz w:val="24"/>
+          <w:szCs w:val="24"/>
+        </w:rPr>
+        <w:t>last_updated</w:t>
+      </w:r>
+      <w:proofErr w:type="spellEnd"/>
+      <w:r>
+        <w:rPr>
+          <w:sz w:val="24"/>
+          <w:szCs w:val="24"/>
+        </w:rPr>
+        <w:t xml:space="preserve"> </w:t>
+      </w:r>
+      <w:proofErr w:type="spellStart"/>
+      <w:r>
+        <w:rPr>
+          <w:sz w:val="24"/>
+          <w:szCs w:val="24"/>
+        </w:rPr>
+        <w:t>atau</w:t>
+      </w:r>
+      <w:proofErr w:type="spellEnd"/>
+      <w:r>
+        <w:rPr>
+          <w:sz w:val="24"/>
+          <w:szCs w:val="24"/>
+        </w:rPr>
+        <w:t xml:space="preserve"> </w:t>
+      </w:r>
+      <w:proofErr w:type="spellStart"/>
+      <w:r>
+        <w:rPr>
+          <w:sz w:val="24"/>
+          <w:szCs w:val="24"/>
+        </w:rPr>
+        <w:t>penggunaan</w:t>
+      </w:r>
+      <w:proofErr w:type="spellEnd"/>
+      <w:r>
+        <w:rPr>
+          <w:sz w:val="24"/>
+          <w:szCs w:val="24"/>
+        </w:rPr>
+        <w:t xml:space="preserve"> Insert/Update, </w:t>
+      </w:r>
+      <w:proofErr w:type="spellStart"/>
+      <w:r>
+        <w:rPr>
+          <w:sz w:val="24"/>
+          <w:szCs w:val="24"/>
+        </w:rPr>
+        <w:t>transformasi</w:t>
+      </w:r>
+      <w:proofErr w:type="spellEnd"/>
+      <w:r>
+        <w:rPr>
+          <w:sz w:val="24"/>
+          <w:szCs w:val="24"/>
+        </w:rPr>
+        <w:t xml:space="preserve"> </w:t>
+      </w:r>
+      <w:proofErr w:type="spellStart"/>
+      <w:r>
+        <w:rPr>
+          <w:sz w:val="24"/>
+          <w:szCs w:val="24"/>
+        </w:rPr>
+        <w:t>hanya</w:t>
+      </w:r>
+      <w:proofErr w:type="spellEnd"/>
+      <w:r>
+        <w:rPr>
+          <w:sz w:val="24"/>
+          <w:szCs w:val="24"/>
+        </w:rPr>
+        <w:t xml:space="preserve"> </w:t>
+      </w:r>
+      <w:proofErr w:type="spellStart"/>
+      <w:r>
+        <w:rPr>
+          <w:sz w:val="24"/>
+          <w:szCs w:val="24"/>
+        </w:rPr>
+        <w:t>mengambil</w:t>
+      </w:r>
+      <w:proofErr w:type="spellEnd"/>
+      <w:r>
+        <w:rPr>
+          <w:sz w:val="24"/>
+          <w:szCs w:val="24"/>
+        </w:rPr>
+        <w:t xml:space="preserve"> data lama </w:t>
+      </w:r>
+      <w:proofErr w:type="spellStart"/>
+      <w:r>
+        <w:rPr>
+          <w:sz w:val="24"/>
+          <w:szCs w:val="24"/>
+        </w:rPr>
+        <w:t>tanpa</w:t>
+      </w:r>
+      <w:proofErr w:type="spellEnd"/>
+      <w:r>
+        <w:rPr>
+          <w:sz w:val="24"/>
+          <w:szCs w:val="24"/>
+        </w:rPr>
+        <w:t xml:space="preserve"> </w:t>
+      </w:r>
+      <w:proofErr w:type="spellStart"/>
+      <w:r>
+        <w:rPr>
+          <w:sz w:val="24"/>
+          <w:szCs w:val="24"/>
+        </w:rPr>
+        <w:lastRenderedPageBreak/>
+        <w:t>mengecek</w:t>
+      </w:r>
+      <w:proofErr w:type="spellEnd"/>
+      <w:r>
+        <w:rPr>
+          <w:sz w:val="24"/>
+          <w:szCs w:val="24"/>
+        </w:rPr>
+        <w:t xml:space="preserve"> </w:t>
+      </w:r>
+      <w:proofErr w:type="spellStart"/>
+      <w:r>
+        <w:rPr>
+          <w:sz w:val="24"/>
+          <w:szCs w:val="24"/>
+        </w:rPr>
+        <w:t>perubahan</w:t>
+      </w:r>
+      <w:proofErr w:type="spellEnd"/>
+      <w:r>
+        <w:rPr>
+          <w:sz w:val="24"/>
+          <w:szCs w:val="24"/>
+        </w:rPr>
+        <w:t xml:space="preserve"> </w:t>
+      </w:r>
+      <w:proofErr w:type="spellStart"/>
+      <w:r>
+        <w:rPr>
+          <w:sz w:val="24"/>
+          <w:szCs w:val="24"/>
+        </w:rPr>
+        <w:t>terbaru</w:t>
+      </w:r>
+      <w:proofErr w:type="spellEnd"/>
+      <w:r>
+        <w:rPr>
+          <w:sz w:val="24"/>
+          <w:szCs w:val="24"/>
+        </w:rPr>
+        <w:t xml:space="preserve">. Karena </w:t>
+      </w:r>
+      <w:proofErr w:type="spellStart"/>
+      <w:r>
+        <w:rPr>
+          <w:sz w:val="24"/>
+          <w:szCs w:val="24"/>
+        </w:rPr>
+        <w:t>itu</w:t>
+      </w:r>
+      <w:proofErr w:type="spellEnd"/>
+      <w:r>
+        <w:rPr>
+          <w:sz w:val="24"/>
+          <w:szCs w:val="24"/>
+        </w:rPr>
+        <w:t xml:space="preserve">, data </w:t>
+      </w:r>
+      <w:proofErr w:type="spellStart"/>
+      <w:r>
+        <w:rPr>
+          <w:sz w:val="24"/>
+          <w:szCs w:val="24"/>
+        </w:rPr>
+        <w:t>baru</w:t>
+      </w:r>
+      <w:proofErr w:type="spellEnd"/>
+      <w:r>
+        <w:rPr>
+          <w:sz w:val="24"/>
+          <w:szCs w:val="24"/>
+        </w:rPr>
+        <w:t xml:space="preserve"> </w:t>
+      </w:r>
+      <w:proofErr w:type="spellStart"/>
+      <w:r>
+        <w:rPr>
+          <w:sz w:val="24"/>
+          <w:szCs w:val="24"/>
+        </w:rPr>
+        <w:t>tidak</w:t>
+      </w:r>
+      <w:proofErr w:type="spellEnd"/>
+      <w:r>
+        <w:rPr>
+          <w:sz w:val="24"/>
+          <w:szCs w:val="24"/>
+        </w:rPr>
+        <w:t xml:space="preserve"> </w:t>
+      </w:r>
+      <w:proofErr w:type="spellStart"/>
+      <w:r>
+        <w:rPr>
+          <w:sz w:val="24"/>
+          <w:szCs w:val="24"/>
+        </w:rPr>
+        <w:t>masuk</w:t>
+      </w:r>
+      <w:proofErr w:type="spellEnd"/>
+      <w:r>
+        <w:rPr>
+          <w:sz w:val="24"/>
+          <w:szCs w:val="24"/>
+        </w:rPr>
+        <w:t xml:space="preserve"> </w:t>
+      </w:r>
+      <w:proofErr w:type="spellStart"/>
+      <w:r>
+        <w:rPr>
+          <w:sz w:val="24"/>
+          <w:szCs w:val="24"/>
+        </w:rPr>
+        <w:t>ke</w:t>
+      </w:r>
+      <w:proofErr w:type="spellEnd"/>
+      <w:r>
+        <w:rPr>
+          <w:sz w:val="24"/>
+          <w:szCs w:val="24"/>
+        </w:rPr>
+        <w:t xml:space="preserve"> </w:t>
+      </w:r>
+      <w:proofErr w:type="spellStart"/>
+      <w:r>
+        <w:rPr>
+          <w:sz w:val="24"/>
+          <w:szCs w:val="24"/>
+        </w:rPr>
+        <w:t>dim_employee</w:t>
+      </w:r>
+      <w:proofErr w:type="spellEnd"/>
+      <w:r>
+        <w:rPr>
+          <w:sz w:val="24"/>
+          <w:szCs w:val="24"/>
+        </w:rPr>
+        <w:t xml:space="preserve"> </w:t>
+      </w:r>
+      <w:proofErr w:type="spellStart"/>
+      <w:r>
+        <w:rPr>
+          <w:sz w:val="24"/>
+          <w:szCs w:val="24"/>
+        </w:rPr>
+        <w:t>kecuali</w:t>
+      </w:r>
+      <w:proofErr w:type="spellEnd"/>
+      <w:r>
+        <w:rPr>
+          <w:sz w:val="24"/>
+          <w:szCs w:val="24"/>
+        </w:rPr>
+        <w:t xml:space="preserve"> </w:t>
+      </w:r>
+      <w:proofErr w:type="spellStart"/>
+      <w:r>
+        <w:rPr>
+          <w:sz w:val="24"/>
+          <w:szCs w:val="24"/>
+        </w:rPr>
+        <w:t>langkah</w:t>
+      </w:r>
+      <w:proofErr w:type="spellEnd"/>
+      <w:r>
+        <w:rPr>
+          <w:sz w:val="24"/>
+          <w:szCs w:val="24"/>
+        </w:rPr>
+        <w:t xml:space="preserve"> </w:t>
+      </w:r>
+      <w:proofErr w:type="spellStart"/>
+      <w:r>
+        <w:rPr>
+          <w:sz w:val="24"/>
+          <w:szCs w:val="24"/>
+        </w:rPr>
+        <w:t>transformasinya</w:t>
+      </w:r>
+      <w:proofErr w:type="spellEnd"/>
+      <w:r>
+        <w:rPr>
+          <w:sz w:val="24"/>
+          <w:szCs w:val="24"/>
+        </w:rPr>
+        <w:t xml:space="preserve"> </w:t>
+      </w:r>
+      <w:proofErr w:type="spellStart"/>
+      <w:r>
+        <w:rPr>
+          <w:sz w:val="24"/>
+          <w:szCs w:val="24"/>
+        </w:rPr>
+        <w:t>disesuaikan</w:t>
+      </w:r>
+      <w:proofErr w:type="spellEnd"/>
+      <w:r>
+        <w:rPr>
+          <w:sz w:val="24"/>
+          <w:szCs w:val="24"/>
+        </w:rPr>
+        <w:t xml:space="preserve"> agar </w:t>
+      </w:r>
+      <w:proofErr w:type="spellStart"/>
+      <w:r>
+        <w:rPr>
+          <w:sz w:val="24"/>
+          <w:szCs w:val="24"/>
+        </w:rPr>
+        <w:t>bisa</w:t>
+      </w:r>
+      <w:proofErr w:type="spellEnd"/>
+      <w:r>
+        <w:rPr>
+          <w:sz w:val="24"/>
+          <w:szCs w:val="24"/>
+        </w:rPr>
+        <w:t xml:space="preserve"> </w:t>
+      </w:r>
+      <w:proofErr w:type="spellStart"/>
+      <w:r>
+        <w:rPr>
+          <w:sz w:val="24"/>
+          <w:szCs w:val="24"/>
+        </w:rPr>
+        <w:t>membaca</w:t>
+      </w:r>
+      <w:proofErr w:type="spellEnd"/>
+      <w:r>
+        <w:rPr>
+          <w:sz w:val="24"/>
+          <w:szCs w:val="24"/>
+        </w:rPr>
+        <w:t xml:space="preserve"> dan </w:t>
+      </w:r>
+      <w:proofErr w:type="spellStart"/>
+      <w:r>
+        <w:rPr>
+          <w:sz w:val="24"/>
+          <w:szCs w:val="24"/>
+        </w:rPr>
+        <w:t>memproses</w:t>
+      </w:r>
+      <w:proofErr w:type="spellEnd"/>
+      <w:r>
+        <w:rPr>
+          <w:sz w:val="24"/>
+          <w:szCs w:val="24"/>
+        </w:rPr>
+        <w:t xml:space="preserve"> data yang </w:t>
+      </w:r>
+      <w:proofErr w:type="spellStart"/>
+      <w:r>
+        <w:rPr>
+          <w:sz w:val="24"/>
+          <w:szCs w:val="24"/>
+        </w:rPr>
+        <w:t>baru</w:t>
+      </w:r>
+      <w:proofErr w:type="spellEnd"/>
+      <w:r>
+        <w:rPr>
+          <w:sz w:val="24"/>
+          <w:szCs w:val="24"/>
+        </w:rPr>
+        <w:t xml:space="preserve"> </w:t>
+      </w:r>
+      <w:proofErr w:type="spellStart"/>
+      <w:r>
+        <w:rPr>
+          <w:sz w:val="24"/>
+          <w:szCs w:val="24"/>
+        </w:rPr>
+        <w:t>ditambahkan</w:t>
+      </w:r>
+      <w:proofErr w:type="spellEnd"/>
+    </w:p>
+    <w:p>
+      <w:pPr>
+        <w:pStyle w:val="ListParagraph"/>
+        <w:ind w:firstLine="720"/>
+        <w:rPr>
+          <w:sz w:val="24"/>
+          <w:szCs w:val="24"/>
+        </w:rPr>
+      </w:pPr>
     </w:p>
     <w:p>
       <w:pPr>
@@ -22704,6 +24257,17 @@
       </w:tblBorders>
     </w:tblPr>
   </w:style>
+  <w:style w:type="character" w:styleId="Strong">
+    <w:name w:val="Strong"/>
+    <w:basedOn w:val="DefaultParagraphFont"/>
+    <w:uiPriority w:val="22"/>
+    <w:qFormat/>
+    <w:rsid w:val="00AE35CC"/>
+    <w:rPr>
+      <w:b/>
+      <w:bCs/>
+    </w:rPr>
+  </w:style>
 </w:styles>
 </file>
 

--- a/10_Fakhira Zahrany_Data Warehouse_2025/JOBSHEET3/Report Document/🍱Jobsheet 3.docx
+++ b/10_Fakhira Zahrany_Data Warehouse_2025/JOBSHEET3/Report Document/🍱Jobsheet 3.docx
@@ -1543,7 +1543,6 @@
         <w:t xml:space="preserve"> </w:t>
       </w:r>
       <w:proofErr w:type="spellStart"/>
-      <w:proofErr w:type="gramStart"/>
       <w:r>
         <w:rPr>
           <w:sz w:val="24"/>
@@ -1557,15 +1556,7 @@
           <w:sz w:val="24"/>
           <w:szCs w:val="24"/>
         </w:rPr>
-        <w:t xml:space="preserve"> ,</w:t>
-      </w:r>
-      <w:proofErr w:type="gramEnd"/>
-      <w:r>
-        <w:rPr>
-          <w:sz w:val="24"/>
-          <w:szCs w:val="24"/>
-        </w:rPr>
-        <w:t xml:space="preserve"> </w:t>
+        <w:t xml:space="preserve"> , </w:t>
       </w:r>
       <w:proofErr w:type="spellStart"/>
       <w:r>
@@ -2055,23 +2046,7 @@
           <w:sz w:val="24"/>
           <w:szCs w:val="24"/>
         </w:rPr>
-        <w:t xml:space="preserve">Drag and </w:t>
-      </w:r>
-      <w:proofErr w:type="gramStart"/>
-      <w:r>
-        <w:rPr>
-          <w:sz w:val="24"/>
-          <w:szCs w:val="24"/>
-        </w:rPr>
-        <w:t>Drop</w:t>
-      </w:r>
-      <w:proofErr w:type="gramEnd"/>
-      <w:r>
-        <w:rPr>
-          <w:sz w:val="24"/>
-          <w:szCs w:val="24"/>
-        </w:rPr>
-        <w:t xml:space="preserve"> </w:t>
+        <w:t xml:space="preserve">Drag and Drop </w:t>
       </w:r>
       <w:proofErr w:type="spellStart"/>
       <w:r>
@@ -3645,23 +3620,7 @@
           <w:sz w:val="24"/>
           <w:szCs w:val="24"/>
         </w:rPr>
-        <w:t xml:space="preserve"> </w:t>
-      </w:r>
-      <w:proofErr w:type="gramStart"/>
-      <w:r>
-        <w:rPr>
-          <w:sz w:val="24"/>
-          <w:szCs w:val="24"/>
-        </w:rPr>
-        <w:t>( 365</w:t>
-      </w:r>
-      <w:proofErr w:type="gramEnd"/>
-      <w:r>
-        <w:rPr>
-          <w:sz w:val="24"/>
-          <w:szCs w:val="24"/>
-        </w:rPr>
-        <w:t xml:space="preserve"> </w:t>
+        <w:t xml:space="preserve"> ( 365 </w:t>
       </w:r>
       <w:proofErr w:type="spellStart"/>
       <w:r>
@@ -3680,7 +3639,6 @@
         <w:t xml:space="preserve"> x 5 </w:t>
       </w:r>
       <w:proofErr w:type="spellStart"/>
-      <w:proofErr w:type="gramStart"/>
       <w:r>
         <w:rPr>
           <w:sz w:val="24"/>
@@ -3694,15 +3652,7 @@
           <w:sz w:val="24"/>
           <w:szCs w:val="24"/>
         </w:rPr>
-        <w:t xml:space="preserve"> )</w:t>
-      </w:r>
-      <w:proofErr w:type="gramEnd"/>
-      <w:r>
-        <w:rPr>
-          <w:sz w:val="24"/>
-          <w:szCs w:val="24"/>
-        </w:rPr>
-        <w:t xml:space="preserve">. </w:t>
+        <w:t xml:space="preserve"> ). </w:t>
       </w:r>
     </w:p>
     <w:p>
@@ -6329,27 +6279,7 @@
           <w:sz w:val="24"/>
           <w:szCs w:val="24"/>
         </w:rPr>
-        <w:t xml:space="preserve"> host </w:t>
-      </w:r>
-      <w:proofErr w:type="gramStart"/>
-      <w:r>
-        <w:rPr>
-          <w:b/>
-          <w:bCs/>
-          <w:sz w:val="24"/>
-          <w:szCs w:val="24"/>
-        </w:rPr>
-        <w:t>name ,</w:t>
-      </w:r>
-      <w:proofErr w:type="gramEnd"/>
-      <w:r>
-        <w:rPr>
-          <w:b/>
-          <w:bCs/>
-          <w:sz w:val="24"/>
-          <w:szCs w:val="24"/>
-        </w:rPr>
-        <w:t xml:space="preserve"> database name, port number, username dan password</w:t>
+        <w:t xml:space="preserve"> host name , database name, port number, username dan password</w:t>
       </w:r>
       <w:r>
         <w:rPr>
@@ -6595,27 +6525,7 @@
           <w:sz w:val="24"/>
           <w:szCs w:val="24"/>
         </w:rPr>
-        <w:t xml:space="preserve"> host </w:t>
-      </w:r>
-      <w:proofErr w:type="gramStart"/>
-      <w:r>
-        <w:rPr>
-          <w:b/>
-          <w:bCs/>
-          <w:sz w:val="24"/>
-          <w:szCs w:val="24"/>
-        </w:rPr>
-        <w:t>name ,</w:t>
-      </w:r>
-      <w:proofErr w:type="gramEnd"/>
-      <w:r>
-        <w:rPr>
-          <w:b/>
-          <w:bCs/>
-          <w:sz w:val="24"/>
-          <w:szCs w:val="24"/>
-        </w:rPr>
-        <w:t xml:space="preserve"> database name, port number, username dan password</w:t>
+        <w:t xml:space="preserve"> host name , database name, port number, username dan password</w:t>
       </w:r>
       <w:r>
         <w:rPr>
@@ -8617,15 +8527,7 @@
           <w:sz w:val="24"/>
           <w:szCs w:val="24"/>
         </w:rPr>
-        <w:t xml:space="preserve"> </w:t>
-      </w:r>
-      <w:proofErr w:type="gramStart"/>
-      <w:r>
-        <w:rPr>
-          <w:sz w:val="24"/>
-          <w:szCs w:val="24"/>
-        </w:rPr>
-        <w:t xml:space="preserve">( </w:t>
+        <w:t xml:space="preserve"> ( </w:t>
       </w:r>
       <w:r>
         <w:rPr>
@@ -8634,17 +8536,7 @@
           <w:sz w:val="24"/>
           <w:szCs w:val="24"/>
         </w:rPr>
-        <w:t>date</w:t>
-      </w:r>
-      <w:proofErr w:type="gramEnd"/>
-      <w:r>
-        <w:rPr>
-          <w:b/>
-          <w:bCs/>
-          <w:sz w:val="24"/>
-          <w:szCs w:val="24"/>
-        </w:rPr>
-        <w:t xml:space="preserve"> is null and year is null and month is null and day is nu</w:t>
+        <w:t>date is null and year is null and month is null and day is nu</w:t>
       </w:r>
       <w:r>
         <w:rPr>
@@ -11267,7 +11159,6 @@
               </w:rPr>
             </w:pPr>
             <w:proofErr w:type="spellStart"/>
-            <w:proofErr w:type="gramStart"/>
             <w:r>
               <w:rPr>
                 <w:sz w:val="24"/>
@@ -11292,7 +11183,6 @@
               <w:t>streamYear</w:t>
             </w:r>
             <w:proofErr w:type="spellEnd"/>
-            <w:proofErr w:type="gramEnd"/>
             <w:r>
               <w:rPr>
                 <w:sz w:val="24"/>
@@ -12986,7 +12876,6 @@
               <w:t xml:space="preserve">CREATE TABLE </w:t>
             </w:r>
             <w:proofErr w:type="spellStart"/>
-            <w:proofErr w:type="gramStart"/>
             <w:r>
               <w:rPr>
                 <w:rFonts w:ascii="Segoe UI Emoji" w:hAnsi="Segoe UI Emoji" w:cs="Segoe UI Emoji"/>
@@ -13004,7 +12893,6 @@
               </w:rPr>
               <w:t>(</w:t>
             </w:r>
-            <w:proofErr w:type="gramEnd"/>
           </w:p>
           <w:p>
             <w:pPr>
@@ -13084,25 +12972,7 @@
                 <w:sz w:val="24"/>
                 <w:szCs w:val="24"/>
               </w:rPr>
-              <w:t xml:space="preserve"> </w:t>
-            </w:r>
-            <w:proofErr w:type="gramStart"/>
-            <w:r>
-              <w:rPr>
-                <w:rFonts w:ascii="Segoe UI Emoji" w:hAnsi="Segoe UI Emoji" w:cs="Segoe UI Emoji"/>
-                <w:sz w:val="24"/>
-                <w:szCs w:val="24"/>
-              </w:rPr>
-              <w:t>int(</w:t>
-            </w:r>
-            <w:proofErr w:type="gramEnd"/>
-            <w:r>
-              <w:rPr>
-                <w:rFonts w:ascii="Segoe UI Emoji" w:hAnsi="Segoe UI Emoji" w:cs="Segoe UI Emoji"/>
-                <w:sz w:val="24"/>
-                <w:szCs w:val="24"/>
-              </w:rPr>
-              <w:t>11),</w:t>
+              <w:t xml:space="preserve"> int(11),</w:t>
             </w:r>
           </w:p>
           <w:p>
@@ -13138,25 +13008,7 @@
                 <w:sz w:val="24"/>
                 <w:szCs w:val="24"/>
               </w:rPr>
-              <w:t xml:space="preserve"> </w:t>
-            </w:r>
-            <w:proofErr w:type="gramStart"/>
-            <w:r>
-              <w:rPr>
-                <w:rFonts w:ascii="Segoe UI Emoji" w:hAnsi="Segoe UI Emoji" w:cs="Segoe UI Emoji"/>
-                <w:sz w:val="24"/>
-                <w:szCs w:val="24"/>
-              </w:rPr>
-              <w:t>varchar(</w:t>
-            </w:r>
-            <w:proofErr w:type="gramEnd"/>
-            <w:r>
-              <w:rPr>
-                <w:rFonts w:ascii="Segoe UI Emoji" w:hAnsi="Segoe UI Emoji" w:cs="Segoe UI Emoji"/>
-                <w:sz w:val="24"/>
-                <w:szCs w:val="24"/>
-              </w:rPr>
-              <w:t>50),</w:t>
+              <w:t xml:space="preserve"> varchar(50),</w:t>
             </w:r>
           </w:p>
           <w:p>
@@ -13192,25 +13044,7 @@
                 <w:sz w:val="24"/>
                 <w:szCs w:val="24"/>
               </w:rPr>
-              <w:t xml:space="preserve"> </w:t>
-            </w:r>
-            <w:proofErr w:type="gramStart"/>
-            <w:r>
-              <w:rPr>
-                <w:rFonts w:ascii="Segoe UI Emoji" w:hAnsi="Segoe UI Emoji" w:cs="Segoe UI Emoji"/>
-                <w:sz w:val="24"/>
-                <w:szCs w:val="24"/>
-              </w:rPr>
-              <w:t>varchar(</w:t>
-            </w:r>
-            <w:proofErr w:type="gramEnd"/>
-            <w:r>
-              <w:rPr>
-                <w:rFonts w:ascii="Segoe UI Emoji" w:hAnsi="Segoe UI Emoji" w:cs="Segoe UI Emoji"/>
-                <w:sz w:val="24"/>
-                <w:szCs w:val="24"/>
-              </w:rPr>
-              <w:t>50),</w:t>
+              <w:t xml:space="preserve"> varchar(50),</w:t>
             </w:r>
           </w:p>
           <w:p>
@@ -13246,25 +13080,7 @@
                 <w:sz w:val="24"/>
                 <w:szCs w:val="24"/>
               </w:rPr>
-              <w:t xml:space="preserve"> </w:t>
-            </w:r>
-            <w:proofErr w:type="gramStart"/>
-            <w:r>
-              <w:rPr>
-                <w:rFonts w:ascii="Segoe UI Emoji" w:hAnsi="Segoe UI Emoji" w:cs="Segoe UI Emoji"/>
-                <w:sz w:val="24"/>
-                <w:szCs w:val="24"/>
-              </w:rPr>
-              <w:t>varchar(</w:t>
-            </w:r>
-            <w:proofErr w:type="gramEnd"/>
-            <w:r>
-              <w:rPr>
-                <w:rFonts w:ascii="Segoe UI Emoji" w:hAnsi="Segoe UI Emoji" w:cs="Segoe UI Emoji"/>
-                <w:sz w:val="24"/>
-                <w:szCs w:val="24"/>
-              </w:rPr>
-              <w:t>50),</w:t>
+              <w:t xml:space="preserve"> varchar(50),</w:t>
             </w:r>
           </w:p>
           <w:p>
@@ -13300,25 +13116,7 @@
                 <w:sz w:val="24"/>
                 <w:szCs w:val="24"/>
               </w:rPr>
-              <w:t xml:space="preserve"> </w:t>
-            </w:r>
-            <w:proofErr w:type="gramStart"/>
-            <w:r>
-              <w:rPr>
-                <w:rFonts w:ascii="Segoe UI Emoji" w:hAnsi="Segoe UI Emoji" w:cs="Segoe UI Emoji"/>
-                <w:sz w:val="24"/>
-                <w:szCs w:val="24"/>
-              </w:rPr>
-              <w:t>varchar(</w:t>
-            </w:r>
-            <w:proofErr w:type="gramEnd"/>
-            <w:r>
-              <w:rPr>
-                <w:rFonts w:ascii="Segoe UI Emoji" w:hAnsi="Segoe UI Emoji" w:cs="Segoe UI Emoji"/>
-                <w:sz w:val="24"/>
-                <w:szCs w:val="24"/>
-              </w:rPr>
-              <w:t>50),</w:t>
+              <w:t xml:space="preserve"> varchar(50),</w:t>
             </w:r>
           </w:p>
           <w:p>
@@ -13354,25 +13152,7 @@
                 <w:sz w:val="24"/>
                 <w:szCs w:val="24"/>
               </w:rPr>
-              <w:t xml:space="preserve"> </w:t>
-            </w:r>
-            <w:proofErr w:type="gramStart"/>
-            <w:r>
-              <w:rPr>
-                <w:rFonts w:ascii="Segoe UI Emoji" w:hAnsi="Segoe UI Emoji" w:cs="Segoe UI Emoji"/>
-                <w:sz w:val="24"/>
-                <w:szCs w:val="24"/>
-              </w:rPr>
-              <w:t>varchar(</w:t>
-            </w:r>
-            <w:proofErr w:type="gramEnd"/>
-            <w:r>
-              <w:rPr>
-                <w:rFonts w:ascii="Segoe UI Emoji" w:hAnsi="Segoe UI Emoji" w:cs="Segoe UI Emoji"/>
-                <w:sz w:val="24"/>
-                <w:szCs w:val="24"/>
-              </w:rPr>
-              <w:t>50),</w:t>
+              <w:t xml:space="preserve"> varchar(50),</w:t>
             </w:r>
           </w:p>
           <w:p>
@@ -13740,6 +13520,7 @@
       </w:pPr>
       <w:r>
         <w:rPr>
+          <w:noProof/>
           <w:sz w:val="24"/>
           <w:szCs w:val="24"/>
         </w:rPr>
@@ -14794,7 +14575,6 @@
               </w:rPr>
             </w:pPr>
             <w:proofErr w:type="spellStart"/>
-            <w:proofErr w:type="gramStart"/>
             <w:r>
               <w:rPr>
                 <w:sz w:val="24"/>
@@ -14819,7 +14599,6 @@
               <w:t>r.employeeNumber</w:t>
             </w:r>
             <w:proofErr w:type="spellEnd"/>
-            <w:proofErr w:type="gramEnd"/>
             <w:r>
               <w:rPr>
                 <w:sz w:val="24"/>
@@ -14852,6 +14631,7 @@
       </w:pPr>
       <w:r>
         <w:rPr>
+          <w:noProof/>
           <w:sz w:val="24"/>
           <w:szCs w:val="24"/>
         </w:rPr>
@@ -14973,6 +14753,7 @@
       </w:pPr>
       <w:r>
         <w:rPr>
+          <w:noProof/>
           <w:sz w:val="24"/>
           <w:szCs w:val="24"/>
         </w:rPr>
@@ -15172,7 +14953,6 @@
         <w:t xml:space="preserve">, </w:t>
       </w:r>
       <w:proofErr w:type="spellStart"/>
-      <w:proofErr w:type="gramStart"/>
       <w:r>
         <w:rPr>
           <w:b/>
@@ -15190,9 +14970,24 @@
           <w:sz w:val="24"/>
           <w:szCs w:val="24"/>
         </w:rPr>
-        <w:t xml:space="preserve"> ,</w:t>
-      </w:r>
-      <w:proofErr w:type="gramEnd"/>
+        <w:t xml:space="preserve"> , lastname_1 dan firstname_1 </w:t>
+      </w:r>
+      <w:proofErr w:type="spellStart"/>
+      <w:r>
+        <w:rPr>
+          <w:sz w:val="24"/>
+          <w:szCs w:val="24"/>
+        </w:rPr>
+        <w:t>sebagai</w:t>
+      </w:r>
+      <w:proofErr w:type="spellEnd"/>
+      <w:r>
+        <w:rPr>
+          <w:sz w:val="24"/>
+          <w:szCs w:val="24"/>
+        </w:rPr>
+        <w:t xml:space="preserve"> </w:t>
+      </w:r>
       <w:r>
         <w:rPr>
           <w:b/>
@@ -15200,23 +14995,30 @@
           <w:sz w:val="24"/>
           <w:szCs w:val="24"/>
         </w:rPr>
-        <w:t xml:space="preserve"> lastname_1 dan firstname_1 </w:t>
-      </w:r>
-      <w:proofErr w:type="spellStart"/>
-      <w:r>
-        <w:rPr>
-          <w:sz w:val="24"/>
-          <w:szCs w:val="24"/>
-        </w:rPr>
-        <w:t>sebagai</w:t>
-      </w:r>
-      <w:proofErr w:type="spellEnd"/>
-      <w:r>
-        <w:rPr>
-          <w:sz w:val="24"/>
-          <w:szCs w:val="24"/>
-        </w:rPr>
-        <w:t xml:space="preserve"> </w:t>
+        <w:t>data stream</w:t>
+      </w:r>
+      <w:r>
+        <w:rPr>
+          <w:sz w:val="24"/>
+          <w:szCs w:val="24"/>
+        </w:rPr>
+        <w:t xml:space="preserve"> yang </w:t>
+      </w:r>
+      <w:proofErr w:type="spellStart"/>
+      <w:r>
+        <w:rPr>
+          <w:sz w:val="24"/>
+          <w:szCs w:val="24"/>
+        </w:rPr>
+        <w:t>digunakan</w:t>
+      </w:r>
+      <w:proofErr w:type="spellEnd"/>
+      <w:r>
+        <w:rPr>
+          <w:sz w:val="24"/>
+          <w:szCs w:val="24"/>
+        </w:rPr>
+        <w:t xml:space="preserve"> pada proses ETL pada tab </w:t>
       </w:r>
       <w:r>
         <w:rPr>
@@ -15225,38 +15027,6 @@
           <w:sz w:val="24"/>
           <w:szCs w:val="24"/>
         </w:rPr>
-        <w:t>data stream</w:t>
-      </w:r>
-      <w:r>
-        <w:rPr>
-          <w:sz w:val="24"/>
-          <w:szCs w:val="24"/>
-        </w:rPr>
-        <w:t xml:space="preserve"> yang </w:t>
-      </w:r>
-      <w:proofErr w:type="spellStart"/>
-      <w:r>
-        <w:rPr>
-          <w:sz w:val="24"/>
-          <w:szCs w:val="24"/>
-        </w:rPr>
-        <w:t>digunakan</w:t>
-      </w:r>
-      <w:proofErr w:type="spellEnd"/>
-      <w:r>
-        <w:rPr>
-          <w:sz w:val="24"/>
-          <w:szCs w:val="24"/>
-        </w:rPr>
-        <w:t xml:space="preserve"> pada proses ETL pada tab </w:t>
-      </w:r>
-      <w:r>
-        <w:rPr>
-          <w:b/>
-          <w:bCs/>
-          <w:sz w:val="24"/>
-          <w:szCs w:val="24"/>
-        </w:rPr>
         <w:t>select &amp; alter</w:t>
       </w:r>
       <w:r>
@@ -15278,6 +15048,7 @@
       </w:pPr>
       <w:r>
         <w:rPr>
+          <w:noProof/>
           <w:sz w:val="24"/>
           <w:szCs w:val="24"/>
         </w:rPr>
@@ -15407,6 +15178,7 @@
       </w:pPr>
       <w:r>
         <w:rPr>
+          <w:noProof/>
           <w:sz w:val="24"/>
           <w:szCs w:val="24"/>
         </w:rPr>
@@ -15541,6 +15313,7 @@
       </w:pPr>
       <w:r>
         <w:rPr>
+          <w:noProof/>
           <w:sz w:val="24"/>
           <w:szCs w:val="24"/>
         </w:rPr>
@@ -16133,6 +15906,7 @@
       </w:pPr>
       <w:r>
         <w:rPr>
+          <w:noProof/>
           <w:sz w:val="24"/>
           <w:szCs w:val="24"/>
         </w:rPr>
@@ -16271,6 +16045,7 @@
       </w:pPr>
       <w:r>
         <w:rPr>
+          <w:noProof/>
           <w:sz w:val="24"/>
           <w:szCs w:val="24"/>
         </w:rPr>
@@ -16611,6 +16386,7 @@
       </w:pPr>
       <w:r>
         <w:rPr>
+          <w:noProof/>
           <w:sz w:val="24"/>
           <w:szCs w:val="24"/>
         </w:rPr>
@@ -16881,6 +16657,7 @@
       </w:pPr>
       <w:r>
         <w:rPr>
+          <w:noProof/>
           <w:sz w:val="24"/>
           <w:szCs w:val="24"/>
         </w:rPr>
@@ -17094,6 +16871,7 @@
       </w:pPr>
       <w:r>
         <w:rPr>
+          <w:noProof/>
           <w:sz w:val="24"/>
           <w:szCs w:val="24"/>
         </w:rPr>
@@ -17326,6 +17104,7 @@
       </w:pPr>
       <w:r>
         <w:rPr>
+          <w:noProof/>
           <w:sz w:val="24"/>
           <w:szCs w:val="24"/>
         </w:rPr>
@@ -17747,6 +17526,7 @@
             </w:pPr>
             <w:r>
               <w:rPr>
+                <w:noProof/>
                 <w:sz w:val="24"/>
                 <w:szCs w:val="24"/>
               </w:rPr>
@@ -17808,6 +17588,7 @@
             </w:pPr>
             <w:r>
               <w:rPr>
+                <w:noProof/>
                 <w:sz w:val="24"/>
                 <w:szCs w:val="24"/>
               </w:rPr>
@@ -17991,6 +17772,7 @@
             </w:pPr>
             <w:r>
               <w:rPr>
+                <w:noProof/>
                 <w:sz w:val="24"/>
                 <w:szCs w:val="24"/>
               </w:rPr>
@@ -18057,6 +17839,7 @@
             </w:pPr>
             <w:r>
               <w:rPr>
+                <w:noProof/>
                 <w:sz w:val="24"/>
                 <w:szCs w:val="24"/>
               </w:rPr>
@@ -18377,6 +18160,7 @@
             </w:pPr>
             <w:r>
               <w:rPr>
+                <w:noProof/>
                 <w:sz w:val="24"/>
                 <w:szCs w:val="24"/>
               </w:rPr>
@@ -18433,6 +18217,7 @@
             </w:pPr>
             <w:r>
               <w:rPr>
+                <w:noProof/>
                 <w:sz w:val="24"/>
                 <w:szCs w:val="24"/>
               </w:rPr>
@@ -18897,6 +18682,7 @@
             </w:pPr>
             <w:r>
               <w:rPr>
+                <w:noProof/>
                 <w:sz w:val="24"/>
                 <w:szCs w:val="24"/>
               </w:rPr>
@@ -18963,6 +18749,7 @@
             </w:pPr>
             <w:r>
               <w:rPr>
+                <w:noProof/>
                 <w:sz w:val="24"/>
                 <w:szCs w:val="24"/>
               </w:rPr>
@@ -19249,6 +19036,7 @@
             </w:pPr>
             <w:r>
               <w:rPr>
+                <w:noProof/>
                 <w:sz w:val="24"/>
                 <w:szCs w:val="24"/>
               </w:rPr>
@@ -19325,6 +19113,7 @@
             </w:pPr>
             <w:r>
               <w:rPr>
+                <w:noProof/>
                 <w:sz w:val="24"/>
                 <w:szCs w:val="24"/>
               </w:rPr>
@@ -19655,26 +19444,9 @@
           <w:sz w:val="24"/>
           <w:szCs w:val="24"/>
         </w:rPr>
-        <w:t xml:space="preserve"> </w:t>
-      </w:r>
-      <w:proofErr w:type="gramStart"/>
-      <w:r>
-        <w:rPr>
-          <w:sz w:val="24"/>
-          <w:szCs w:val="24"/>
-        </w:rPr>
-        <w:t>( di</w:t>
-      </w:r>
-      <w:proofErr w:type="gramEnd"/>
-      <w:r>
-        <w:rPr>
-          <w:sz w:val="24"/>
-          <w:szCs w:val="24"/>
-        </w:rPr>
-        <w:t xml:space="preserve"> run </w:t>
-      </w:r>
-      <w:proofErr w:type="spellStart"/>
-      <w:proofErr w:type="gramStart"/>
+        <w:t xml:space="preserve"> ( di run </w:t>
+      </w:r>
+      <w:proofErr w:type="spellStart"/>
       <w:r>
         <w:rPr>
           <w:sz w:val="24"/>
@@ -19688,15 +19460,7 @@
           <w:sz w:val="24"/>
           <w:szCs w:val="24"/>
         </w:rPr>
-        <w:t xml:space="preserve"> )</w:t>
-      </w:r>
-      <w:proofErr w:type="gramEnd"/>
-      <w:r>
-        <w:rPr>
-          <w:sz w:val="24"/>
-          <w:szCs w:val="24"/>
-        </w:rPr>
-        <w:t xml:space="preserve"> </w:t>
+        <w:t xml:space="preserve"> ) </w:t>
       </w:r>
       <w:proofErr w:type="spellStart"/>
       <w:r>
@@ -19750,634 +19514,400 @@
     <w:p>
       <w:pPr>
         <w:pStyle w:val="ListParagraph"/>
-        <w:spacing w:before="100" w:beforeAutospacing="1" w:after="100" w:afterAutospacing="1" w:line="240" w:lineRule="auto"/>
         <w:ind w:firstLine="720"/>
         <w:rPr>
-          <w:rFonts w:ascii="Times New Roman" w:eastAsia="Times New Roman" w:hAnsi="Times New Roman" w:cs="Times New Roman"/>
-          <w:kern w:val="0"/>
-          <w:sz w:val="24"/>
-          <w:szCs w:val="24"/>
-          <w:lang w:eastAsia="en-ID" w:bidi="ar-SA"/>
-          <w14:ligatures w14:val="none"/>
-        </w:rPr>
-      </w:pPr>
-      <w:r>
-        <w:rPr>
-          <w:rFonts w:ascii="Times New Roman" w:eastAsia="Times New Roman" w:hAnsi="Times New Roman" w:cs="Times New Roman"/>
-          <w:kern w:val="0"/>
-          <w:sz w:val="24"/>
-          <w:szCs w:val="24"/>
-          <w:lang w:eastAsia="en-ID" w:bidi="ar-SA"/>
-          <w14:ligatures w14:val="none"/>
-        </w:rPr>
-        <w:t>Y</w:t>
-      </w:r>
-      <w:r>
-        <w:rPr>
-          <w:rFonts w:ascii="Times New Roman" w:eastAsia="Times New Roman" w:hAnsi="Times New Roman" w:cs="Times New Roman"/>
-          <w:kern w:val="0"/>
-          <w:sz w:val="24"/>
-          <w:szCs w:val="24"/>
-          <w:lang w:eastAsia="en-ID" w:bidi="ar-SA"/>
-          <w14:ligatures w14:val="none"/>
-        </w:rPr>
-        <w:t xml:space="preserve">a, data </w:t>
-      </w:r>
-      <w:proofErr w:type="spellStart"/>
-      <w:r>
-        <w:rPr>
-          <w:rFonts w:ascii="Times New Roman" w:eastAsia="Times New Roman" w:hAnsi="Times New Roman" w:cs="Times New Roman"/>
-          <w:kern w:val="0"/>
-          <w:sz w:val="24"/>
-          <w:szCs w:val="24"/>
-          <w:lang w:eastAsia="en-ID" w:bidi="ar-SA"/>
-          <w14:ligatures w14:val="none"/>
+          <w:sz w:val="24"/>
+          <w:szCs w:val="24"/>
+        </w:rPr>
+      </w:pPr>
+      <w:r>
+        <w:rPr>
+          <w:sz w:val="24"/>
+          <w:szCs w:val="24"/>
+        </w:rPr>
+        <w:t xml:space="preserve">Ya, data </w:t>
+      </w:r>
+      <w:proofErr w:type="spellStart"/>
+      <w:r>
+        <w:rPr>
+          <w:sz w:val="24"/>
+          <w:szCs w:val="24"/>
         </w:rPr>
         <w:t>bisa</w:t>
       </w:r>
       <w:proofErr w:type="spellEnd"/>
       <w:r>
         <w:rPr>
-          <w:rFonts w:ascii="Times New Roman" w:eastAsia="Times New Roman" w:hAnsi="Times New Roman" w:cs="Times New Roman"/>
-          <w:kern w:val="0"/>
-          <w:sz w:val="24"/>
-          <w:szCs w:val="24"/>
-          <w:lang w:eastAsia="en-ID" w:bidi="ar-SA"/>
-          <w14:ligatures w14:val="none"/>
-        </w:rPr>
-        <w:t xml:space="preserve"> </w:t>
-      </w:r>
-      <w:proofErr w:type="spellStart"/>
-      <w:r>
-        <w:rPr>
-          <w:rFonts w:ascii="Times New Roman" w:eastAsia="Times New Roman" w:hAnsi="Times New Roman" w:cs="Times New Roman"/>
-          <w:kern w:val="0"/>
-          <w:sz w:val="24"/>
-          <w:szCs w:val="24"/>
-          <w:lang w:eastAsia="en-ID" w:bidi="ar-SA"/>
-          <w14:ligatures w14:val="none"/>
+          <w:sz w:val="24"/>
+          <w:szCs w:val="24"/>
+        </w:rPr>
+        <w:t xml:space="preserve"> </w:t>
+      </w:r>
+      <w:proofErr w:type="spellStart"/>
+      <w:r>
+        <w:rPr>
+          <w:sz w:val="24"/>
+          <w:szCs w:val="24"/>
         </w:rPr>
         <w:t>menjadi</w:t>
       </w:r>
       <w:proofErr w:type="spellEnd"/>
       <w:r>
         <w:rPr>
-          <w:rFonts w:ascii="Times New Roman" w:eastAsia="Times New Roman" w:hAnsi="Times New Roman" w:cs="Times New Roman"/>
-          <w:kern w:val="0"/>
-          <w:sz w:val="24"/>
-          <w:szCs w:val="24"/>
-          <w:lang w:eastAsia="en-ID" w:bidi="ar-SA"/>
-          <w14:ligatures w14:val="none"/>
+          <w:sz w:val="24"/>
+          <w:szCs w:val="24"/>
         </w:rPr>
         <w:t xml:space="preserve"> redundant </w:t>
       </w:r>
       <w:proofErr w:type="spellStart"/>
       <w:r>
         <w:rPr>
-          <w:rFonts w:ascii="Times New Roman" w:eastAsia="Times New Roman" w:hAnsi="Times New Roman" w:cs="Times New Roman"/>
-          <w:kern w:val="0"/>
-          <w:sz w:val="24"/>
-          <w:szCs w:val="24"/>
-          <w:lang w:eastAsia="en-ID" w:bidi="ar-SA"/>
-          <w14:ligatures w14:val="none"/>
+          <w:sz w:val="24"/>
+          <w:szCs w:val="24"/>
         </w:rPr>
         <w:t>jika</w:t>
       </w:r>
       <w:proofErr w:type="spellEnd"/>
       <w:r>
         <w:rPr>
-          <w:rFonts w:ascii="Times New Roman" w:eastAsia="Times New Roman" w:hAnsi="Times New Roman" w:cs="Times New Roman"/>
-          <w:kern w:val="0"/>
-          <w:sz w:val="24"/>
-          <w:szCs w:val="24"/>
-          <w:lang w:eastAsia="en-ID" w:bidi="ar-SA"/>
-          <w14:ligatures w14:val="none"/>
-        </w:rPr>
-        <w:t xml:space="preserve"> </w:t>
-      </w:r>
-      <w:proofErr w:type="spellStart"/>
-      <w:r>
-        <w:rPr>
-          <w:rFonts w:ascii="Times New Roman" w:eastAsia="Times New Roman" w:hAnsi="Times New Roman" w:cs="Times New Roman"/>
-          <w:kern w:val="0"/>
-          <w:sz w:val="24"/>
-          <w:szCs w:val="24"/>
-          <w:lang w:eastAsia="en-ID" w:bidi="ar-SA"/>
-          <w14:ligatures w14:val="none"/>
+          <w:sz w:val="24"/>
+          <w:szCs w:val="24"/>
+        </w:rPr>
+        <w:t xml:space="preserve"> </w:t>
+      </w:r>
+      <w:proofErr w:type="spellStart"/>
+      <w:r>
+        <w:rPr>
+          <w:sz w:val="24"/>
+          <w:szCs w:val="24"/>
         </w:rPr>
         <w:t>tidak</w:t>
       </w:r>
       <w:proofErr w:type="spellEnd"/>
       <w:r>
         <w:rPr>
-          <w:rFonts w:ascii="Times New Roman" w:eastAsia="Times New Roman" w:hAnsi="Times New Roman" w:cs="Times New Roman"/>
-          <w:kern w:val="0"/>
-          <w:sz w:val="24"/>
-          <w:szCs w:val="24"/>
-          <w:lang w:eastAsia="en-ID" w:bidi="ar-SA"/>
-          <w14:ligatures w14:val="none"/>
-        </w:rPr>
-        <w:t xml:space="preserve"> </w:t>
-      </w:r>
-      <w:proofErr w:type="spellStart"/>
-      <w:r>
-        <w:rPr>
-          <w:rFonts w:ascii="Times New Roman" w:eastAsia="Times New Roman" w:hAnsi="Times New Roman" w:cs="Times New Roman"/>
-          <w:kern w:val="0"/>
-          <w:sz w:val="24"/>
-          <w:szCs w:val="24"/>
-          <w:lang w:eastAsia="en-ID" w:bidi="ar-SA"/>
-          <w14:ligatures w14:val="none"/>
+          <w:sz w:val="24"/>
+          <w:szCs w:val="24"/>
+        </w:rPr>
+        <w:t xml:space="preserve"> </w:t>
+      </w:r>
+      <w:proofErr w:type="spellStart"/>
+      <w:r>
+        <w:rPr>
+          <w:sz w:val="24"/>
+          <w:szCs w:val="24"/>
         </w:rPr>
         <w:t>ada</w:t>
       </w:r>
       <w:proofErr w:type="spellEnd"/>
       <w:r>
         <w:rPr>
-          <w:rFonts w:ascii="Times New Roman" w:eastAsia="Times New Roman" w:hAnsi="Times New Roman" w:cs="Times New Roman"/>
-          <w:kern w:val="0"/>
-          <w:sz w:val="24"/>
-          <w:szCs w:val="24"/>
-          <w:lang w:eastAsia="en-ID" w:bidi="ar-SA"/>
-          <w14:ligatures w14:val="none"/>
-        </w:rPr>
-        <w:t xml:space="preserve"> </w:t>
-      </w:r>
-      <w:proofErr w:type="spellStart"/>
-      <w:r>
-        <w:rPr>
-          <w:rFonts w:ascii="Times New Roman" w:eastAsia="Times New Roman" w:hAnsi="Times New Roman" w:cs="Times New Roman"/>
-          <w:kern w:val="0"/>
-          <w:sz w:val="24"/>
-          <w:szCs w:val="24"/>
-          <w:lang w:eastAsia="en-ID" w:bidi="ar-SA"/>
-          <w14:ligatures w14:val="none"/>
+          <w:sz w:val="24"/>
+          <w:szCs w:val="24"/>
+        </w:rPr>
+        <w:t xml:space="preserve"> </w:t>
+      </w:r>
+      <w:proofErr w:type="spellStart"/>
+      <w:r>
+        <w:rPr>
+          <w:sz w:val="24"/>
+          <w:szCs w:val="24"/>
         </w:rPr>
         <w:t>mekanisme</w:t>
       </w:r>
       <w:proofErr w:type="spellEnd"/>
       <w:r>
         <w:rPr>
-          <w:rFonts w:ascii="Times New Roman" w:eastAsia="Times New Roman" w:hAnsi="Times New Roman" w:cs="Times New Roman"/>
-          <w:kern w:val="0"/>
-          <w:sz w:val="24"/>
-          <w:szCs w:val="24"/>
-          <w:lang w:eastAsia="en-ID" w:bidi="ar-SA"/>
-          <w14:ligatures w14:val="none"/>
-        </w:rPr>
-        <w:t xml:space="preserve"> </w:t>
-      </w:r>
-      <w:proofErr w:type="spellStart"/>
-      <w:r>
-        <w:rPr>
-          <w:rFonts w:ascii="Times New Roman" w:eastAsia="Times New Roman" w:hAnsi="Times New Roman" w:cs="Times New Roman"/>
-          <w:kern w:val="0"/>
-          <w:sz w:val="24"/>
-          <w:szCs w:val="24"/>
-          <w:lang w:eastAsia="en-ID" w:bidi="ar-SA"/>
-          <w14:ligatures w14:val="none"/>
+          <w:sz w:val="24"/>
+          <w:szCs w:val="24"/>
+        </w:rPr>
+        <w:t xml:space="preserve"> </w:t>
+      </w:r>
+      <w:proofErr w:type="spellStart"/>
+      <w:r>
+        <w:rPr>
+          <w:sz w:val="24"/>
+          <w:szCs w:val="24"/>
         </w:rPr>
         <w:t>untuk</w:t>
       </w:r>
       <w:proofErr w:type="spellEnd"/>
       <w:r>
         <w:rPr>
-          <w:rFonts w:ascii="Times New Roman" w:eastAsia="Times New Roman" w:hAnsi="Times New Roman" w:cs="Times New Roman"/>
-          <w:kern w:val="0"/>
-          <w:sz w:val="24"/>
-          <w:szCs w:val="24"/>
-          <w:lang w:eastAsia="en-ID" w:bidi="ar-SA"/>
-          <w14:ligatures w14:val="none"/>
-        </w:rPr>
-        <w:t xml:space="preserve"> </w:t>
-      </w:r>
-      <w:proofErr w:type="spellStart"/>
-      <w:r>
-        <w:rPr>
-          <w:rFonts w:ascii="Times New Roman" w:eastAsia="Times New Roman" w:hAnsi="Times New Roman" w:cs="Times New Roman"/>
-          <w:kern w:val="0"/>
-          <w:sz w:val="24"/>
-          <w:szCs w:val="24"/>
-          <w:lang w:eastAsia="en-ID" w:bidi="ar-SA"/>
-          <w14:ligatures w14:val="none"/>
+          <w:sz w:val="24"/>
+          <w:szCs w:val="24"/>
+        </w:rPr>
+        <w:t xml:space="preserve"> </w:t>
+      </w:r>
+      <w:proofErr w:type="spellStart"/>
+      <w:r>
+        <w:rPr>
+          <w:sz w:val="24"/>
+          <w:szCs w:val="24"/>
         </w:rPr>
         <w:t>menghindari</w:t>
       </w:r>
       <w:proofErr w:type="spellEnd"/>
       <w:r>
         <w:rPr>
-          <w:rFonts w:ascii="Times New Roman" w:eastAsia="Times New Roman" w:hAnsi="Times New Roman" w:cs="Times New Roman"/>
-          <w:kern w:val="0"/>
-          <w:sz w:val="24"/>
-          <w:szCs w:val="24"/>
-          <w:lang w:eastAsia="en-ID" w:bidi="ar-SA"/>
-          <w14:ligatures w14:val="none"/>
-        </w:rPr>
-        <w:t xml:space="preserve"> </w:t>
-      </w:r>
-      <w:proofErr w:type="spellStart"/>
-      <w:r>
-        <w:rPr>
-          <w:rFonts w:ascii="Times New Roman" w:eastAsia="Times New Roman" w:hAnsi="Times New Roman" w:cs="Times New Roman"/>
-          <w:kern w:val="0"/>
-          <w:sz w:val="24"/>
-          <w:szCs w:val="24"/>
-          <w:lang w:eastAsia="en-ID" w:bidi="ar-SA"/>
-          <w14:ligatures w14:val="none"/>
+          <w:sz w:val="24"/>
+          <w:szCs w:val="24"/>
+        </w:rPr>
+        <w:t xml:space="preserve"> </w:t>
+      </w:r>
+      <w:proofErr w:type="spellStart"/>
+      <w:r>
+        <w:rPr>
+          <w:sz w:val="24"/>
+          <w:szCs w:val="24"/>
         </w:rPr>
         <w:t>duplikasi</w:t>
       </w:r>
       <w:proofErr w:type="spellEnd"/>
       <w:r>
         <w:rPr>
-          <w:rFonts w:ascii="Times New Roman" w:eastAsia="Times New Roman" w:hAnsi="Times New Roman" w:cs="Times New Roman"/>
-          <w:kern w:val="0"/>
-          <w:sz w:val="24"/>
-          <w:szCs w:val="24"/>
-          <w:lang w:eastAsia="en-ID" w:bidi="ar-SA"/>
-          <w14:ligatures w14:val="none"/>
-        </w:rPr>
-        <w:t>.</w:t>
-      </w:r>
-      <w:r>
-        <w:rPr>
-          <w:rFonts w:ascii="Times New Roman" w:eastAsia="Times New Roman" w:hAnsi="Times New Roman" w:cs="Times New Roman"/>
-          <w:kern w:val="0"/>
-          <w:sz w:val="24"/>
-          <w:szCs w:val="24"/>
-          <w:lang w:eastAsia="en-ID" w:bidi="ar-SA"/>
-          <w14:ligatures w14:val="none"/>
-        </w:rPr>
-        <w:t xml:space="preserve"> </w:t>
-      </w:r>
-      <w:r>
-        <w:rPr>
-          <w:rFonts w:ascii="Times New Roman" w:eastAsia="Times New Roman" w:hAnsi="Times New Roman" w:cs="Times New Roman"/>
-          <w:kern w:val="0"/>
-          <w:sz w:val="24"/>
-          <w:szCs w:val="24"/>
-          <w:lang w:eastAsia="en-ID" w:bidi="ar-SA"/>
-          <w14:ligatures w14:val="none"/>
-        </w:rPr>
-        <w:t xml:space="preserve">Jika Table Output </w:t>
-      </w:r>
-      <w:proofErr w:type="spellStart"/>
-      <w:r>
-        <w:rPr>
-          <w:rFonts w:ascii="Times New Roman" w:eastAsia="Times New Roman" w:hAnsi="Times New Roman" w:cs="Times New Roman"/>
-          <w:kern w:val="0"/>
-          <w:sz w:val="24"/>
-          <w:szCs w:val="24"/>
-          <w:lang w:eastAsia="en-ID" w:bidi="ar-SA"/>
-          <w14:ligatures w14:val="none"/>
+          <w:sz w:val="24"/>
+          <w:szCs w:val="24"/>
+        </w:rPr>
+        <w:t xml:space="preserve">. Jika Table Output </w:t>
+      </w:r>
+      <w:proofErr w:type="spellStart"/>
+      <w:r>
+        <w:rPr>
+          <w:sz w:val="24"/>
+          <w:szCs w:val="24"/>
         </w:rPr>
         <w:t>digunakan</w:t>
       </w:r>
       <w:proofErr w:type="spellEnd"/>
       <w:r>
         <w:rPr>
-          <w:rFonts w:ascii="Times New Roman" w:eastAsia="Times New Roman" w:hAnsi="Times New Roman" w:cs="Times New Roman"/>
-          <w:kern w:val="0"/>
-          <w:sz w:val="24"/>
-          <w:szCs w:val="24"/>
-          <w:lang w:eastAsia="en-ID" w:bidi="ar-SA"/>
-          <w14:ligatures w14:val="none"/>
-        </w:rPr>
-        <w:t xml:space="preserve"> </w:t>
-      </w:r>
-      <w:proofErr w:type="spellStart"/>
-      <w:r>
-        <w:rPr>
-          <w:rFonts w:ascii="Times New Roman" w:eastAsia="Times New Roman" w:hAnsi="Times New Roman" w:cs="Times New Roman"/>
-          <w:kern w:val="0"/>
-          <w:sz w:val="24"/>
-          <w:szCs w:val="24"/>
-          <w:lang w:eastAsia="en-ID" w:bidi="ar-SA"/>
-          <w14:ligatures w14:val="none"/>
+          <w:sz w:val="24"/>
+          <w:szCs w:val="24"/>
+        </w:rPr>
+        <w:t xml:space="preserve"> </w:t>
+      </w:r>
+      <w:proofErr w:type="spellStart"/>
+      <w:r>
+        <w:rPr>
+          <w:sz w:val="24"/>
+          <w:szCs w:val="24"/>
         </w:rPr>
         <w:t>tanpa</w:t>
       </w:r>
       <w:proofErr w:type="spellEnd"/>
       <w:r>
         <w:rPr>
-          <w:rFonts w:ascii="Times New Roman" w:eastAsia="Times New Roman" w:hAnsi="Times New Roman" w:cs="Times New Roman"/>
-          <w:kern w:val="0"/>
-          <w:sz w:val="24"/>
-          <w:szCs w:val="24"/>
-          <w:lang w:eastAsia="en-ID" w:bidi="ar-SA"/>
-          <w14:ligatures w14:val="none"/>
-        </w:rPr>
-        <w:t xml:space="preserve"> </w:t>
-      </w:r>
-      <w:proofErr w:type="spellStart"/>
-      <w:r>
-        <w:rPr>
-          <w:rFonts w:ascii="Times New Roman" w:eastAsia="Times New Roman" w:hAnsi="Times New Roman" w:cs="Times New Roman"/>
-          <w:kern w:val="0"/>
-          <w:sz w:val="24"/>
-          <w:szCs w:val="24"/>
-          <w:lang w:eastAsia="en-ID" w:bidi="ar-SA"/>
-          <w14:ligatures w14:val="none"/>
+          <w:sz w:val="24"/>
+          <w:szCs w:val="24"/>
+        </w:rPr>
+        <w:t xml:space="preserve"> </w:t>
+      </w:r>
+      <w:proofErr w:type="spellStart"/>
+      <w:r>
+        <w:rPr>
+          <w:sz w:val="24"/>
+          <w:szCs w:val="24"/>
         </w:rPr>
         <w:t>mekanisme</w:t>
       </w:r>
       <w:proofErr w:type="spellEnd"/>
       <w:r>
         <w:rPr>
-          <w:rFonts w:ascii="Times New Roman" w:eastAsia="Times New Roman" w:hAnsi="Times New Roman" w:cs="Times New Roman"/>
-          <w:kern w:val="0"/>
-          <w:sz w:val="24"/>
-          <w:szCs w:val="24"/>
-          <w:lang w:eastAsia="en-ID" w:bidi="ar-SA"/>
-          <w14:ligatures w14:val="none"/>
+          <w:sz w:val="24"/>
+          <w:szCs w:val="24"/>
         </w:rPr>
         <w:t xml:space="preserve"> Primary Key </w:t>
       </w:r>
       <w:proofErr w:type="spellStart"/>
       <w:r>
         <w:rPr>
-          <w:rFonts w:ascii="Times New Roman" w:eastAsia="Times New Roman" w:hAnsi="Times New Roman" w:cs="Times New Roman"/>
-          <w:kern w:val="0"/>
-          <w:sz w:val="24"/>
-          <w:szCs w:val="24"/>
-          <w:lang w:eastAsia="en-ID" w:bidi="ar-SA"/>
-          <w14:ligatures w14:val="none"/>
+          <w:sz w:val="24"/>
+          <w:szCs w:val="24"/>
         </w:rPr>
         <w:t>atau</w:t>
       </w:r>
       <w:proofErr w:type="spellEnd"/>
       <w:r>
         <w:rPr>
-          <w:rFonts w:ascii="Times New Roman" w:eastAsia="Times New Roman" w:hAnsi="Times New Roman" w:cs="Times New Roman"/>
-          <w:kern w:val="0"/>
-          <w:sz w:val="24"/>
-          <w:szCs w:val="24"/>
-          <w:lang w:eastAsia="en-ID" w:bidi="ar-SA"/>
-          <w14:ligatures w14:val="none"/>
+          <w:sz w:val="24"/>
+          <w:szCs w:val="24"/>
         </w:rPr>
         <w:t xml:space="preserve"> Unique Constraint, </w:t>
       </w:r>
       <w:proofErr w:type="spellStart"/>
       <w:r>
         <w:rPr>
-          <w:rFonts w:ascii="Times New Roman" w:eastAsia="Times New Roman" w:hAnsi="Times New Roman" w:cs="Times New Roman"/>
-          <w:kern w:val="0"/>
-          <w:sz w:val="24"/>
-          <w:szCs w:val="24"/>
-          <w:lang w:eastAsia="en-ID" w:bidi="ar-SA"/>
-          <w14:ligatures w14:val="none"/>
+          <w:sz w:val="24"/>
+          <w:szCs w:val="24"/>
         </w:rPr>
         <w:t>setiap</w:t>
       </w:r>
       <w:proofErr w:type="spellEnd"/>
       <w:r>
         <w:rPr>
-          <w:rFonts w:ascii="Times New Roman" w:eastAsia="Times New Roman" w:hAnsi="Times New Roman" w:cs="Times New Roman"/>
-          <w:kern w:val="0"/>
-          <w:sz w:val="24"/>
-          <w:szCs w:val="24"/>
-          <w:lang w:eastAsia="en-ID" w:bidi="ar-SA"/>
-          <w14:ligatures w14:val="none"/>
+          <w:sz w:val="24"/>
+          <w:szCs w:val="24"/>
         </w:rPr>
         <w:t xml:space="preserve"> kali </w:t>
       </w:r>
       <w:proofErr w:type="spellStart"/>
       <w:r>
         <w:rPr>
-          <w:rFonts w:ascii="Times New Roman" w:eastAsia="Times New Roman" w:hAnsi="Times New Roman" w:cs="Times New Roman"/>
-          <w:kern w:val="0"/>
-          <w:sz w:val="24"/>
-          <w:szCs w:val="24"/>
-          <w:lang w:eastAsia="en-ID" w:bidi="ar-SA"/>
-          <w14:ligatures w14:val="none"/>
+          <w:sz w:val="24"/>
+          <w:szCs w:val="24"/>
         </w:rPr>
         <w:t>transformasi</w:t>
       </w:r>
       <w:proofErr w:type="spellEnd"/>
       <w:r>
         <w:rPr>
-          <w:rFonts w:ascii="Times New Roman" w:eastAsia="Times New Roman" w:hAnsi="Times New Roman" w:cs="Times New Roman"/>
-          <w:kern w:val="0"/>
-          <w:sz w:val="24"/>
-          <w:szCs w:val="24"/>
-          <w:lang w:eastAsia="en-ID" w:bidi="ar-SA"/>
-          <w14:ligatures w14:val="none"/>
-        </w:rPr>
-        <w:t xml:space="preserve"> </w:t>
-      </w:r>
-      <w:proofErr w:type="spellStart"/>
-      <w:r>
-        <w:rPr>
-          <w:rFonts w:ascii="Times New Roman" w:eastAsia="Times New Roman" w:hAnsi="Times New Roman" w:cs="Times New Roman"/>
-          <w:kern w:val="0"/>
-          <w:sz w:val="24"/>
-          <w:szCs w:val="24"/>
-          <w:lang w:eastAsia="en-ID" w:bidi="ar-SA"/>
-          <w14:ligatures w14:val="none"/>
+          <w:sz w:val="24"/>
+          <w:szCs w:val="24"/>
+        </w:rPr>
+        <w:t xml:space="preserve"> </w:t>
+      </w:r>
+      <w:proofErr w:type="spellStart"/>
+      <w:r>
+        <w:rPr>
+          <w:sz w:val="24"/>
+          <w:szCs w:val="24"/>
         </w:rPr>
         <w:t>dijalankan</w:t>
       </w:r>
       <w:proofErr w:type="spellEnd"/>
       <w:r>
         <w:rPr>
-          <w:rFonts w:ascii="Times New Roman" w:eastAsia="Times New Roman" w:hAnsi="Times New Roman" w:cs="Times New Roman"/>
-          <w:kern w:val="0"/>
-          <w:sz w:val="24"/>
-          <w:szCs w:val="24"/>
-          <w:lang w:eastAsia="en-ID" w:bidi="ar-SA"/>
-          <w14:ligatures w14:val="none"/>
+          <w:sz w:val="24"/>
+          <w:szCs w:val="24"/>
         </w:rPr>
         <w:t xml:space="preserve">, data yang </w:t>
       </w:r>
       <w:proofErr w:type="spellStart"/>
       <w:r>
         <w:rPr>
-          <w:rFonts w:ascii="Times New Roman" w:eastAsia="Times New Roman" w:hAnsi="Times New Roman" w:cs="Times New Roman"/>
-          <w:kern w:val="0"/>
-          <w:sz w:val="24"/>
-          <w:szCs w:val="24"/>
-          <w:lang w:eastAsia="en-ID" w:bidi="ar-SA"/>
-          <w14:ligatures w14:val="none"/>
+          <w:sz w:val="24"/>
+          <w:szCs w:val="24"/>
         </w:rPr>
         <w:t>sama</w:t>
       </w:r>
       <w:proofErr w:type="spellEnd"/>
       <w:r>
         <w:rPr>
-          <w:rFonts w:ascii="Times New Roman" w:eastAsia="Times New Roman" w:hAnsi="Times New Roman" w:cs="Times New Roman"/>
-          <w:kern w:val="0"/>
-          <w:sz w:val="24"/>
-          <w:szCs w:val="24"/>
-          <w:lang w:eastAsia="en-ID" w:bidi="ar-SA"/>
-          <w14:ligatures w14:val="none"/>
-        </w:rPr>
-        <w:t xml:space="preserve"> </w:t>
-      </w:r>
-      <w:proofErr w:type="spellStart"/>
-      <w:r>
-        <w:rPr>
-          <w:rFonts w:ascii="Times New Roman" w:eastAsia="Times New Roman" w:hAnsi="Times New Roman" w:cs="Times New Roman"/>
-          <w:kern w:val="0"/>
-          <w:sz w:val="24"/>
-          <w:szCs w:val="24"/>
-          <w:lang w:eastAsia="en-ID" w:bidi="ar-SA"/>
-          <w14:ligatures w14:val="none"/>
+          <w:sz w:val="24"/>
+          <w:szCs w:val="24"/>
+        </w:rPr>
+        <w:t xml:space="preserve"> </w:t>
+      </w:r>
+      <w:proofErr w:type="spellStart"/>
+      <w:r>
+        <w:rPr>
+          <w:sz w:val="24"/>
+          <w:szCs w:val="24"/>
         </w:rPr>
         <w:t>akan</w:t>
       </w:r>
       <w:proofErr w:type="spellEnd"/>
       <w:r>
         <w:rPr>
-          <w:rFonts w:ascii="Times New Roman" w:eastAsia="Times New Roman" w:hAnsi="Times New Roman" w:cs="Times New Roman"/>
-          <w:kern w:val="0"/>
-          <w:sz w:val="24"/>
-          <w:szCs w:val="24"/>
-          <w:lang w:eastAsia="en-ID" w:bidi="ar-SA"/>
-          <w14:ligatures w14:val="none"/>
-        </w:rPr>
-        <w:t xml:space="preserve"> </w:t>
-      </w:r>
-      <w:proofErr w:type="spellStart"/>
-      <w:r>
-        <w:rPr>
-          <w:rFonts w:ascii="Times New Roman" w:eastAsia="Times New Roman" w:hAnsi="Times New Roman" w:cs="Times New Roman"/>
-          <w:kern w:val="0"/>
-          <w:sz w:val="24"/>
-          <w:szCs w:val="24"/>
-          <w:lang w:eastAsia="en-ID" w:bidi="ar-SA"/>
-          <w14:ligatures w14:val="none"/>
+          <w:sz w:val="24"/>
+          <w:szCs w:val="24"/>
+        </w:rPr>
+        <w:t xml:space="preserve"> </w:t>
+      </w:r>
+      <w:proofErr w:type="spellStart"/>
+      <w:r>
+        <w:rPr>
+          <w:sz w:val="24"/>
+          <w:szCs w:val="24"/>
         </w:rPr>
         <w:t>ditambahkan</w:t>
       </w:r>
       <w:proofErr w:type="spellEnd"/>
       <w:r>
         <w:rPr>
-          <w:rFonts w:ascii="Times New Roman" w:eastAsia="Times New Roman" w:hAnsi="Times New Roman" w:cs="Times New Roman"/>
-          <w:kern w:val="0"/>
-          <w:sz w:val="24"/>
-          <w:szCs w:val="24"/>
-          <w:lang w:eastAsia="en-ID" w:bidi="ar-SA"/>
-          <w14:ligatures w14:val="none"/>
-        </w:rPr>
-        <w:t xml:space="preserve"> </w:t>
-      </w:r>
-      <w:proofErr w:type="spellStart"/>
-      <w:r>
-        <w:rPr>
-          <w:rFonts w:ascii="Times New Roman" w:eastAsia="Times New Roman" w:hAnsi="Times New Roman" w:cs="Times New Roman"/>
-          <w:kern w:val="0"/>
-          <w:sz w:val="24"/>
-          <w:szCs w:val="24"/>
-          <w:lang w:eastAsia="en-ID" w:bidi="ar-SA"/>
-          <w14:ligatures w14:val="none"/>
+          <w:sz w:val="24"/>
+          <w:szCs w:val="24"/>
+        </w:rPr>
+        <w:t xml:space="preserve"> </w:t>
+      </w:r>
+      <w:proofErr w:type="spellStart"/>
+      <w:r>
+        <w:rPr>
+          <w:sz w:val="24"/>
+          <w:szCs w:val="24"/>
         </w:rPr>
         <w:t>lagi</w:t>
       </w:r>
       <w:proofErr w:type="spellEnd"/>
       <w:r>
         <w:rPr>
-          <w:rFonts w:ascii="Times New Roman" w:eastAsia="Times New Roman" w:hAnsi="Times New Roman" w:cs="Times New Roman"/>
-          <w:kern w:val="0"/>
-          <w:sz w:val="24"/>
-          <w:szCs w:val="24"/>
-          <w:lang w:eastAsia="en-ID" w:bidi="ar-SA"/>
-          <w14:ligatures w14:val="none"/>
-        </w:rPr>
-        <w:t xml:space="preserve"> </w:t>
-      </w:r>
-      <w:proofErr w:type="spellStart"/>
-      <w:r>
-        <w:rPr>
-          <w:rFonts w:ascii="Times New Roman" w:eastAsia="Times New Roman" w:hAnsi="Times New Roman" w:cs="Times New Roman"/>
-          <w:kern w:val="0"/>
-          <w:sz w:val="24"/>
-          <w:szCs w:val="24"/>
-          <w:lang w:eastAsia="en-ID" w:bidi="ar-SA"/>
-          <w14:ligatures w14:val="none"/>
+          <w:sz w:val="24"/>
+          <w:szCs w:val="24"/>
+        </w:rPr>
+        <w:t xml:space="preserve"> </w:t>
+      </w:r>
+      <w:proofErr w:type="spellStart"/>
+      <w:r>
+        <w:rPr>
+          <w:sz w:val="24"/>
+          <w:szCs w:val="24"/>
         </w:rPr>
         <w:t>ke</w:t>
       </w:r>
       <w:proofErr w:type="spellEnd"/>
       <w:r>
         <w:rPr>
-          <w:rFonts w:ascii="Times New Roman" w:eastAsia="Times New Roman" w:hAnsi="Times New Roman" w:cs="Times New Roman"/>
-          <w:kern w:val="0"/>
-          <w:sz w:val="24"/>
-          <w:szCs w:val="24"/>
-          <w:lang w:eastAsia="en-ID" w:bidi="ar-SA"/>
-          <w14:ligatures w14:val="none"/>
-        </w:rPr>
-        <w:t xml:space="preserve"> </w:t>
-      </w:r>
-      <w:proofErr w:type="spellStart"/>
-      <w:r>
-        <w:rPr>
-          <w:rFonts w:ascii="Times New Roman" w:eastAsia="Times New Roman" w:hAnsi="Times New Roman" w:cs="Times New Roman"/>
-          <w:kern w:val="0"/>
-          <w:sz w:val="24"/>
-          <w:szCs w:val="24"/>
-          <w:lang w:eastAsia="en-ID" w:bidi="ar-SA"/>
-          <w14:ligatures w14:val="none"/>
+          <w:sz w:val="24"/>
+          <w:szCs w:val="24"/>
+        </w:rPr>
+        <w:t xml:space="preserve"> </w:t>
+      </w:r>
+      <w:proofErr w:type="spellStart"/>
+      <w:r>
+        <w:rPr>
+          <w:sz w:val="24"/>
+          <w:szCs w:val="24"/>
         </w:rPr>
         <w:t>dalam</w:t>
       </w:r>
       <w:proofErr w:type="spellEnd"/>
       <w:r>
         <w:rPr>
-          <w:rFonts w:ascii="Times New Roman" w:eastAsia="Times New Roman" w:hAnsi="Times New Roman" w:cs="Times New Roman"/>
-          <w:kern w:val="0"/>
-          <w:sz w:val="24"/>
-          <w:szCs w:val="24"/>
-          <w:lang w:eastAsia="en-ID" w:bidi="ar-SA"/>
-          <w14:ligatures w14:val="none"/>
-        </w:rPr>
-        <w:t xml:space="preserve"> </w:t>
-      </w:r>
-      <w:proofErr w:type="spellStart"/>
-      <w:r>
-        <w:rPr>
-          <w:rFonts w:ascii="Times New Roman" w:eastAsia="Times New Roman" w:hAnsi="Times New Roman" w:cs="Times New Roman"/>
-          <w:kern w:val="0"/>
-          <w:sz w:val="24"/>
-          <w:szCs w:val="24"/>
-          <w:lang w:eastAsia="en-ID" w:bidi="ar-SA"/>
-          <w14:ligatures w14:val="none"/>
+          <w:sz w:val="24"/>
+          <w:szCs w:val="24"/>
+        </w:rPr>
+        <w:t xml:space="preserve"> </w:t>
+      </w:r>
+      <w:proofErr w:type="spellStart"/>
+      <w:r>
+        <w:rPr>
+          <w:sz w:val="24"/>
+          <w:szCs w:val="24"/>
         </w:rPr>
         <w:t>tabel</w:t>
       </w:r>
       <w:proofErr w:type="spellEnd"/>
       <w:r>
         <w:rPr>
-          <w:rFonts w:ascii="Times New Roman" w:eastAsia="Times New Roman" w:hAnsi="Times New Roman" w:cs="Times New Roman"/>
-          <w:kern w:val="0"/>
-          <w:sz w:val="24"/>
-          <w:szCs w:val="24"/>
-          <w:lang w:eastAsia="en-ID" w:bidi="ar-SA"/>
-          <w14:ligatures w14:val="none"/>
+          <w:sz w:val="24"/>
+          <w:szCs w:val="24"/>
         </w:rPr>
         <w:t xml:space="preserve"> (</w:t>
       </w:r>
       <w:proofErr w:type="spellStart"/>
       <w:r>
         <w:rPr>
-          <w:rFonts w:ascii="Times New Roman" w:eastAsia="Times New Roman" w:hAnsi="Times New Roman" w:cs="Times New Roman"/>
-          <w:kern w:val="0"/>
-          <w:sz w:val="24"/>
-          <w:szCs w:val="24"/>
-          <w:lang w:eastAsia="en-ID" w:bidi="ar-SA"/>
-          <w14:ligatures w14:val="none"/>
+          <w:sz w:val="24"/>
+          <w:szCs w:val="24"/>
         </w:rPr>
         <w:t>duplikasi</w:t>
       </w:r>
       <w:proofErr w:type="spellEnd"/>
       <w:r>
         <w:rPr>
-          <w:rFonts w:ascii="Times New Roman" w:eastAsia="Times New Roman" w:hAnsi="Times New Roman" w:cs="Times New Roman"/>
-          <w:kern w:val="0"/>
-          <w:sz w:val="24"/>
-          <w:szCs w:val="24"/>
-          <w:lang w:eastAsia="en-ID" w:bidi="ar-SA"/>
-          <w14:ligatures w14:val="none"/>
+          <w:sz w:val="24"/>
+          <w:szCs w:val="24"/>
         </w:rPr>
         <w:t>).</w:t>
       </w:r>
@@ -20549,6 +20079,7 @@
       </w:pPr>
       <w:r>
         <w:rPr>
+          <w:noProof/>
           <w:sz w:val="24"/>
           <w:szCs w:val="24"/>
         </w:rPr>
@@ -20599,6 +20130,7 @@
       </w:pPr>
       <w:r>
         <w:rPr>
+          <w:noProof/>
           <w:sz w:val="24"/>
           <w:szCs w:val="24"/>
         </w:rPr>
@@ -23925,6 +23457,7 @@
   <w:style w:type="character" w:default="1" w:styleId="DefaultParagraphFont">
     <w:name w:val="Default Paragraph Font"/>
     <w:uiPriority w:val="1"/>
+    <w:semiHidden/>
     <w:unhideWhenUsed/>
   </w:style>
   <w:style w:type="table" w:default="1" w:styleId="TableNormal">
